--- a/docs/manual/fungiforge_manual.docx
+++ b/docs/manual/fungiforge_manual.docx
@@ -15,7 +15,7 @@
         <w:pStyle w:val="Subtitle"/>
       </w:pPr>
       <w:r>
-        <w:t xml:space="preserve">A fungal ONT (+optional Illumina hybrid) genomics pipeline (reads → assembly → annotation → identification → antifungal resistance → BGCs → One Health analysis)</w:t>
+        <w:t xml:space="preserve">A fungal ONT / Illumina / hybrid genomics pipeline (reads → assembly → annotation → identification → antifungal resistance → BGCs → One Health analysis)</w:t>
       </w:r>
     </w:p>
     <w:p>
@@ -100,15 +100,6 @@
         <w:pStyle w:val="Heading1"/>
       </w:pPr>
       <w:r>
-        <w:rPr>
-          <w:rStyle w:val="SectionNumber"/>
-        </w:rPr>
-        <w:t xml:space="preserve">1</w:t>
-      </w:r>
-      <w:r>
-        <w:tab/>
-      </w:r>
-      <w:r>
         <w:t xml:space="preserve">1. Introduction</w:t>
       </w:r>
     </w:p>
@@ -143,19 +134,35 @@
         <w:t xml:space="preserve"> </w:t>
       </w:r>
       <w:r>
-        <w:t xml:space="preserve">pipeline that turns Oxford Nanopore (ONT) long</w:t>
-      </w:r>
-      <w:r>
-        <w:t xml:space="preserve"> </w:t>
-      </w:r>
-      <w:r>
-        <w:t xml:space="preserve">reads — optionally augmented with Illumina short reads for a hybrid polish — from a single</w:t>
-      </w:r>
-      <w:r>
-        <w:t xml:space="preserve"> </w:t>
-      </w:r>
-      <w:r>
-        <w:t xml:space="preserve">fungal isolate into a</w:t>
+        <w:t xml:space="preserve">pipeline that turns sequencing reads from a single</w:t>
+      </w:r>
+      <w:r>
+        <w:t xml:space="preserve"> </w:t>
+      </w:r>
+      <w:r>
+        <w:t xml:space="preserve">fungal isolate —</w:t>
+      </w:r>
+      <w:r>
+        <w:t xml:space="preserve"> </w:t>
+      </w:r>
+      <w:r>
+        <w:rPr>
+          <w:b/>
+          <w:bCs/>
+        </w:rPr>
+        <w:t xml:space="preserve">Oxford Nanopore (ONT) long reads, Illumina short reads, or both (hybrid)</w:t>
+      </w:r>
+      <w:r>
+        <w:t xml:space="preserve"> </w:t>
+      </w:r>
+      <w:r>
+        <w:t xml:space="preserve">—</w:t>
+      </w:r>
+      <w:r>
+        <w:t xml:space="preserve"> </w:t>
+      </w:r>
+      <w:r>
+        <w:t xml:space="preserve">into a</w:t>
       </w:r>
       <w:r>
         <w:t xml:space="preserve"> </w:t>
@@ -473,13 +480,13 @@
         <w:t xml:space="preserve">organism-agnostic</w:t>
       </w:r>
       <w:r>
-        <w:t xml:space="preserve">: any cultured fungal isolate with ONT reads runs</w:t>
-      </w:r>
-      <w:r>
-        <w:t xml:space="preserve"> </w:t>
-      </w:r>
-      <w:r>
-        <w:t xml:space="preserve">through it.</w:t>
+        <w:t xml:space="preserve">: any cultured fungal isolate with ONT and/or Illumina</w:t>
+      </w:r>
+      <w:r>
+        <w:t xml:space="preserve"> </w:t>
+      </w:r>
+      <w:r>
+        <w:t xml:space="preserve">reads runs through it.</w:t>
       </w:r>
     </w:p>
     <w:p>
@@ -509,7 +516,7 @@
         <w:t xml:space="preserve"> </w:t>
       </w:r>
       <w:r>
-        <w:t xml:space="preserve">realities of fungal genomics from Nanopore:</w:t>
+        <w:t xml:space="preserve">realities of fungal genomics:</w:t>
       </w:r>
       <w:r>
         <w:t xml:space="preserve"> </w:t>
@@ -544,7 +551,16 @@
         <w:t xml:space="preserve">provisional until hybrid-polished</w:t>
       </w:r>
       <w:r>
-        <w:t xml:space="preserve">; and</w:t>
+        <w:t xml:space="preserve"> </w:t>
+      </w:r>
+      <w:r>
+        <w:t xml:space="preserve">(hybrid and Illumina-only assemblies are high-confidence,</w:t>
+      </w:r>
+      <w:r>
+        <w:t xml:space="preserve"> </w:t>
+      </w:r>
+      <w:r>
+        <w:t xml:space="preserve">having no homopolymer-indel problem); and</w:t>
       </w:r>
       <w:r>
         <w:t xml:space="preserve"> </w:t>
@@ -741,15 +757,6 @@
         <w:pStyle w:val="Heading1"/>
       </w:pPr>
       <w:r>
-        <w:rPr>
-          <w:rStyle w:val="SectionNumber"/>
-        </w:rPr>
-        <w:t xml:space="preserve">2</w:t>
-      </w:r>
-      <w:r>
-        <w:tab/>
-      </w:r>
-      <w:r>
         <w:t xml:space="preserve">2. Concepts</w:t>
       </w:r>
     </w:p>
@@ -776,514 +783,28 @@
           <w:b/>
           <w:bCs/>
         </w:rPr>
-        <w:t xml:space="preserve">ONT-first, hybrid-optional assembly — and why polishing matters for resistance.</w:t>
-      </w:r>
-      <w:r>
-        <w:t xml:space="preserve"> </w:t>
-      </w:r>
-      <w:r>
-        <w:t xml:space="preserve">Nanopore long reads span repeats and resolve a contiguous fungal genome (typically</w:t>
-      </w:r>
-      <w:r>
-        <w:t xml:space="preserve"> </w:t>
-      </w:r>
-      <w:r>
-        <w:t xml:space="preserve">30–50 Mb) that short reads alone fragment. Their weakness is</w:t>
-      </w:r>
-      <w:r>
-        <w:t xml:space="preserve"> </w:t>
-      </w:r>
-      <w:r>
-        <w:rPr>
-          <w:b/>
-          <w:bCs/>
-        </w:rPr>
-        <w:t xml:space="preserve">systematic error in</w:t>
-      </w:r>
-      <w:r>
-        <w:rPr>
-          <w:b/>
-          <w:bCs/>
-        </w:rPr>
-        <w:t xml:space="preserve"> </w:t>
-      </w:r>
-      <w:r>
-        <w:rPr>
-          <w:b/>
-          <w:bCs/>
-        </w:rPr>
-        <w:t xml:space="preserve">homopolymer runs</w:t>
-      </w:r>
-      <w:r>
-        <w:t xml:space="preserve"> </w:t>
-      </w:r>
-      <w:r>
-        <w:t xml:space="preserve">— a run of six</w:t>
-      </w:r>
-      <w:r>
-        <w:t xml:space="preserve"> </w:t>
-      </w:r>
-      <w:r>
-        <w:rPr>
-          <w:rStyle w:val="VerbatimChar"/>
-        </w:rPr>
-        <w:t xml:space="preserve">A</w:t>
-      </w:r>
-      <w:r>
-        <w:t xml:space="preserve">s may be read as five or seven — which produces</w:t>
-      </w:r>
-      <w:r>
-        <w:t xml:space="preserve"> </w:t>
-      </w:r>
-      <w:r>
-        <w:rPr>
-          <w:b/>
-          <w:bCs/>
-        </w:rPr>
-        <w:t xml:space="preserve">false indels and frameshifts</w:t>
-      </w:r>
-      <w:r>
-        <w:t xml:space="preserve">. Antifungal-resistance calling reads single-residue changes</w:t>
-      </w:r>
-      <w:r>
-        <w:t xml:space="preserve"> </w:t>
-      </w:r>
-      <w:r>
-        <w:t xml:space="preserve">in genes like</w:t>
-      </w:r>
-      <w:r>
-        <w:t xml:space="preserve"> </w:t>
-      </w:r>
-      <w:r>
-        <w:rPr>
-          <w:i/>
-          <w:iCs/>
-        </w:rPr>
-        <w:t xml:space="preserve">cyp51A</w:t>
-      </w:r>
-      <w:r>
-        <w:t xml:space="preserve">,</w:t>
-      </w:r>
-      <w:r>
-        <w:t xml:space="preserve"> </w:t>
-      </w:r>
-      <w:r>
-        <w:rPr>
-          <w:i/>
-          <w:iCs/>
-        </w:rPr>
-        <w:t xml:space="preserve">ERG11</w:t>
-      </w:r>
-      <w:r>
-        <w:t xml:space="preserve"> </w:t>
-      </w:r>
-      <w:r>
-        <w:t xml:space="preserve">and</w:t>
-      </w:r>
-      <w:r>
-        <w:t xml:space="preserve"> </w:t>
-      </w:r>
-      <w:r>
-        <w:rPr>
-          <w:i/>
-          <w:iCs/>
-        </w:rPr>
-        <w:t xml:space="preserve">FKS1</w:t>
-      </w:r>
-      <w:r>
-        <w:t xml:space="preserve">, so an uncorrected homopolymer error can</w:t>
-      </w:r>
-      <w:r>
-        <w:t xml:space="preserve"> </w:t>
-      </w:r>
-      <w:r>
-        <w:rPr>
-          <w:i/>
-          <w:iCs/>
-        </w:rPr>
-        <w:t xml:space="preserve">invent</w:t>
-      </w:r>
-      <w:r>
-        <w:t xml:space="preserve"> </w:t>
-      </w:r>
-      <w:r>
-        <w:t xml:space="preserve">a resistance mutation or</w:t>
-      </w:r>
-      <w:r>
-        <w:t xml:space="preserve"> </w:t>
-      </w:r>
-      <w:r>
-        <w:rPr>
-          <w:i/>
-          <w:iCs/>
-        </w:rPr>
-        <w:t xml:space="preserve">erase</w:t>
-      </w:r>
-      <w:r>
-        <w:t xml:space="preserve"> </w:t>
-      </w:r>
-      <w:r>
-        <w:t xml:space="preserve">a real one. FungiForge therefore polishes in two steps:</w:t>
-      </w:r>
-      <w:r>
-        <w:t xml:space="preserve"> </w:t>
-      </w:r>
-      <w:r>
-        <w:rPr>
-          <w:b/>
-          <w:bCs/>
-        </w:rPr>
-        <w:t xml:space="preserve">Stage 03a Medaka</w:t>
-      </w:r>
-      <w:r>
-        <w:t xml:space="preserve"> </w:t>
-      </w:r>
-      <w:r>
-        <w:t xml:space="preserve">(an ONT neural consensus, always run) then, when Illumina reads are</w:t>
-      </w:r>
-      <w:r>
-        <w:t xml:space="preserve"> </w:t>
-      </w:r>
-      <w:r>
-        <w:t xml:space="preserve">present,</w:t>
-      </w:r>
-      <w:r>
-        <w:t xml:space="preserve"> </w:t>
-      </w:r>
-      <w:r>
-        <w:rPr>
-          <w:b/>
-          <w:bCs/>
-        </w:rPr>
-        <w:t xml:space="preserve">Stage 03b Polypolish</w:t>
-      </w:r>
-      <w:r>
-        <w:t xml:space="preserve"> </w:t>
-      </w:r>
-      <w:r>
-        <w:t xml:space="preserve">(a short-read polisher that corrects the residual indels</w:t>
-      </w:r>
-      <w:r>
-        <w:t xml:space="preserve"> </w:t>
-      </w:r>
-      <w:r>
-        <w:t xml:space="preserve">Medaka cannot). Every isolate carries a</w:t>
-      </w:r>
-      <w:r>
-        <w:t xml:space="preserve"> </w:t>
-      </w:r>
-      <w:r>
-        <w:rPr>
-          <w:b/>
-          <w:bCs/>
-        </w:rPr>
-        <w:t xml:space="preserve">polish mode</w:t>
-      </w:r>
-      <w:r>
-        <w:t xml:space="preserve"> </w:t>
-      </w:r>
-      <w:r>
-        <w:t xml:space="preserve">(</w:t>
-      </w:r>
-      <w:r>
-        <w:rPr>
-          <w:rStyle w:val="VerbatimChar"/>
-        </w:rPr>
-        <w:t xml:space="preserve">hybrid</w:t>
-      </w:r>
-      <w:r>
-        <w:t xml:space="preserve">,</w:t>
-      </w:r>
-      <w:r>
-        <w:t xml:space="preserve"> </w:t>
-      </w:r>
-      <w:r>
-        <w:rPr>
-          <w:rStyle w:val="VerbatimChar"/>
-        </w:rPr>
-        <w:t xml:space="preserve">ont_only</w:t>
-      </w:r>
-      <w:r>
-        <w:t xml:space="preserve">, or</w:t>
-      </w:r>
-      <w:r>
-        <w:t xml:space="preserve"> </w:t>
-      </w:r>
-      <w:r>
-        <w:rPr>
-          <w:rStyle w:val="VerbatimChar"/>
-        </w:rPr>
-        <w:t xml:space="preserve">hybrid_failed_ont_fallback</w:t>
-      </w:r>
-      <w:r>
-        <w:t xml:space="preserve">) and a</w:t>
-      </w:r>
-      <w:r>
-        <w:t xml:space="preserve"> </w:t>
-      </w:r>
-      <w:r>
-        <w:rPr>
-          <w:b/>
-          <w:bCs/>
-        </w:rPr>
-        <w:t xml:space="preserve">resistance-confidence flag</w:t>
-      </w:r>
-      <w:r>
-        <w:t xml:space="preserve">; ONT-only calls are labelled</w:t>
-      </w:r>
-      <w:r>
-        <w:t xml:space="preserve"> </w:t>
-      </w:r>
-      <w:r>
-        <w:rPr>
-          <w:rStyle w:val="VerbatimChar"/>
-        </w:rPr>
-        <w:t xml:space="preserve">provisional_ont_only</w:t>
-      </w:r>
-      <w:r>
-        <w:t xml:space="preserve"> </w:t>
-      </w:r>
-      <w:r>
-        <w:t xml:space="preserve">and never presented as clean.</w:t>
-      </w:r>
-    </w:p>
-    <w:p>
-      <w:pPr>
-        <w:pStyle w:val="BodyText"/>
-      </w:pPr>
-      <w:r>
-        <w:rPr>
-          <w:b/>
-          <w:bCs/>
-        </w:rPr>
-        <w:t xml:space="preserve">ITS/UNITE barcoding and GCPSR multi-locus identification — no GTDB for fungi.</w:t>
-      </w:r>
-      <w:r>
-        <w:t xml:space="preserve"> </w:t>
-      </w:r>
-      <w:r>
-        <w:t xml:space="preserve">Bacteria</w:t>
-      </w:r>
-      <w:r>
-        <w:t xml:space="preserve"> </w:t>
-      </w:r>
-      <w:r>
-        <w:t xml:space="preserve">have GTDB-Tk and a genome-taxonomy backbone; fungi do not. The universal fungal barcode is</w:t>
-      </w:r>
-      <w:r>
-        <w:t xml:space="preserve"> </w:t>
-      </w:r>
-      <w:r>
-        <w:t xml:space="preserve">the</w:t>
-      </w:r>
-      <w:r>
-        <w:t xml:space="preserve"> </w:t>
-      </w:r>
-      <w:r>
-        <w:rPr>
-          <w:b/>
-          <w:bCs/>
-        </w:rPr>
-        <w:t xml:space="preserve">ITS region</w:t>
-      </w:r>
-      <w:r>
-        <w:t xml:space="preserve"> </w:t>
-      </w:r>
-      <w:r>
-        <w:t xml:space="preserve">(ITS1–5.8S–ITS2, between the SSU and LSU rRNA genes), classified against</w:t>
-      </w:r>
-      <w:r>
-        <w:t xml:space="preserve"> </w:t>
-      </w:r>
-      <w:r>
-        <w:t xml:space="preserve">the</w:t>
-      </w:r>
-      <w:r>
-        <w:t xml:space="preserve"> </w:t>
-      </w:r>
-      <w:r>
-        <w:rPr>
-          <w:b/>
-          <w:bCs/>
-        </w:rPr>
-        <w:t xml:space="preserve">UNITE</w:t>
-      </w:r>
-      <w:r>
-        <w:t xml:space="preserve"> </w:t>
-      </w:r>
-      <w:r>
-        <w:t xml:space="preserve">reference database of curated species hypotheses (SH). ITS alone is often only</w:t>
-      </w:r>
-      <w:r>
-        <w:t xml:space="preserve"> </w:t>
-      </w:r>
-      <w:r>
-        <w:t xml:space="preserve">genus-resolving, so FungiForge combines it with</w:t>
-      </w:r>
-      <w:r>
-        <w:t xml:space="preserve"> </w:t>
-      </w:r>
-      <w:r>
-        <w:rPr>
-          <w:b/>
-          <w:bCs/>
-        </w:rPr>
-        <w:t xml:space="preserve">genome-level average nucleotide identity</w:t>
-      </w:r>
-      <w:r>
-        <w:rPr>
-          <w:b/>
-          <w:bCs/>
-        </w:rPr>
-        <w:t xml:space="preserve"> </w:t>
-      </w:r>
-      <w:r>
-        <w:rPr>
-          <w:b/>
-          <w:bCs/>
-        </w:rPr>
-        <w:t xml:space="preserve">(ANI)</w:t>
-      </w:r>
-      <w:r>
-        <w:t xml:space="preserve"> </w:t>
-      </w:r>
-      <w:r>
-        <w:t xml:space="preserve">(sourmash/skani vs type-strain sketches) and</w:t>
-      </w:r>
-      <w:r>
-        <w:t xml:space="preserve"> </w:t>
-      </w:r>
-      <w:r>
-        <w:rPr>
-          <w:b/>
-          <w:bCs/>
-        </w:rPr>
-        <w:t xml:space="preserve">MLST</w:t>
-      </w:r>
-      <w:r>
-        <w:t xml:space="preserve">, and reports a call under the</w:t>
-      </w:r>
-      <w:r>
-        <w:t xml:space="preserve"> </w:t>
-      </w:r>
-      <w:r>
-        <w:t xml:space="preserve">principle of</w:t>
-      </w:r>
-      <w:r>
-        <w:t xml:space="preserve"> </w:t>
-      </w:r>
-      <w:r>
-        <w:rPr>
-          <w:b/>
-          <w:bCs/>
-        </w:rPr>
-        <w:t xml:space="preserve">GCPSR — Genealogical Concordance Phylogenetic Species Recognition</w:t>
-      </w:r>
-      <w:r>
-        <w:t xml:space="preserve">: a species</w:t>
-      </w:r>
-      <w:r>
-        <w:t xml:space="preserve"> </w:t>
-      </w:r>
-      <w:r>
-        <w:t xml:space="preserve">is asserted with high confidence only when independent loci (ITS</w:t>
-      </w:r>
-      <w:r>
-        <w:t xml:space="preserve"> </w:t>
-      </w:r>
-      <w:r>
-        <w:rPr>
-          <w:i/>
-          <w:iCs/>
-        </w:rPr>
-        <w:t xml:space="preserve">and</w:t>
-      </w:r>
-      <w:r>
-        <w:t xml:space="preserve"> </w:t>
-      </w:r>
-      <w:r>
-        <w:t xml:space="preserve">genome ANI) agree. The</w:t>
-      </w:r>
-      <w:r>
-        <w:t xml:space="preserve"> </w:t>
-      </w:r>
-      <w:r>
-        <w:t xml:space="preserve">result is always a species</w:t>
-      </w:r>
-      <w:r>
-        <w:t xml:space="preserve"> </w:t>
-      </w:r>
-      <w:r>
-        <w:rPr>
-          <w:b/>
-          <w:bCs/>
-        </w:rPr>
-        <w:t xml:space="preserve">plus a confidence and a method</w:t>
-      </w:r>
-      <w:r>
-        <w:t xml:space="preserve">, never a bare label. Guidance</w:t>
-      </w:r>
-      <w:r>
-        <w:t xml:space="preserve"> </w:t>
-      </w:r>
-      <w:r>
-        <w:t xml:space="preserve">thresholds: ITS identity ≥98.5% → species-level; 94–98.5% → genus/uncertain; &lt;94% →</w:t>
-      </w:r>
-      <w:r>
-        <w:t xml:space="preserve"> </w:t>
-      </w:r>
-      <w:r>
-        <w:t xml:space="preserve">candidate novel.</w:t>
-      </w:r>
-    </w:p>
-    <w:p>
-      <w:pPr>
-        <w:pStyle w:val="BodyText"/>
-      </w:pPr>
-      <w:r>
-        <w:rPr>
-          <w:b/>
-          <w:bCs/>
-        </w:rPr>
-        <w:t xml:space="preserve">Why antifungal resistance is bespoke: a curated panel + FungAMR references + a structural</w:t>
-      </w:r>
-      <w:r>
-        <w:rPr>
-          <w:b/>
-          <w:bCs/>
-        </w:rPr>
-        <w:t xml:space="preserve"> </w:t>
-      </w:r>
-      <w:r>
-        <w:rPr>
-          <w:b/>
-          <w:bCs/>
-        </w:rPr>
-        <w:t xml:space="preserve">TR detector.</w:t>
-      </w:r>
-      <w:r>
-        <w:t xml:space="preserve"> </w:t>
-      </w:r>
-      <w:r>
-        <w:t xml:space="preserve">No curated, sequence-bearing</w:t>
-      </w:r>
-      <w:r>
-        <w:t xml:space="preserve"> </w:t>
-      </w:r>
-      <w:r>
-        <w:t xml:space="preserve">“ResFinder for fungi”</w:t>
-      </w:r>
-      <w:r>
-        <w:t xml:space="preserve"> </w:t>
-      </w:r>
-      <w:r>
-        <w:t xml:space="preserve">exists. FungiForge builds</w:t>
-      </w:r>
-      <w:r>
-        <w:t xml:space="preserve"> </w:t>
-      </w:r>
-      <w:r>
-        <w:t xml:space="preserve">resistance calling from three parts:</w:t>
+        <w:t xml:space="preserve">Three input modes — and why polishing matters for resistance.</w:t>
+      </w:r>
+      <w:r>
+        <w:t xml:space="preserve"> </w:t>
+      </w:r>
+      <w:r>
+        <w:t xml:space="preserve">FungiForge assembles from whatever reads an isolate has, routed automatically by</w:t>
+      </w:r>
+      <w:r>
+        <w:t xml:space="preserve"> </w:t>
+      </w:r>
+      <w:r>
+        <w:rPr>
+          <w:rStyle w:val="VerbatimChar"/>
+        </w:rPr>
+        <w:t xml:space="preserve">meta.assembly_mode</w:t>
+      </w:r>
+      <w:r>
+        <w:t xml:space="preserve"> </w:t>
+      </w:r>
+      <w:r>
+        <w:t xml:space="preserve">(set from the samplesheet):</w:t>
       </w:r>
     </w:p>
     <w:p>
@@ -1299,28 +820,87 @@
           <w:b/>
           <w:bCs/>
         </w:rPr>
-        <w:t xml:space="preserve">A curated panel</w:t>
-      </w:r>
-      <w:r>
-        <w:t xml:space="preserve"> </w:t>
-      </w:r>
-      <w:r>
-        <w:t xml:space="preserve">(</w:t>
-      </w:r>
-      <w:r>
-        <w:rPr>
-          <w:rStyle w:val="VerbatimChar"/>
-        </w:rPr>
-        <w:t xml:space="preserve">af_resistance_panel.tsv</w:t>
-      </w:r>
-      <w:r>
-        <w:t xml:space="preserve">) — an interpretation overlay listing, per</w:t>
-      </w:r>
-      <w:r>
-        <w:t xml:space="preserve"> </w:t>
-      </w:r>
-      <w:r>
-        <w:t xml:space="preserve">gene and per species, the drug class, the</w:t>
+        <w:t xml:space="preserve">ONT-only (</w:t>
+      </w:r>
+      <w:r>
+        <w:rPr>
+          <w:rStyle w:val="VerbatimChar"/>
+          <w:b/>
+          <w:bCs/>
+        </w:rPr>
+        <w:t xml:space="preserve">longread</w:t>
+      </w:r>
+      <w:r>
+        <w:rPr>
+          <w:b/>
+          <w:bCs/>
+        </w:rPr>
+        <w:t xml:space="preserve">)</w:t>
+      </w:r>
+      <w:r>
+        <w:t xml:space="preserve"> </w:t>
+      </w:r>
+      <w:r>
+        <w:t xml:space="preserve">— Nanopore long reads span repeats and resolve a contiguous fungal</w:t>
+      </w:r>
+      <w:r>
+        <w:t xml:space="preserve"> </w:t>
+      </w:r>
+      <w:r>
+        <w:t xml:space="preserve">genome (typically 30–50 Mb) that short reads alone fragment (Flye). Their weakness is</w:t>
+      </w:r>
+      <w:r>
+        <w:t xml:space="preserve"> </w:t>
+      </w:r>
+      <w:r>
+        <w:rPr>
+          <w:b/>
+          <w:bCs/>
+        </w:rPr>
+        <w:t xml:space="preserve">systematic error in homopolymer runs</w:t>
+      </w:r>
+      <w:r>
+        <w:t xml:space="preserve"> </w:t>
+      </w:r>
+      <w:r>
+        <w:t xml:space="preserve">— a run of six</w:t>
+      </w:r>
+      <w:r>
+        <w:t xml:space="preserve"> </w:t>
+      </w:r>
+      <w:r>
+        <w:rPr>
+          <w:rStyle w:val="VerbatimChar"/>
+        </w:rPr>
+        <w:t xml:space="preserve">A</w:t>
+      </w:r>
+      <w:r>
+        <w:t xml:space="preserve">s may be read as five or seven —</w:t>
+      </w:r>
+      <w:r>
+        <w:t xml:space="preserve"> </w:t>
+      </w:r>
+      <w:r>
+        <w:t xml:space="preserve">producing</w:t>
+      </w:r>
+      <w:r>
+        <w:t xml:space="preserve"> </w:t>
+      </w:r>
+      <w:r>
+        <w:rPr>
+          <w:b/>
+          <w:bCs/>
+        </w:rPr>
+        <w:t xml:space="preserve">false indels and frameshifts</w:t>
+      </w:r>
+      <w:r>
+        <w:t xml:space="preserve">. Antifungal-resistance calling reads single-residue</w:t>
+      </w:r>
+      <w:r>
+        <w:t xml:space="preserve"> </w:t>
+      </w:r>
+      <w:r>
+        <w:t xml:space="preserve">changes in genes like</w:t>
       </w:r>
       <w:r>
         <w:t xml:space="preserve"> </w:t>
@@ -1330,25 +910,105 @@
           <w:i/>
           <w:iCs/>
         </w:rPr>
-        <w:t xml:space="preserve">mechanism</w:t>
-      </w:r>
-      <w:r>
-        <w:t xml:space="preserve"> </w:t>
-      </w:r>
-      <w:r>
-        <w:t xml:space="preserve">(substitution / loss-of-function /</w:t>
-      </w:r>
-      <w:r>
-        <w:t xml:space="preserve"> </w:t>
-      </w:r>
-      <w:r>
-        <w:t xml:space="preserve">gain-of-function / over-expression / promoter tandem-repeat), the hotspot residue numbers,</w:t>
-      </w:r>
-      <w:r>
-        <w:t xml:space="preserve"> </w:t>
-      </w:r>
-      <w:r>
-        <w:t xml:space="preserve">and the known resistance mutations, each with a literature source.</w:t>
+        <w:t xml:space="preserve">cyp51A</w:t>
+      </w:r>
+      <w:r>
+        <w:t xml:space="preserve">,</w:t>
+      </w:r>
+      <w:r>
+        <w:t xml:space="preserve"> </w:t>
+      </w:r>
+      <w:r>
+        <w:rPr>
+          <w:i/>
+          <w:iCs/>
+        </w:rPr>
+        <w:t xml:space="preserve">ERG11</w:t>
+      </w:r>
+      <w:r>
+        <w:t xml:space="preserve"> </w:t>
+      </w:r>
+      <w:r>
+        <w:t xml:space="preserve">and</w:t>
+      </w:r>
+      <w:r>
+        <w:t xml:space="preserve"> </w:t>
+      </w:r>
+      <w:r>
+        <w:rPr>
+          <w:i/>
+          <w:iCs/>
+        </w:rPr>
+        <w:t xml:space="preserve">FKS1</w:t>
+      </w:r>
+      <w:r>
+        <w:t xml:space="preserve">, so an uncorrected homopolymer error can</w:t>
+      </w:r>
+      <w:r>
+        <w:t xml:space="preserve"> </w:t>
+      </w:r>
+      <w:r>
+        <w:rPr>
+          <w:i/>
+          <w:iCs/>
+        </w:rPr>
+        <w:t xml:space="preserve">invent</w:t>
+      </w:r>
+      <w:r>
+        <w:t xml:space="preserve"> </w:t>
+      </w:r>
+      <w:r>
+        <w:t xml:space="preserve">a resistance mutation or</w:t>
+      </w:r>
+      <w:r>
+        <w:t xml:space="preserve"> </w:t>
+      </w:r>
+      <w:r>
+        <w:rPr>
+          <w:i/>
+          <w:iCs/>
+        </w:rPr>
+        <w:t xml:space="preserve">erase</w:t>
+      </w:r>
+      <w:r>
+        <w:t xml:space="preserve"> </w:t>
+      </w:r>
+      <w:r>
+        <w:t xml:space="preserve">a real one.</w:t>
+      </w:r>
+      <w:r>
+        <w:t xml:space="preserve"> </w:t>
+      </w:r>
+      <w:r>
+        <w:rPr>
+          <w:b/>
+          <w:bCs/>
+        </w:rPr>
+        <w:t xml:space="preserve">Stage 03a Medaka</w:t>
+      </w:r>
+      <w:r>
+        <w:t xml:space="preserve"> </w:t>
+      </w:r>
+      <w:r>
+        <w:t xml:space="preserve">(an ONT neural</w:t>
+      </w:r>
+      <w:r>
+        <w:t xml:space="preserve"> </w:t>
+      </w:r>
+      <w:r>
+        <w:t xml:space="preserve">consensus) is always applied, but calls remain</w:t>
+      </w:r>
+      <w:r>
+        <w:t xml:space="preserve"> </w:t>
+      </w:r>
+      <w:r>
+        <w:rPr>
+          <w:rStyle w:val="VerbatimChar"/>
+        </w:rPr>
+        <w:t xml:space="preserve">provisional_ont_only</w:t>
+      </w:r>
+      <w:r>
+        <w:t xml:space="preserve">.</w:t>
       </w:r>
     </w:p>
     <w:p>
@@ -1364,112 +1024,69 @@
           <w:b/>
           <w:bCs/>
         </w:rPr>
-        <w:t xml:space="preserve">FungAMR reference sequences</w:t>
-      </w:r>
-      <w:r>
-        <w:t xml:space="preserve"> </w:t>
-      </w:r>
-      <w:r>
-        <w:t xml:space="preserve">— FungAMR (Bédard/Landry</w:t>
-      </w:r>
-      <w:r>
-        <w:t xml:space="preserve"> </w:t>
-      </w:r>
-      <w:r>
-        <w:rPr>
-          <w:i/>
-          <w:iCs/>
-        </w:rPr>
-        <w:t xml:space="preserve">et al.</w:t>
-      </w:r>
-      <w:r>
-        <w:t xml:space="preserve">,</w:t>
-      </w:r>
-      <w:r>
-        <w:t xml:space="preserve"> </w:t>
-      </w:r>
-      <w:r>
-        <w:rPr>
-          <w:i/>
-          <w:iCs/>
-        </w:rPr>
-        <w:t xml:space="preserve">Nat Microbiol</w:t>
-      </w:r>
-      <w:r>
-        <w:t xml:space="preserve"> </w:t>
-      </w:r>
-      <w:r>
-        <w:t xml:space="preserve">2025)</w:t>
-      </w:r>
-      <w:r>
-        <w:t xml:space="preserve"> </w:t>
-      </w:r>
-      <w:r>
-        <w:t xml:space="preserve">ships a mutation</w:t>
-      </w:r>
-      <w:r>
-        <w:t xml:space="preserve"> </w:t>
-      </w:r>
-      <w:r>
-        <w:rPr>
-          <w:i/>
-          <w:iCs/>
-        </w:rPr>
-        <w:t xml:space="preserve">table</w:t>
-      </w:r>
-      <w:r>
-        <w:t xml:space="preserve"> </w:t>
-      </w:r>
-      <w:r>
-        <w:t xml:space="preserve">with no sequences;</w:t>
-      </w:r>
-      <w:r>
-        <w:t xml:space="preserve"> </w:t>
-      </w:r>
-      <w:r>
-        <w:rPr>
-          <w:rStyle w:val="VerbatimChar"/>
-        </w:rPr>
-        <w:t xml:space="preserve">bin/build_fungamr_refs.py</w:t>
-      </w:r>
-      <w:r>
-        <w:t xml:space="preserve"> </w:t>
-      </w:r>
-      <w:r>
-        <w:t xml:space="preserve">fetches the</w:t>
-      </w:r>
-      <w:r>
-        <w:t xml:space="preserve"> </w:t>
-      </w:r>
-      <w:r>
-        <w:t xml:space="preserve">UniProt protein for every</w:t>
-      </w:r>
-      <w:r>
-        <w:t xml:space="preserve"> </w:t>
-      </w:r>
-      <w:r>
-        <w:rPr>
-          <w:rStyle w:val="VerbatimChar"/>
-        </w:rPr>
-        <w:t xml:space="preserve">ref_seq_uniprot_accession</w:t>
-      </w:r>
-      <w:r>
-        <w:t xml:space="preserve"> </w:t>
-      </w:r>
-      <w:r>
-        <w:t xml:space="preserve">and writes a species-labelled</w:t>
-      </w:r>
-      <w:r>
-        <w:t xml:space="preserve"> </w:t>
-      </w:r>
-      <w:r>
-        <w:t xml:space="preserve">reference FASTA that the caller aligns the isolate’s proteins against, so hotspot residue</w:t>
-      </w:r>
-      <w:r>
-        <w:t xml:space="preserve"> </w:t>
-      </w:r>
-      <w:r>
-        <w:t xml:space="preserve">numbering is anchored to the correct reference frame.</w:t>
+        <w:t xml:space="preserve">Hybrid (</w:t>
+      </w:r>
+      <w:r>
+        <w:rPr>
+          <w:rStyle w:val="VerbatimChar"/>
+          <w:b/>
+          <w:bCs/>
+        </w:rPr>
+        <w:t xml:space="preserve">longread</w:t>
+      </w:r>
+      <w:r>
+        <w:rPr>
+          <w:b/>
+          <w:bCs/>
+        </w:rPr>
+        <w:t xml:space="preserve"> </w:t>
+      </w:r>
+      <w:r>
+        <w:rPr>
+          <w:b/>
+          <w:bCs/>
+        </w:rPr>
+        <w:t xml:space="preserve">+ Illumina)</w:t>
+      </w:r>
+      <w:r>
+        <w:t xml:space="preserve"> </w:t>
+      </w:r>
+      <w:r>
+        <w:t xml:space="preserve">— after Medaka,</w:t>
+      </w:r>
+      <w:r>
+        <w:t xml:space="preserve"> </w:t>
+      </w:r>
+      <w:r>
+        <w:rPr>
+          <w:b/>
+          <w:bCs/>
+        </w:rPr>
+        <w:t xml:space="preserve">Stage 03b Polypolish</w:t>
+      </w:r>
+      <w:r>
+        <w:t xml:space="preserve"> </w:t>
+      </w:r>
+      <w:r>
+        <w:t xml:space="preserve">uses the short reads</w:t>
+      </w:r>
+      <w:r>
+        <w:t xml:space="preserve"> </w:t>
+      </w:r>
+      <w:r>
+        <w:t xml:space="preserve">to correct the residual indels Medaka cannot. This is the highest-quality assembly and yields</w:t>
+      </w:r>
+      <w:r>
+        <w:t xml:space="preserve"> </w:t>
+      </w:r>
+      <w:r>
+        <w:rPr>
+          <w:rStyle w:val="VerbatimChar"/>
+        </w:rPr>
+        <w:t xml:space="preserve">high</w:t>
+      </w:r>
+      <w:r>
+        <w:t xml:space="preserve">-confidence resistance calls.</w:t>
       </w:r>
     </w:p>
     <w:p>
@@ -1485,37 +1102,90 @@
           <w:b/>
           <w:bCs/>
         </w:rPr>
-        <w:t xml:space="preserve">A dedicated structural detector for the</w:t>
-      </w:r>
-      <w:r>
-        <w:rPr>
-          <w:b/>
-          <w:bCs/>
-        </w:rPr>
-        <w:t xml:space="preserve"> </w:t>
-      </w:r>
-      <w:r>
-        <w:rPr>
-          <w:b/>
-          <w:bCs/>
+        <w:t xml:space="preserve">Illumina-only (</w:t>
+      </w:r>
+      <w:r>
+        <w:rPr>
+          <w:rStyle w:val="VerbatimChar"/>
+          <w:b/>
+          <w:bCs/>
+        </w:rPr>
+        <w:t xml:space="preserve">shortread</w:t>
+      </w:r>
+      <w:r>
+        <w:rPr>
+          <w:b/>
+          <w:bCs/>
+        </w:rPr>
+        <w:t xml:space="preserve">)</w:t>
+      </w:r>
+      <w:r>
+        <w:t xml:space="preserve"> </w:t>
+      </w:r>
+      <w:r>
+        <w:t xml:space="preserve">— no ONT at all:</w:t>
+      </w:r>
+      <w:r>
+        <w:t xml:space="preserve"> </w:t>
+      </w:r>
+      <w:r>
+        <w:rPr>
+          <w:b/>
+          <w:bCs/>
+        </w:rPr>
+        <w:t xml:space="preserve">Stage 02b SPAdes</w:t>
+      </w:r>
+      <w:r>
+        <w:t xml:space="preserve"> </w:t>
+      </w:r>
+      <w:r>
+        <w:t xml:space="preserve">assembles directly from the</w:t>
+      </w:r>
+      <w:r>
+        <w:t xml:space="preserve"> </w:t>
+      </w:r>
+      <w:r>
+        <w:t xml:space="preserve">short reads. There is no homopolymer-indel problem, so Medaka/Polypolish are skipped and calls</w:t>
+      </w:r>
+      <w:r>
+        <w:t xml:space="preserve"> </w:t>
+      </w:r>
+      <w:r>
+        <w:t xml:space="preserve">are</w:t>
+      </w:r>
+      <w:r>
+        <w:t xml:space="preserve"> </w:t>
+      </w:r>
+      <w:r>
+        <w:rPr>
+          <w:rStyle w:val="VerbatimChar"/>
+        </w:rPr>
+        <w:t xml:space="preserve">high</w:t>
+      </w:r>
+      <w:r>
+        <w:t xml:space="preserve">-confidence. (The trade-off is contiguity: short-read-only assemblies are more</w:t>
+      </w:r>
+      <w:r>
+        <w:t xml:space="preserve"> </w:t>
+      </w:r>
+      <w:r>
+        <w:t xml:space="preserve">fragmented than long-read ones, which can affect repeat-spanning features such as the</w:t>
+      </w:r>
+      <w:r>
+        <w:t xml:space="preserve"> </w:t>
+      </w:r>
+      <w:r>
+        <w:rPr>
           <w:i/>
           <w:iCs/>
         </w:rPr>
-        <w:t xml:space="preserve">A. fumigatus</w:t>
-      </w:r>
-      <w:r>
-        <w:rPr>
-          <w:b/>
-          <w:bCs/>
-        </w:rPr>
-        <w:t xml:space="preserve"> </w:t>
-      </w:r>
-      <w:r>
-        <w:rPr>
-          <w:b/>
-          <w:bCs/>
-        </w:rPr>
-        <w:t xml:space="preserve">cyp51A promoter tandem repeats.</w:t>
+        <w:t xml:space="preserve">cyp51A</w:t>
+      </w:r>
+      <w:r>
+        <w:t xml:space="preserve"> </w:t>
+      </w:r>
+      <w:r>
+        <w:t xml:space="preserve">promoter TR locus.)</w:t>
       </w:r>
     </w:p>
     <w:p>
@@ -1523,17 +1193,238 @@
         <w:pStyle w:val="FirstParagraph"/>
       </w:pPr>
       <w:r>
-        <w:rPr>
-          <w:b/>
-          <w:bCs/>
-        </w:rPr>
-        <w:t xml:space="preserve">cyp51A TR34/TR46 promoter structure.</w:t>
-      </w:r>
-      <w:r>
-        <w:t xml:space="preserve"> </w:t>
-      </w:r>
-      <w:r>
-        <w:t xml:space="preserve">The dominant</w:t>
+        <w:t xml:space="preserve">Every isolate carries a</w:t>
+      </w:r>
+      <w:r>
+        <w:t xml:space="preserve"> </w:t>
+      </w:r>
+      <w:r>
+        <w:rPr>
+          <w:b/>
+          <w:bCs/>
+        </w:rPr>
+        <w:t xml:space="preserve">polish mode</w:t>
+      </w:r>
+      <w:r>
+        <w:t xml:space="preserve"> </w:t>
+      </w:r>
+      <w:r>
+        <w:t xml:space="preserve">(</w:t>
+      </w:r>
+      <w:r>
+        <w:rPr>
+          <w:rStyle w:val="VerbatimChar"/>
+        </w:rPr>
+        <w:t xml:space="preserve">hybrid</w:t>
+      </w:r>
+      <w:r>
+        <w:t xml:space="preserve">,</w:t>
+      </w:r>
+      <w:r>
+        <w:t xml:space="preserve"> </w:t>
+      </w:r>
+      <w:r>
+        <w:rPr>
+          <w:rStyle w:val="VerbatimChar"/>
+        </w:rPr>
+        <w:t xml:space="preserve">illumina_only</w:t>
+      </w:r>
+      <w:r>
+        <w:t xml:space="preserve">,</w:t>
+      </w:r>
+      <w:r>
+        <w:t xml:space="preserve"> </w:t>
+      </w:r>
+      <w:r>
+        <w:rPr>
+          <w:rStyle w:val="VerbatimChar"/>
+        </w:rPr>
+        <w:t xml:space="preserve">ont_only</w:t>
+      </w:r>
+      <w:r>
+        <w:t xml:space="preserve">, or</w:t>
+      </w:r>
+      <w:r>
+        <w:t xml:space="preserve"> </w:t>
+      </w:r>
+      <w:r>
+        <w:rPr>
+          <w:rStyle w:val="VerbatimChar"/>
+        </w:rPr>
+        <w:t xml:space="preserve">hybrid_failed_ont_fallback</w:t>
+      </w:r>
+      <w:r>
+        <w:t xml:space="preserve">) and a</w:t>
+      </w:r>
+      <w:r>
+        <w:t xml:space="preserve"> </w:t>
+      </w:r>
+      <w:r>
+        <w:rPr>
+          <w:b/>
+          <w:bCs/>
+        </w:rPr>
+        <w:t xml:space="preserve">resistance-confidence flag</w:t>
+      </w:r>
+      <w:r>
+        <w:t xml:space="preserve">; ONT-only calls are labelled</w:t>
+      </w:r>
+      <w:r>
+        <w:t xml:space="preserve"> </w:t>
+      </w:r>
+      <w:r>
+        <w:rPr>
+          <w:rStyle w:val="VerbatimChar"/>
+        </w:rPr>
+        <w:t xml:space="preserve">provisional_ont_only</w:t>
+      </w:r>
+      <w:r>
+        <w:t xml:space="preserve"> </w:t>
+      </w:r>
+      <w:r>
+        <w:t xml:space="preserve">and never presented as clean.</w:t>
+      </w:r>
+    </w:p>
+    <w:p>
+      <w:pPr>
+        <w:pStyle w:val="BodyText"/>
+      </w:pPr>
+      <w:r>
+        <w:rPr>
+          <w:b/>
+          <w:bCs/>
+        </w:rPr>
+        <w:t xml:space="preserve">ITS/UNITE barcoding and GCPSR multi-locus identification — no GTDB for fungi.</w:t>
+      </w:r>
+      <w:r>
+        <w:t xml:space="preserve"> </w:t>
+      </w:r>
+      <w:r>
+        <w:t xml:space="preserve">Bacteria</w:t>
+      </w:r>
+      <w:r>
+        <w:t xml:space="preserve"> </w:t>
+      </w:r>
+      <w:r>
+        <w:t xml:space="preserve">have GTDB-Tk and a genome-taxonomy backbone; fungi do not. The universal fungal barcode is</w:t>
+      </w:r>
+      <w:r>
+        <w:t xml:space="preserve"> </w:t>
+      </w:r>
+      <w:r>
+        <w:t xml:space="preserve">the</w:t>
+      </w:r>
+      <w:r>
+        <w:t xml:space="preserve"> </w:t>
+      </w:r>
+      <w:r>
+        <w:rPr>
+          <w:b/>
+          <w:bCs/>
+        </w:rPr>
+        <w:t xml:space="preserve">ITS region</w:t>
+      </w:r>
+      <w:r>
+        <w:t xml:space="preserve"> </w:t>
+      </w:r>
+      <w:r>
+        <w:t xml:space="preserve">(ITS1–5.8S–ITS2, between the SSU and LSU rRNA genes), classified against</w:t>
+      </w:r>
+      <w:r>
+        <w:t xml:space="preserve"> </w:t>
+      </w:r>
+      <w:r>
+        <w:t xml:space="preserve">the</w:t>
+      </w:r>
+      <w:r>
+        <w:t xml:space="preserve"> </w:t>
+      </w:r>
+      <w:r>
+        <w:rPr>
+          <w:b/>
+          <w:bCs/>
+        </w:rPr>
+        <w:t xml:space="preserve">UNITE</w:t>
+      </w:r>
+      <w:r>
+        <w:t xml:space="preserve"> </w:t>
+      </w:r>
+      <w:r>
+        <w:t xml:space="preserve">reference database of curated species hypotheses (SH). ITS alone is often only</w:t>
+      </w:r>
+      <w:r>
+        <w:t xml:space="preserve"> </w:t>
+      </w:r>
+      <w:r>
+        <w:t xml:space="preserve">genus-resolving, so FungiForge combines it with</w:t>
+      </w:r>
+      <w:r>
+        <w:t xml:space="preserve"> </w:t>
+      </w:r>
+      <w:r>
+        <w:rPr>
+          <w:b/>
+          <w:bCs/>
+        </w:rPr>
+        <w:t xml:space="preserve">genome-level average nucleotide identity</w:t>
+      </w:r>
+      <w:r>
+        <w:rPr>
+          <w:b/>
+          <w:bCs/>
+        </w:rPr>
+        <w:t xml:space="preserve"> </w:t>
+      </w:r>
+      <w:r>
+        <w:rPr>
+          <w:b/>
+          <w:bCs/>
+        </w:rPr>
+        <w:t xml:space="preserve">(ANI)</w:t>
+      </w:r>
+      <w:r>
+        <w:t xml:space="preserve"> </w:t>
+      </w:r>
+      <w:r>
+        <w:t xml:space="preserve">(sourmash/skani vs type-strain sketches) and</w:t>
+      </w:r>
+      <w:r>
+        <w:t xml:space="preserve"> </w:t>
+      </w:r>
+      <w:r>
+        <w:rPr>
+          <w:b/>
+          <w:bCs/>
+        </w:rPr>
+        <w:t xml:space="preserve">MLST</w:t>
+      </w:r>
+      <w:r>
+        <w:t xml:space="preserve">, and reports a call under the</w:t>
+      </w:r>
+      <w:r>
+        <w:t xml:space="preserve"> </w:t>
+      </w:r>
+      <w:r>
+        <w:t xml:space="preserve">principle of</w:t>
+      </w:r>
+      <w:r>
+        <w:t xml:space="preserve"> </w:t>
+      </w:r>
+      <w:r>
+        <w:rPr>
+          <w:b/>
+          <w:bCs/>
+        </w:rPr>
+        <w:t xml:space="preserve">GCPSR — Genealogical Concordance Phylogenetic Species Recognition</w:t>
+      </w:r>
+      <w:r>
+        <w:t xml:space="preserve">: a species</w:t>
+      </w:r>
+      <w:r>
+        <w:t xml:space="preserve"> </w:t>
+      </w:r>
+      <w:r>
+        <w:t xml:space="preserve">is asserted with high confidence only when independent loci (ITS</w:t>
       </w:r>
       <w:r>
         <w:t xml:space="preserve"> </w:t>
@@ -1543,19 +1434,131 @@
           <w:i/>
           <w:iCs/>
         </w:rPr>
-        <w:t xml:space="preserve">environmental</w:t>
-      </w:r>
-      <w:r>
-        <w:t xml:space="preserve"> </w:t>
-      </w:r>
-      <w:r>
-        <w:t xml:space="preserve">azole-resistance</w:t>
-      </w:r>
-      <w:r>
-        <w:t xml:space="preserve"> </w:t>
-      </w:r>
-      <w:r>
-        <w:t xml:space="preserve">mechanism in</w:t>
+        <w:t xml:space="preserve">and</w:t>
+      </w:r>
+      <w:r>
+        <w:t xml:space="preserve"> </w:t>
+      </w:r>
+      <w:r>
+        <w:t xml:space="preserve">genome ANI) agree. The</w:t>
+      </w:r>
+      <w:r>
+        <w:t xml:space="preserve"> </w:t>
+      </w:r>
+      <w:r>
+        <w:t xml:space="preserve">result is always a species</w:t>
+      </w:r>
+      <w:r>
+        <w:t xml:space="preserve"> </w:t>
+      </w:r>
+      <w:r>
+        <w:rPr>
+          <w:b/>
+          <w:bCs/>
+        </w:rPr>
+        <w:t xml:space="preserve">plus a confidence and a method</w:t>
+      </w:r>
+      <w:r>
+        <w:t xml:space="preserve">, never a bare label. Guidance</w:t>
+      </w:r>
+      <w:r>
+        <w:t xml:space="preserve"> </w:t>
+      </w:r>
+      <w:r>
+        <w:t xml:space="preserve">thresholds: ITS identity ≥98.5% → species-level; 94–98.5% → genus/uncertain; &lt;94% →</w:t>
+      </w:r>
+      <w:r>
+        <w:t xml:space="preserve"> </w:t>
+      </w:r>
+      <w:r>
+        <w:t xml:space="preserve">candidate novel.</w:t>
+      </w:r>
+    </w:p>
+    <w:p>
+      <w:pPr>
+        <w:pStyle w:val="BodyText"/>
+      </w:pPr>
+      <w:r>
+        <w:rPr>
+          <w:b/>
+          <w:bCs/>
+        </w:rPr>
+        <w:t xml:space="preserve">Why antifungal resistance is bespoke: a curated panel + FungAMR references + a structural</w:t>
+      </w:r>
+      <w:r>
+        <w:rPr>
+          <w:b/>
+          <w:bCs/>
+        </w:rPr>
+        <w:t xml:space="preserve"> </w:t>
+      </w:r>
+      <w:r>
+        <w:rPr>
+          <w:b/>
+          <w:bCs/>
+        </w:rPr>
+        <w:t xml:space="preserve">TR detector.</w:t>
+      </w:r>
+      <w:r>
+        <w:t xml:space="preserve"> </w:t>
+      </w:r>
+      <w:r>
+        <w:t xml:space="preserve">No curated, sequence-bearing</w:t>
+      </w:r>
+      <w:r>
+        <w:t xml:space="preserve"> </w:t>
+      </w:r>
+      <w:r>
+        <w:t xml:space="preserve">“ResFinder for fungi”</w:t>
+      </w:r>
+      <w:r>
+        <w:t xml:space="preserve"> </w:t>
+      </w:r>
+      <w:r>
+        <w:t xml:space="preserve">exists. FungiForge builds</w:t>
+      </w:r>
+      <w:r>
+        <w:t xml:space="preserve"> </w:t>
+      </w:r>
+      <w:r>
+        <w:t xml:space="preserve">resistance calling from three parts:</w:t>
+      </w:r>
+    </w:p>
+    <w:p>
+      <w:pPr>
+        <w:pStyle w:val="Compact"/>
+        <w:numPr>
+          <w:ilvl w:val="0"/>
+          <w:numId w:val="1002"/>
+        </w:numPr>
+      </w:pPr>
+      <w:r>
+        <w:rPr>
+          <w:b/>
+          <w:bCs/>
+        </w:rPr>
+        <w:t xml:space="preserve">A curated panel</w:t>
+      </w:r>
+      <w:r>
+        <w:t xml:space="preserve"> </w:t>
+      </w:r>
+      <w:r>
+        <w:t xml:space="preserve">(</w:t>
+      </w:r>
+      <w:r>
+        <w:rPr>
+          <w:rStyle w:val="VerbatimChar"/>
+        </w:rPr>
+        <w:t xml:space="preserve">af_resistance_panel.tsv</w:t>
+      </w:r>
+      <w:r>
+        <w:t xml:space="preserve">) — an interpretation overlay listing, per</w:t>
+      </w:r>
+      <w:r>
+        <w:t xml:space="preserve"> </w:t>
+      </w:r>
+      <w:r>
+        <w:t xml:space="preserve">gene and per species, the drug class, the</w:t>
       </w:r>
       <w:r>
         <w:t xml:space="preserve"> </w:t>
@@ -1565,6 +1568,241 @@
           <w:i/>
           <w:iCs/>
         </w:rPr>
+        <w:t xml:space="preserve">mechanism</w:t>
+      </w:r>
+      <w:r>
+        <w:t xml:space="preserve"> </w:t>
+      </w:r>
+      <w:r>
+        <w:t xml:space="preserve">(substitution / loss-of-function /</w:t>
+      </w:r>
+      <w:r>
+        <w:t xml:space="preserve"> </w:t>
+      </w:r>
+      <w:r>
+        <w:t xml:space="preserve">gain-of-function / over-expression / promoter tandem-repeat), the hotspot residue numbers,</w:t>
+      </w:r>
+      <w:r>
+        <w:t xml:space="preserve"> </w:t>
+      </w:r>
+      <w:r>
+        <w:t xml:space="preserve">and the known resistance mutations, each with a literature source.</w:t>
+      </w:r>
+    </w:p>
+    <w:p>
+      <w:pPr>
+        <w:pStyle w:val="Compact"/>
+        <w:numPr>
+          <w:ilvl w:val="0"/>
+          <w:numId w:val="1002"/>
+        </w:numPr>
+      </w:pPr>
+      <w:r>
+        <w:rPr>
+          <w:b/>
+          <w:bCs/>
+        </w:rPr>
+        <w:t xml:space="preserve">FungAMR reference sequences</w:t>
+      </w:r>
+      <w:r>
+        <w:t xml:space="preserve"> </w:t>
+      </w:r>
+      <w:r>
+        <w:t xml:space="preserve">— FungAMR (Bédard/Landry</w:t>
+      </w:r>
+      <w:r>
+        <w:t xml:space="preserve"> </w:t>
+      </w:r>
+      <w:r>
+        <w:rPr>
+          <w:i/>
+          <w:iCs/>
+        </w:rPr>
+        <w:t xml:space="preserve">et al.</w:t>
+      </w:r>
+      <w:r>
+        <w:t xml:space="preserve">,</w:t>
+      </w:r>
+      <w:r>
+        <w:t xml:space="preserve"> </w:t>
+      </w:r>
+      <w:r>
+        <w:rPr>
+          <w:i/>
+          <w:iCs/>
+        </w:rPr>
+        <w:t xml:space="preserve">Nat Microbiol</w:t>
+      </w:r>
+      <w:r>
+        <w:t xml:space="preserve"> </w:t>
+      </w:r>
+      <w:r>
+        <w:t xml:space="preserve">2025)</w:t>
+      </w:r>
+      <w:r>
+        <w:t xml:space="preserve"> </w:t>
+      </w:r>
+      <w:r>
+        <w:t xml:space="preserve">ships a mutation</w:t>
+      </w:r>
+      <w:r>
+        <w:t xml:space="preserve"> </w:t>
+      </w:r>
+      <w:r>
+        <w:rPr>
+          <w:i/>
+          <w:iCs/>
+        </w:rPr>
+        <w:t xml:space="preserve">table</w:t>
+      </w:r>
+      <w:r>
+        <w:t xml:space="preserve"> </w:t>
+      </w:r>
+      <w:r>
+        <w:t xml:space="preserve">with no sequences;</w:t>
+      </w:r>
+      <w:r>
+        <w:t xml:space="preserve"> </w:t>
+      </w:r>
+      <w:r>
+        <w:rPr>
+          <w:rStyle w:val="VerbatimChar"/>
+        </w:rPr>
+        <w:t xml:space="preserve">bin/build_fungamr_refs.py</w:t>
+      </w:r>
+      <w:r>
+        <w:t xml:space="preserve"> </w:t>
+      </w:r>
+      <w:r>
+        <w:t xml:space="preserve">fetches the</w:t>
+      </w:r>
+      <w:r>
+        <w:t xml:space="preserve"> </w:t>
+      </w:r>
+      <w:r>
+        <w:t xml:space="preserve">UniProt protein for every</w:t>
+      </w:r>
+      <w:r>
+        <w:t xml:space="preserve"> </w:t>
+      </w:r>
+      <w:r>
+        <w:rPr>
+          <w:rStyle w:val="VerbatimChar"/>
+        </w:rPr>
+        <w:t xml:space="preserve">ref_seq_uniprot_accession</w:t>
+      </w:r>
+      <w:r>
+        <w:t xml:space="preserve"> </w:t>
+      </w:r>
+      <w:r>
+        <w:t xml:space="preserve">and writes a species-labelled</w:t>
+      </w:r>
+      <w:r>
+        <w:t xml:space="preserve"> </w:t>
+      </w:r>
+      <w:r>
+        <w:t xml:space="preserve">reference FASTA that the caller aligns the isolate’s proteins against, so hotspot residue</w:t>
+      </w:r>
+      <w:r>
+        <w:t xml:space="preserve"> </w:t>
+      </w:r>
+      <w:r>
+        <w:t xml:space="preserve">numbering is anchored to the correct reference frame.</w:t>
+      </w:r>
+    </w:p>
+    <w:p>
+      <w:pPr>
+        <w:pStyle w:val="Compact"/>
+        <w:numPr>
+          <w:ilvl w:val="0"/>
+          <w:numId w:val="1002"/>
+        </w:numPr>
+      </w:pPr>
+      <w:r>
+        <w:rPr>
+          <w:b/>
+          <w:bCs/>
+        </w:rPr>
+        <w:t xml:space="preserve">A dedicated structural detector for the</w:t>
+      </w:r>
+      <w:r>
+        <w:rPr>
+          <w:b/>
+          <w:bCs/>
+        </w:rPr>
+        <w:t xml:space="preserve"> </w:t>
+      </w:r>
+      <w:r>
+        <w:rPr>
+          <w:b/>
+          <w:bCs/>
+          <w:i/>
+          <w:iCs/>
+        </w:rPr>
+        <w:t xml:space="preserve">A. fumigatus</w:t>
+      </w:r>
+      <w:r>
+        <w:rPr>
+          <w:b/>
+          <w:bCs/>
+        </w:rPr>
+        <w:t xml:space="preserve"> </w:t>
+      </w:r>
+      <w:r>
+        <w:rPr>
+          <w:b/>
+          <w:bCs/>
+        </w:rPr>
+        <w:t xml:space="preserve">cyp51A promoter tandem repeats.</w:t>
+      </w:r>
+    </w:p>
+    <w:p>
+      <w:pPr>
+        <w:pStyle w:val="FirstParagraph"/>
+      </w:pPr>
+      <w:r>
+        <w:rPr>
+          <w:b/>
+          <w:bCs/>
+        </w:rPr>
+        <w:t xml:space="preserve">cyp51A TR34/TR46 promoter structure.</w:t>
+      </w:r>
+      <w:r>
+        <w:t xml:space="preserve"> </w:t>
+      </w:r>
+      <w:r>
+        <w:t xml:space="preserve">The dominant</w:t>
+      </w:r>
+      <w:r>
+        <w:t xml:space="preserve"> </w:t>
+      </w:r>
+      <w:r>
+        <w:rPr>
+          <w:i/>
+          <w:iCs/>
+        </w:rPr>
+        <w:t xml:space="preserve">environmental</w:t>
+      </w:r>
+      <w:r>
+        <w:t xml:space="preserve"> </w:t>
+      </w:r>
+      <w:r>
+        <w:t xml:space="preserve">azole-resistance</w:t>
+      </w:r>
+      <w:r>
+        <w:t xml:space="preserve"> </w:t>
+      </w:r>
+      <w:r>
+        <w:t xml:space="preserve">mechanism in</w:t>
+      </w:r>
+      <w:r>
+        <w:t xml:space="preserve"> </w:t>
+      </w:r>
+      <w:r>
+        <w:rPr>
+          <w:i/>
+          <w:iCs/>
+        </w:rPr>
         <w:t xml:space="preserve">A. fumigatus</w:t>
       </w:r>
       <w:r>
@@ -1856,15 +2094,6 @@
         <w:pStyle w:val="Heading1"/>
       </w:pPr>
       <w:r>
-        <w:rPr>
-          <w:rStyle w:val="SectionNumber"/>
-        </w:rPr>
-        <w:t xml:space="preserve">3</w:t>
-      </w:r>
-      <w:r>
-        <w:tab/>
-      </w:r>
-      <w:r>
         <w:t xml:space="preserve">3. Pipeline architecture</w:t>
       </w:r>
     </w:p>
@@ -2009,7 +2238,7 @@
       <w:r>
         <w:drawing>
           <wp:inline>
-            <wp:extent cx="5334000" cy="4008731"/>
+            <wp:extent cx="5334000" cy="4008463"/>
             <wp:effectExtent b="0" l="0" r="0" t="0"/>
             <wp:docPr descr="FungiForge Layer-1 pipeline DAG — the 15 stages colour-coded by group; the optional Dorado basecall and the four skippable feature-calling stages are dashed; external reference databases (amber) feed the ID/resistance/BGC/novelty stages; the antifungal-resistance stage (red, ★) is the bespoke centerpiece; everything converges on Stage 14, which emits master_fungi.tsv — the handoff to the Layer-2 One Health analysis." title="" id="12" name="Picture"/>
             <a:graphic>
@@ -2030,7 +2259,7 @@
                   <pic:spPr bwMode="auto">
                     <a:xfrm>
                       <a:off x="0" y="0"/>
-                      <a:ext cx="5334000" cy="4008731"/>
+                      <a:ext cx="5334000" cy="4008463"/>
                     </a:xfrm>
                     <a:prstGeom prst="rect">
                       <a:avLst/>
@@ -2287,6 +2516,12 @@
               </w:rPr>
               <w:t xml:space="preserve">readqc.json</w:t>
             </w:r>
+            <w:r>
+              <w:t xml:space="preserve"> </w:t>
+            </w:r>
+            <w:r>
+              <w:t xml:space="preserve">(mode-aware)</w:t>
+            </w:r>
           </w:p>
         </w:tc>
       </w:tr>
@@ -2311,7 +2546,7 @@
               <w:jc w:val="left"/>
             </w:pPr>
             <w:r>
-              <w:t xml:space="preserve">Assembly</w:t>
+              <w:t xml:space="preserve">Assembly (long-read)</w:t>
             </w:r>
           </w:p>
         </w:tc>
@@ -2367,7 +2602,7 @@
               <w:jc w:val="left"/>
             </w:pPr>
             <w:r>
-              <w:t xml:space="preserve">03a</w:t>
+              <w:t xml:space="preserve">02b</w:t>
             </w:r>
           </w:p>
         </w:tc>
@@ -2379,7 +2614,7 @@
               <w:jc w:val="left"/>
             </w:pPr>
             <w:r>
-              <w:t xml:space="preserve">ONT polish</w:t>
+              <w:t xml:space="preserve">Assembly (short-read)</w:t>
             </w:r>
           </w:p>
         </w:tc>
@@ -2391,7 +2626,7 @@
               <w:jc w:val="left"/>
             </w:pPr>
             <w:r>
-              <w:t xml:space="preserve">Medaka /</w:t>
+              <w:t xml:space="preserve">SPAdes | MEGAHIT /</w:t>
             </w:r>
             <w:r>
               <w:t xml:space="preserve"> </w:t>
@@ -2400,7 +2635,7 @@
               <w:rPr>
                 <w:rStyle w:val="VerbatimChar"/>
               </w:rPr>
-              <w:t xml:space="preserve">staphb/medaka</w:t>
+              <w:t xml:space="preserve">staphb/spades</w:t>
             </w:r>
           </w:p>
         </w:tc>
@@ -2412,7 +2647,7 @@
               <w:jc w:val="left"/>
             </w:pPr>
             <w:r>
-              <w:t xml:space="preserve">draft + ONT →</w:t>
+              <w:t xml:space="preserve">Illumina-only →</w:t>
             </w:r>
             <w:r>
               <w:t xml:space="preserve"> </w:t>
@@ -2421,7 +2656,7 @@
               <w:rPr>
                 <w:rStyle w:val="VerbatimChar"/>
               </w:rPr>
-              <w:t xml:space="preserve">*.medaka.fasta</w:t>
+              <w:t xml:space="preserve">*.assembly.fasta</w:t>
             </w:r>
           </w:p>
         </w:tc>
@@ -2435,6 +2670,80 @@
               <w:jc w:val="left"/>
             </w:pPr>
             <w:r>
+              <w:t xml:space="preserve">03a</w:t>
+            </w:r>
+          </w:p>
+        </w:tc>
+        <w:tc>
+          <w:tcPr/>
+          <w:p>
+            <w:pPr>
+              <w:pStyle w:val="Compact"/>
+              <w:jc w:val="left"/>
+            </w:pPr>
+            <w:r>
+              <w:t xml:space="preserve">ONT polish</w:t>
+            </w:r>
+          </w:p>
+        </w:tc>
+        <w:tc>
+          <w:tcPr/>
+          <w:p>
+            <w:pPr>
+              <w:pStyle w:val="Compact"/>
+              <w:jc w:val="left"/>
+            </w:pPr>
+            <w:r>
+              <w:t xml:space="preserve">Medaka /</w:t>
+            </w:r>
+            <w:r>
+              <w:t xml:space="preserve"> </w:t>
+            </w:r>
+            <w:r>
+              <w:rPr>
+                <w:rStyle w:val="VerbatimChar"/>
+              </w:rPr>
+              <w:t xml:space="preserve">staphb/medaka</w:t>
+            </w:r>
+          </w:p>
+        </w:tc>
+        <w:tc>
+          <w:tcPr/>
+          <w:p>
+            <w:pPr>
+              <w:pStyle w:val="Compact"/>
+              <w:jc w:val="left"/>
+            </w:pPr>
+            <w:r>
+              <w:t xml:space="preserve">draft + ONT →</w:t>
+            </w:r>
+            <w:r>
+              <w:t xml:space="preserve"> </w:t>
+            </w:r>
+            <w:r>
+              <w:rPr>
+                <w:rStyle w:val="VerbatimChar"/>
+              </w:rPr>
+              <w:t xml:space="preserve">*.medaka.fasta</w:t>
+            </w:r>
+            <w:r>
+              <w:t xml:space="preserve"> </w:t>
+            </w:r>
+            <w:r>
+              <w:t xml:space="preserve">(long-read isolates)</w:t>
+            </w:r>
+          </w:p>
+        </w:tc>
+      </w:tr>
+      <w:tr>
+        <w:tc>
+          <w:tcPr/>
+          <w:p>
+            <w:pPr>
+              <w:pStyle w:val="Compact"/>
+              <w:jc w:val="left"/>
+            </w:pPr>
+            <w:r>
               <w:t xml:space="preserve">03b</w:t>
             </w:r>
           </w:p>
@@ -2447,7 +2756,7 @@
               <w:jc w:val="left"/>
             </w:pPr>
             <w:r>
-              <w:t xml:space="preserve">Short-read polish (hybrid)</w:t>
+              <w:t xml:space="preserve">Short-read polish (hybrid) / Illumina-only passthrough</w:t>
             </w:r>
           </w:p>
         </w:tc>
@@ -2502,6 +2811,18 @@
                 <w:rStyle w:val="VerbatimChar"/>
               </w:rPr>
               <w:t xml:space="preserve">polish.json</w:t>
+            </w:r>
+            <w:r>
+              <w:t xml:space="preserve">; Illumina-only passes through (</w:t>
+            </w:r>
+            <w:r>
+              <w:rPr>
+                <w:rStyle w:val="VerbatimChar"/>
+              </w:rPr>
+              <w:t xml:space="preserve">mode=illumina_only</w:t>
+            </w:r>
+            <w:r>
+              <w:t xml:space="preserve">)</w:t>
             </w:r>
           </w:p>
         </w:tc>
@@ -3833,15 +4154,6 @@
         <w:pStyle w:val="Heading1"/>
       </w:pPr>
       <w:r>
-        <w:rPr>
-          <w:rStyle w:val="SectionNumber"/>
-        </w:rPr>
-        <w:t xml:space="preserve">4</w:t>
-      </w:r>
-      <w:r>
-        <w:tab/>
-      </w:r>
-      <w:r>
         <w:t xml:space="preserve">4. Installation</w:t>
       </w:r>
     </w:p>
@@ -3934,15 +4246,6 @@
         <w:pStyle w:val="Heading2"/>
       </w:pPr>
       <w:r>
-        <w:rPr>
-          <w:rStyle w:val="SectionNumber"/>
-        </w:rPr>
-        <w:t xml:space="preserve">4.1</w:t>
-      </w:r>
-      <w:r>
-        <w:tab/>
-      </w:r>
-      <w:r>
         <w:t xml:space="preserve">4.1 Local install (workstation / laptop)</w:t>
       </w:r>
     </w:p>
@@ -4271,906 +4574,6 @@
       </w:r>
       <w:r>
         <w:t xml:space="preserve">). Two consequences to plan around:</w:t>
-      </w:r>
-    </w:p>
-    <w:p>
-      <w:pPr>
-        <w:pStyle w:val="Compact"/>
-        <w:numPr>
-          <w:ilvl w:val="0"/>
-          <w:numId w:val="1002"/>
-        </w:numPr>
-      </w:pPr>
-      <w:r>
-        <w:t xml:space="preserve">Annotation (Stage 07) and BGC detection (Stage 11) can take</w:t>
-      </w:r>
-      <w:r>
-        <w:t xml:space="preserve"> </w:t>
-      </w:r>
-      <w:r>
-        <w:rPr>
-          <w:b/>
-          <w:bCs/>
-        </w:rPr>
-        <w:t xml:space="preserve">many hours</w:t>
-      </w:r>
-      <w:r>
-        <w:t xml:space="preserve"> </w:t>
-      </w:r>
-      <w:r>
-        <w:t xml:space="preserve">per isolate under</w:t>
-      </w:r>
-      <w:r>
-        <w:t xml:space="preserve"> </w:t>
-      </w:r>
-      <w:r>
-        <w:t xml:space="preserve">emulation — budget accordingly, or run them on the HPC.</w:t>
-      </w:r>
-    </w:p>
-    <w:p>
-      <w:pPr>
-        <w:pStyle w:val="Compact"/>
-        <w:numPr>
-          <w:ilvl w:val="0"/>
-          <w:numId w:val="1002"/>
-        </w:numPr>
-      </w:pPr>
-      <w:r>
-        <w:rPr>
-          <w:b/>
-          <w:bCs/>
-        </w:rPr>
-        <w:t xml:space="preserve">Dorado (Stage 00) runs as a native arm64 host binary, not in a container</w:t>
-      </w:r>
-      <w:r>
-        <w:t xml:space="preserve">, so basecalling</w:t>
-      </w:r>
-      <w:r>
-        <w:t xml:space="preserve"> </w:t>
-      </w:r>
-      <w:r>
-        <w:t xml:space="preserve">stays fast on the Mac. The light conda envs that have no</w:t>
-      </w:r>
-      <w:r>
-        <w:t xml:space="preserve"> </w:t>
-      </w:r>
-      <w:r>
-        <w:rPr>
-          <w:rStyle w:val="VerbatimChar"/>
-        </w:rPr>
-        <w:t xml:space="preserve">osx-arm64</w:t>
-      </w:r>
-      <w:r>
-        <w:t xml:space="preserve"> </w:t>
-      </w:r>
-      <w:r>
-        <w:t xml:space="preserve">build can be created with</w:t>
-      </w:r>
-      <w:r>
-        <w:t xml:space="preserve"> </w:t>
-      </w:r>
-      <w:r>
-        <w:rPr>
-          <w:rStyle w:val="VerbatimChar"/>
-        </w:rPr>
-        <w:t xml:space="preserve">CONDA_SUBDIR=osx-64 mamba env create -f env/&lt;name&gt;.yml</w:t>
-      </w:r>
-      <w:r>
-        <w:t xml:space="preserve"> </w:t>
-      </w:r>
-      <w:r>
-        <w:t xml:space="preserve">(noted in</w:t>
-      </w:r>
-      <w:r>
-        <w:t xml:space="preserve"> </w:t>
-      </w:r>
-      <w:r>
-        <w:rPr>
-          <w:rStyle w:val="VerbatimChar"/>
-        </w:rPr>
-        <w:t xml:space="preserve">env/readqc.yml</w:t>
-      </w:r>
-      <w:r>
-        <w:t xml:space="preserve">).</w:t>
-      </w:r>
-    </w:p>
-    <w:p>
-      <w:pPr>
-        <w:pStyle w:val="FirstParagraph"/>
-      </w:pPr>
-      <w:r>
-        <w:rPr>
-          <w:b/>
-          <w:bCs/>
-        </w:rPr>
-        <w:t xml:space="preserve">The container image.</w:t>
-      </w:r>
-      <w:r>
-        <w:t xml:space="preserve"> </w:t>
-      </w:r>
-      <w:r>
-        <w:t xml:space="preserve">The light stages use</w:t>
-      </w:r>
-      <w:r>
-        <w:t xml:space="preserve"> </w:t>
-      </w:r>
-      <w:r>
-        <w:rPr>
-          <w:rStyle w:val="VerbatimChar"/>
-        </w:rPr>
-        <w:t xml:space="preserve">aduton1000/fungiforge:0.1.0</w:t>
-      </w:r>
-      <w:r>
-        <w:t xml:space="preserve">; build it once</w:t>
-      </w:r>
-      <w:r>
-        <w:t xml:space="preserve"> </w:t>
-      </w:r>
-      <w:r>
-        <w:t xml:space="preserve">(native, no emulation) from the repo:</w:t>
-      </w:r>
-    </w:p>
-    <w:p>
-      <w:pPr>
-        <w:pStyle w:val="SourceCode"/>
-      </w:pPr>
-      <w:r>
-        <w:rPr>
-          <w:rStyle w:val="ExtensionTok"/>
-        </w:rPr>
-        <w:t xml:space="preserve">docker</w:t>
-      </w:r>
-      <w:r>
-        <w:rPr>
-          <w:rStyle w:val="NormalTok"/>
-        </w:rPr>
-        <w:t xml:space="preserve"> build </w:t>
-      </w:r>
-      <w:r>
-        <w:rPr>
-          <w:rStyle w:val="AttributeTok"/>
-        </w:rPr>
-        <w:t xml:space="preserve">-f</w:t>
-      </w:r>
-      <w:r>
-        <w:rPr>
-          <w:rStyle w:val="NormalTok"/>
-        </w:rPr>
-        <w:t xml:space="preserve"> env/Dockerfile </w:t>
-      </w:r>
-      <w:r>
-        <w:rPr>
-          <w:rStyle w:val="AttributeTok"/>
-        </w:rPr>
-        <w:t xml:space="preserve">-t</w:t>
-      </w:r>
-      <w:r>
-        <w:rPr>
-          <w:rStyle w:val="NormalTok"/>
-        </w:rPr>
-        <w:t xml:space="preserve"> aduton1000/fungiforge:0.1.0 .</w:t>
-      </w:r>
-    </w:p>
-    <w:bookmarkEnd w:id="18"/>
-    <w:bookmarkStart w:id="19" w:name="Xc1b2cbe6fdc23b5712e29e7d0d71d3d91bf15c8"/>
-    <w:p>
-      <w:pPr>
-        <w:pStyle w:val="Heading2"/>
-      </w:pPr>
-      <w:r>
-        <w:rPr>
-          <w:rStyle w:val="SectionNumber"/>
-        </w:rPr>
-        <w:t xml:space="preserve">4.2</w:t>
-      </w:r>
-      <w:r>
-        <w:tab/>
-      </w:r>
-      <w:r>
-        <w:t xml:space="preserve">4.2 Shared HPC install (SLURM + Apptainer/Singularity)</w:t>
-      </w:r>
-    </w:p>
-    <w:p>
-      <w:pPr>
-        <w:pStyle w:val="FirstParagraph"/>
-      </w:pPr>
-      <w:r>
-        <w:t xml:space="preserve">The production route is the cluster (native linux-64, no emulation).</w:t>
-      </w:r>
-      <w:r>
-        <w:t xml:space="preserve"> </w:t>
-      </w:r>
-      <w:r>
-        <w:rPr>
-          <w:rStyle w:val="VerbatimChar"/>
-        </w:rPr>
-        <w:t xml:space="preserve">docs/hpc_deployment.md</w:t>
-      </w:r>
-      <w:r>
-        <w:t xml:space="preserve"> </w:t>
-      </w:r>
-      <w:r>
-        <w:t xml:space="preserve">is the authoritative procedure; in brief:</w:t>
-      </w:r>
-    </w:p>
-    <w:p>
-      <w:pPr>
-        <w:pStyle w:val="SourceCode"/>
-      </w:pPr>
-      <w:r>
-        <w:rPr>
-          <w:rStyle w:val="CommentTok"/>
-        </w:rPr>
-        <w:t xml:space="preserve"># 1. code + tools (nextflow &gt;=23.10, java 17+, apptainer or singularity)</w:t>
-      </w:r>
-      <w:r>
-        <w:br/>
-      </w:r>
-      <w:r>
-        <w:rPr>
-          <w:rStyle w:val="FunctionTok"/>
-        </w:rPr>
-        <w:t xml:space="preserve">git</w:t>
-      </w:r>
-      <w:r>
-        <w:rPr>
-          <w:rStyle w:val="NormalTok"/>
-        </w:rPr>
-        <w:t xml:space="preserve"> clone https://github.com/aduton1000/fungiforge </w:t>
-      </w:r>
-      <w:r>
-        <w:rPr>
-          <w:rStyle w:val="KeywordTok"/>
-        </w:rPr>
-        <w:t xml:space="preserve">&amp;&amp;</w:t>
-      </w:r>
-      <w:r>
-        <w:rPr>
-          <w:rStyle w:val="NormalTok"/>
-        </w:rPr>
-        <w:t xml:space="preserve"> </w:t>
-      </w:r>
-      <w:r>
-        <w:rPr>
-          <w:rStyle w:val="BuiltInTok"/>
-        </w:rPr>
-        <w:t xml:space="preserve">cd</w:t>
-      </w:r>
-      <w:r>
-        <w:rPr>
-          <w:rStyle w:val="NormalTok"/>
-        </w:rPr>
-        <w:t xml:space="preserve"> fungiforge</w:t>
-      </w:r>
-      <w:r>
-        <w:br/>
-      </w:r>
-      <w:r>
-        <w:br/>
-      </w:r>
-      <w:r>
-        <w:rPr>
-          <w:rStyle w:val="CommentTok"/>
-        </w:rPr>
-        <w:t xml:space="preserve"># 2. build the base image once (heavy public images pull automatically at run time)</w:t>
-      </w:r>
-      <w:r>
-        <w:br/>
-      </w:r>
-      <w:r>
-        <w:rPr>
-          <w:rStyle w:val="ExtensionTok"/>
-        </w:rPr>
-        <w:t xml:space="preserve">apptainer</w:t>
-      </w:r>
-      <w:r>
-        <w:rPr>
-          <w:rStyle w:val="NormalTok"/>
-        </w:rPr>
-        <w:t xml:space="preserve"> build fungiforge.sif env/fungiforge.def       </w:t>
-      </w:r>
-      <w:r>
-        <w:rPr>
-          <w:rStyle w:val="CommentTok"/>
-        </w:rPr>
-        <w:t xml:space="preserve"># or: singularity build …</w:t>
-      </w:r>
-      <w:r>
-        <w:br/>
-      </w:r>
-      <w:r>
-        <w:br/>
-      </w:r>
-      <w:r>
-        <w:rPr>
-          <w:rStyle w:val="CommentTok"/>
-        </w:rPr>
-        <w:t xml:space="preserve"># 3. stage the reference databases once (hours; see §6)</w:t>
-      </w:r>
-      <w:r>
-        <w:br/>
-      </w:r>
-      <w:r>
-        <w:rPr>
-          <w:rStyle w:val="BuiltInTok"/>
-        </w:rPr>
-        <w:t xml:space="preserve">export</w:t>
-      </w:r>
-      <w:r>
-        <w:rPr>
-          <w:rStyle w:val="NormalTok"/>
-        </w:rPr>
-        <w:t xml:space="preserve"> </w:t>
-      </w:r>
-      <w:r>
-        <w:rPr>
-          <w:rStyle w:val="VariableTok"/>
-        </w:rPr>
-        <w:t xml:space="preserve">FUNGIFORGE_DB</w:t>
-      </w:r>
-      <w:r>
-        <w:rPr>
-          <w:rStyle w:val="OperatorTok"/>
-        </w:rPr>
-        <w:t xml:space="preserve">=</w:t>
-      </w:r>
-      <w:r>
-        <w:rPr>
-          <w:rStyle w:val="NormalTok"/>
-        </w:rPr>
-        <w:t xml:space="preserve">/scratch/</w:t>
-      </w:r>
-      <w:r>
-        <w:rPr>
-          <w:rStyle w:val="VariableTok"/>
-        </w:rPr>
-        <w:t xml:space="preserve">$USER</w:t>
-      </w:r>
-      <w:r>
-        <w:rPr>
-          <w:rStyle w:val="NormalTok"/>
-        </w:rPr>
-        <w:t xml:space="preserve">/fungiforge_db</w:t>
-      </w:r>
-      <w:r>
-        <w:br/>
-      </w:r>
-      <w:r>
-        <w:rPr>
-          <w:rStyle w:val="FunctionTok"/>
-        </w:rPr>
-        <w:t xml:space="preserve">bash</w:t>
-      </w:r>
-      <w:r>
-        <w:rPr>
-          <w:rStyle w:val="NormalTok"/>
-        </w:rPr>
-        <w:t xml:space="preserve"> bin/fetch_references.sh</w:t>
-      </w:r>
-      <w:r>
-        <w:br/>
-      </w:r>
-      <w:r>
-        <w:br/>
-      </w:r>
-      <w:r>
-        <w:rPr>
-          <w:rStyle w:val="CommentTok"/>
-        </w:rPr>
-        <w:t xml:space="preserve"># 4. site config + Lmod module (the share/ wrappers)</w:t>
-      </w:r>
-      <w:r>
-        <w:br/>
-      </w:r>
-      <w:r>
-        <w:rPr>
-          <w:rStyle w:val="FunctionTok"/>
-        </w:rPr>
-        <w:t xml:space="preserve">cp</w:t>
-      </w:r>
-      <w:r>
-        <w:rPr>
-          <w:rStyle w:val="NormalTok"/>
-        </w:rPr>
-        <w:t xml:space="preserve"> share/fungiforge-env.sh.example ~/.fungiforge-env.sh   </w:t>
-      </w:r>
-      <w:r>
-        <w:rPr>
-          <w:rStyle w:val="CommentTok"/>
-        </w:rPr>
-        <w:t xml:space="preserve"># edit paths / partition / account</w:t>
-      </w:r>
-      <w:r>
-        <w:br/>
-      </w:r>
-      <w:r>
-        <w:rPr>
-          <w:rStyle w:val="ExtensionTok"/>
-        </w:rPr>
-        <w:t xml:space="preserve">module</w:t>
-      </w:r>
-      <w:r>
-        <w:rPr>
-          <w:rStyle w:val="NormalTok"/>
-        </w:rPr>
-        <w:t xml:space="preserve"> use /path/to/fungiforge/share/modulefiles</w:t>
-      </w:r>
-      <w:r>
-        <w:br/>
-      </w:r>
-      <w:r>
-        <w:rPr>
-          <w:rStyle w:val="ExtensionTok"/>
-        </w:rPr>
-        <w:t xml:space="preserve">module</w:t>
-      </w:r>
-      <w:r>
-        <w:rPr>
-          <w:rStyle w:val="NormalTok"/>
-        </w:rPr>
-        <w:t xml:space="preserve"> load fungiforge</w:t>
-      </w:r>
-      <w:r>
-        <w:br/>
-      </w:r>
-      <w:r>
-        <w:br/>
-      </w:r>
-      <w:r>
-        <w:rPr>
-          <w:rStyle w:val="CommentTok"/>
-        </w:rPr>
-        <w:t xml:space="preserve"># 5. run (uses hpc_slurm,apptainer by default)</w:t>
-      </w:r>
-      <w:r>
-        <w:br/>
-      </w:r>
-      <w:r>
-        <w:rPr>
-          <w:rStyle w:val="ExtensionTok"/>
-        </w:rPr>
-        <w:t xml:space="preserve">fungiforge-run</w:t>
-      </w:r>
-      <w:r>
-        <w:rPr>
-          <w:rStyle w:val="NormalTok"/>
-        </w:rPr>
-        <w:t xml:space="preserve"> </w:t>
-      </w:r>
-      <w:r>
-        <w:rPr>
-          <w:rStyle w:val="AttributeTok"/>
-        </w:rPr>
-        <w:t xml:space="preserve">--samplesheet</w:t>
-      </w:r>
-      <w:r>
-        <w:rPr>
-          <w:rStyle w:val="NormalTok"/>
-        </w:rPr>
-        <w:t xml:space="preserve"> samples.csv </w:t>
-      </w:r>
-      <w:r>
-        <w:rPr>
-          <w:rStyle w:val="AttributeTok"/>
-        </w:rPr>
-        <w:t xml:space="preserve">--run_interproscan</w:t>
-      </w:r>
-      <w:r>
-        <w:rPr>
-          <w:rStyle w:val="NormalTok"/>
-        </w:rPr>
-        <w:t xml:space="preserve"> true</w:t>
-      </w:r>
-    </w:p>
-    <w:p>
-      <w:pPr>
-        <w:pStyle w:val="FirstParagraph"/>
-      </w:pPr>
-      <w:r>
-        <w:t xml:space="preserve">The</w:t>
-      </w:r>
-      <w:r>
-        <w:t xml:space="preserve"> </w:t>
-      </w:r>
-      <w:r>
-        <w:rPr>
-          <w:rStyle w:val="VerbatimChar"/>
-        </w:rPr>
-        <w:t xml:space="preserve">hpc_slurm</w:t>
-      </w:r>
-      <w:r>
-        <w:t xml:space="preserve"> </w:t>
-      </w:r>
-      <w:r>
-        <w:t xml:space="preserve">profile (</w:t>
-      </w:r>
-      <w:r>
-        <w:rPr>
-          <w:rStyle w:val="VerbatimChar"/>
-        </w:rPr>
-        <w:t xml:space="preserve">conf/hpc_slurm.config</w:t>
-      </w:r>
-      <w:r>
-        <w:t xml:space="preserve">) sets the SLURM executor with time-based</w:t>
-      </w:r>
-      <w:r>
-        <w:t xml:space="preserve"> </w:t>
-      </w:r>
-      <w:r>
-        <w:t xml:space="preserve">partition routing (</w:t>
-      </w:r>
-      <w:r>
-        <w:rPr>
-          <w:rStyle w:val="VerbatimChar"/>
-        </w:rPr>
-        <w:t xml:space="preserve">short</w:t>
-      </w:r>
-      <w:r>
-        <w:t xml:space="preserve"> </w:t>
-      </w:r>
-      <w:r>
-        <w:t xml:space="preserve">for ≤4 h tasks,</w:t>
-      </w:r>
-      <w:r>
-        <w:t xml:space="preserve"> </w:t>
-      </w:r>
-      <w:r>
-        <w:rPr>
-          <w:rStyle w:val="VerbatimChar"/>
-        </w:rPr>
-        <w:t xml:space="preserve">long</w:t>
-      </w:r>
-      <w:r>
-        <w:t xml:space="preserve"> </w:t>
-      </w:r>
-      <w:r>
-        <w:t xml:space="preserve">otherwise) unless you override</w:t>
-      </w:r>
-      <w:r>
-        <w:t xml:space="preserve"> </w:t>
-      </w:r>
-      <w:r>
-        <w:rPr>
-          <w:rStyle w:val="VerbatimChar"/>
-        </w:rPr>
-        <w:t xml:space="preserve">--slurm_partition</w:t>
-      </w:r>
-      <w:r>
-        <w:t xml:space="preserve"> </w:t>
-      </w:r>
-      <w:r>
-        <w:t xml:space="preserve">/</w:t>
-      </w:r>
-      <w:r>
-        <w:t xml:space="preserve"> </w:t>
-      </w:r>
-      <w:r>
-        <w:rPr>
-          <w:rStyle w:val="VerbatimChar"/>
-        </w:rPr>
-        <w:t xml:space="preserve">--slurm_account</w:t>
-      </w:r>
-      <w:r>
-        <w:t xml:space="preserve">; it caps concurrency at 100 queued jobs and rate-limits</w:t>
-      </w:r>
-      <w:r>
-        <w:t xml:space="preserve"> </w:t>
-      </w:r>
-      <w:r>
-        <w:t xml:space="preserve">submission. The</w:t>
-      </w:r>
-      <w:r>
-        <w:t xml:space="preserve"> </w:t>
-      </w:r>
-      <w:r>
-        <w:rPr>
-          <w:rStyle w:val="VerbatimChar"/>
-          <w:b/>
-          <w:bCs/>
-        </w:rPr>
-        <w:t xml:space="preserve">share/</w:t>
-      </w:r>
-      <w:r>
-        <w:rPr>
-          <w:b/>
-          <w:bCs/>
-        </w:rPr>
-        <w:t xml:space="preserve"> </w:t>
-      </w:r>
-      <w:r>
-        <w:rPr>
-          <w:b/>
-          <w:bCs/>
-        </w:rPr>
-        <w:t xml:space="preserve">Lmod wrappers</w:t>
-      </w:r>
-      <w:r>
-        <w:t xml:space="preserve"> </w:t>
-      </w:r>
-      <w:r>
-        <w:t xml:space="preserve">—</w:t>
-      </w:r>
-      <w:r>
-        <w:t xml:space="preserve"> </w:t>
-      </w:r>
-      <w:r>
-        <w:rPr>
-          <w:rStyle w:val="VerbatimChar"/>
-        </w:rPr>
-        <w:t xml:space="preserve">fungiforge-run</w:t>
-      </w:r>
-      <w:r>
-        <w:t xml:space="preserve">,</w:t>
-      </w:r>
-      <w:r>
-        <w:t xml:space="preserve"> </w:t>
-      </w:r>
-      <w:r>
-        <w:rPr>
-          <w:rStyle w:val="VerbatimChar"/>
-        </w:rPr>
-        <w:t xml:space="preserve">fungiforge-env.sh.example</w:t>
-      </w:r>
-      <w:r>
-        <w:t xml:space="preserve">,</w:t>
-      </w:r>
-      <w:r>
-        <w:t xml:space="preserve"> </w:t>
-      </w:r>
-      <w:r>
-        <w:t xml:space="preserve">and</w:t>
-      </w:r>
-      <w:r>
-        <w:t xml:space="preserve"> </w:t>
-      </w:r>
-      <w:r>
-        <w:rPr>
-          <w:rStyle w:val="VerbatimChar"/>
-        </w:rPr>
-        <w:t xml:space="preserve">modulefiles/fungiforge/0.1.0.lua</w:t>
-      </w:r>
-      <w:r>
-        <w:t xml:space="preserve"> </w:t>
-      </w:r>
-      <w:r>
-        <w:t xml:space="preserve">— put</w:t>
-      </w:r>
-      <w:r>
-        <w:t xml:space="preserve"> </w:t>
-      </w:r>
-      <w:r>
-        <w:rPr>
-          <w:rStyle w:val="VerbatimChar"/>
-        </w:rPr>
-        <w:t xml:space="preserve">FUNGIFORGE_HOME</w:t>
-      </w:r>
-      <w:r>
-        <w:t xml:space="preserve">,</w:t>
-      </w:r>
-      <w:r>
-        <w:t xml:space="preserve"> </w:t>
-      </w:r>
-      <w:r>
-        <w:rPr>
-          <w:rStyle w:val="VerbatimChar"/>
-        </w:rPr>
-        <w:t xml:space="preserve">FUNGIFORGE_DB</w:t>
-      </w:r>
-      <w:r>
-        <w:t xml:space="preserve">, the work dir,</w:t>
-      </w:r>
-      <w:r>
-        <w:t xml:space="preserve"> </w:t>
-      </w:r>
-      <w:r>
-        <w:t xml:space="preserve">the profile, and the Apptainer bind paths (</w:t>
-      </w:r>
-      <w:r>
-        <w:rPr>
-          <w:rStyle w:val="VerbatimChar"/>
-        </w:rPr>
-        <w:t xml:space="preserve">APPTAINER_BINDPATH</w:t>
-      </w:r>
-      <w:r>
-        <w:t xml:space="preserve"> </w:t>
-      </w:r>
-      <w:r>
-        <w:t xml:space="preserve">must include the DB and work</w:t>
-      </w:r>
-      <w:r>
-        <w:t xml:space="preserve"> </w:t>
-      </w:r>
-      <w:r>
-        <w:t xml:space="preserve">dirs) in one sourced site file so a run collapses to</w:t>
-      </w:r>
-      <w:r>
-        <w:t xml:space="preserve"> </w:t>
-      </w:r>
-      <w:r>
-        <w:rPr>
-          <w:rStyle w:val="VerbatimChar"/>
-        </w:rPr>
-        <w:t xml:space="preserve">fungiforge-run --samplesheet samples.csv</w:t>
-      </w:r>
-      <w:r>
-        <w:t xml:space="preserve">.</w:t>
-      </w:r>
-      <w:r>
-        <w:t xml:space="preserve"> </w:t>
-      </w:r>
-      <w:r>
-        <w:t xml:space="preserve">Launch from a</w:t>
-      </w:r>
-      <w:r>
-        <w:t xml:space="preserve"> </w:t>
-      </w:r>
-      <w:r>
-        <w:rPr>
-          <w:b/>
-          <w:bCs/>
-        </w:rPr>
-        <w:t xml:space="preserve">writable</w:t>
-      </w:r>
-      <w:r>
-        <w:t xml:space="preserve"> </w:t>
-      </w:r>
-      <w:r>
-        <w:t xml:space="preserve">directory (Nextflow writes</w:t>
-      </w:r>
-      <w:r>
-        <w:t xml:space="preserve"> </w:t>
-      </w:r>
-      <w:r>
-        <w:rPr>
-          <w:rStyle w:val="VerbatimChar"/>
-        </w:rPr>
-        <w:t xml:space="preserve">.nextflow/</w:t>
-      </w:r>
-      <w:r>
-        <w:t xml:space="preserve"> </w:t>
-      </w:r>
-      <w:r>
-        <w:t xml:space="preserve">and</w:t>
-      </w:r>
-      <w:r>
-        <w:t xml:space="preserve"> </w:t>
-      </w:r>
-      <w:r>
-        <w:rPr>
-          <w:rStyle w:val="VerbatimChar"/>
-        </w:rPr>
-        <w:t xml:space="preserve">work/</w:t>
-      </w:r>
-      <w:r>
-        <w:t xml:space="preserve">) and put</w:t>
-      </w:r>
-      <w:r>
-        <w:t xml:space="preserve"> </w:t>
-      </w:r>
-      <w:r>
-        <w:rPr>
-          <w:rStyle w:val="VerbatimChar"/>
-        </w:rPr>
-        <w:t xml:space="preserve">work/</w:t>
-      </w:r>
-      <w:r>
-        <w:t xml:space="preserve"> </w:t>
-      </w:r>
-      <w:r>
-        <w:t xml:space="preserve">on scratch.</w:t>
-      </w:r>
-    </w:p>
-    <w:bookmarkEnd w:id="19"/>
-    <w:bookmarkStart w:id="20" w:name="X2cfb66d28a2b9658e700cc99c5d83b4f9fff0a8"/>
-    <w:p>
-      <w:pPr>
-        <w:pStyle w:val="Heading2"/>
-      </w:pPr>
-      <w:r>
-        <w:rPr>
-          <w:rStyle w:val="SectionNumber"/>
-        </w:rPr>
-        <w:t xml:space="preserve">4.3</w:t>
-      </w:r>
-      <w:r>
-        <w:tab/>
-      </w:r>
-      <w:r>
-        <w:t xml:space="preserve">4.3 How FungiForge uses containers and conda envs</w:t>
-      </w:r>
-    </w:p>
-    <w:p>
-      <w:pPr>
-        <w:pStyle w:val="FirstParagraph"/>
-      </w:pPr>
-      <w:r>
-        <w:t xml:space="preserve">FungiForge deliberately uses</w:t>
-      </w:r>
-      <w:r>
-        <w:t xml:space="preserve"> </w:t>
-      </w:r>
-      <w:r>
-        <w:rPr>
-          <w:b/>
-          <w:bCs/>
-        </w:rPr>
-        <w:t xml:space="preserve">many small, isolated per-stage environments</w:t>
-      </w:r>
-      <w:r>
-        <w:t xml:space="preserve"> </w:t>
-      </w:r>
-      <w:r>
-        <w:t xml:space="preserve">rather than one</w:t>
-      </w:r>
-      <w:r>
-        <w:t xml:space="preserve"> </w:t>
-      </w:r>
-      <w:r>
-        <w:t xml:space="preserve">monolith, because the stage toolchains conflict (a Flye/Medaka assembly stack, a Perl-heavy</w:t>
-      </w:r>
-      <w:r>
-        <w:t xml:space="preserve"> </w:t>
-      </w:r>
-      <w:r>
-        <w:t xml:space="preserve">Funannotate stack, an antiSMASH stack, RepeatModeler’s dfam/tetools stack). Each stage’s</w:t>
-      </w:r>
-      <w:r>
-        <w:t xml:space="preserve"> </w:t>
-      </w:r>
-      <w:r>
-        <w:rPr>
-          <w:rStyle w:val="VerbatimChar"/>
-        </w:rPr>
-        <w:t xml:space="preserve">conf/base.config</w:t>
-      </w:r>
-      <w:r>
-        <w:t xml:space="preserve"> </w:t>
-      </w:r>
-      <w:r>
-        <w:t xml:space="preserve">label points at</w:t>
-      </w:r>
-      <w:r>
-        <w:t xml:space="preserve"> </w:t>
-      </w:r>
-      <w:r>
-        <w:rPr>
-          <w:b/>
-          <w:bCs/>
-        </w:rPr>
-        <w:t xml:space="preserve">both</w:t>
-      </w:r>
-      <w:r>
-        <w:t xml:space="preserve"> </w:t>
-      </w:r>
-      <w:r>
-        <w:t xml:space="preserve">a conda</w:t>
-      </w:r>
-      <w:r>
-        <w:t xml:space="preserve"> </w:t>
-      </w:r>
-      <w:r>
-        <w:rPr>
-          <w:rStyle w:val="VerbatimChar"/>
-        </w:rPr>
-        <w:t xml:space="preserve">env/*.yml</w:t>
-      </w:r>
-      <w:r>
-        <w:t xml:space="preserve"> </w:t>
-      </w:r>
-      <w:r>
-        <w:t xml:space="preserve">and a container image; the</w:t>
-      </w:r>
-      <w:r>
-        <w:t xml:space="preserve"> </w:t>
-      </w:r>
-      <w:r>
-        <w:t xml:space="preserve">active packaging profile selects which. Two container details are load-bearing and documented</w:t>
-      </w:r>
-      <w:r>
-        <w:t xml:space="preserve"> </w:t>
-      </w:r>
-      <w:r>
-        <w:t xml:space="preserve">in the config:</w:t>
       </w:r>
     </w:p>
     <w:p>
@@ -5182,99 +4585,29 @@
         </w:numPr>
       </w:pPr>
       <w:r>
-        <w:t xml:space="preserve">The</w:t>
-      </w:r>
-      <w:r>
-        <w:t xml:space="preserve"> </w:t>
-      </w:r>
-      <w:r>
-        <w:rPr>
-          <w:rStyle w:val="VerbatimChar"/>
-          <w:b/>
-          <w:bCs/>
-        </w:rPr>
-        <w:t xml:space="preserve">--data_dir</w:t>
-      </w:r>
-      <w:r>
-        <w:rPr>
-          <w:b/>
-          <w:bCs/>
-        </w:rPr>
-        <w:t xml:space="preserve"> </w:t>
-      </w:r>
-      <w:r>
-        <w:rPr>
-          <w:b/>
-          <w:bCs/>
-        </w:rPr>
-        <w:t xml:space="preserve">bind is explicit.</w:t>
-      </w:r>
-      <w:r>
-        <w:t xml:space="preserve"> </w:t>
-      </w:r>
-      <w:r>
-        <w:t xml:space="preserve">Nextflow auto-mounts the project and work dirs but</w:t>
-      </w:r>
-      <w:r>
-        <w:t xml:space="preserve"> </w:t>
-      </w:r>
-      <w:r>
-        <w:rPr>
-          <w:b/>
-          <w:bCs/>
-        </w:rPr>
-        <w:t xml:space="preserve">not</w:t>
-      </w:r>
-      <w:r>
-        <w:t xml:space="preserve"> </w:t>
-      </w:r>
-      <w:r>
-        <w:rPr>
-          <w:rStyle w:val="VerbatimChar"/>
-        </w:rPr>
-        <w:t xml:space="preserve">--data_dir</w:t>
-      </w:r>
-      <w:r>
-        <w:t xml:space="preserve">, so under Docker the profile injects</w:t>
-      </w:r>
-      <w:r>
-        <w:t xml:space="preserve"> </w:t>
-      </w:r>
-      <w:r>
-        <w:rPr>
-          <w:rStyle w:val="VerbatimChar"/>
-        </w:rPr>
-        <w:t xml:space="preserve">-v "$data_dir":"$data_dir"</w:t>
-      </w:r>
-      <w:r>
-        <w:t xml:space="preserve"> </w:t>
-      </w:r>
-      <w:r>
-        <w:t xml:space="preserve">(and</w:t>
-      </w:r>
-      <w:r>
-        <w:t xml:space="preserve"> </w:t>
-      </w:r>
-      <w:r>
-        <w:t xml:space="preserve">under Apptainer/Singularity</w:t>
-      </w:r>
-      <w:r>
-        <w:t xml:space="preserve"> </w:t>
-      </w:r>
-      <w:r>
-        <w:rPr>
-          <w:rStyle w:val="VerbatimChar"/>
-        </w:rPr>
-        <w:t xml:space="preserve">-B "$data_dir"</w:t>
-      </w:r>
-      <w:r>
-        <w:t xml:space="preserve">) — otherwise the reference DBs are invisible to</w:t>
-      </w:r>
-      <w:r>
-        <w:t xml:space="preserve"> </w:t>
-      </w:r>
-      <w:r>
-        <w:t xml:space="preserve">the containers. The path is quoted to survive spaces (e.g. a path containing spaces).</w:t>
+        <w:t xml:space="preserve">Annotation (Stage 07) and BGC detection (Stage 11) can take</w:t>
+      </w:r>
+      <w:r>
+        <w:t xml:space="preserve"> </w:t>
+      </w:r>
+      <w:r>
+        <w:rPr>
+          <w:b/>
+          <w:bCs/>
+        </w:rPr>
+        <w:t xml:space="preserve">many hours</w:t>
+      </w:r>
+      <w:r>
+        <w:t xml:space="preserve"> </w:t>
+      </w:r>
+      <w:r>
+        <w:t xml:space="preserve">per isolate under</w:t>
+      </w:r>
+      <w:r>
+        <w:t xml:space="preserve"> </w:t>
+      </w:r>
+      <w:r>
+        <w:t xml:space="preserve">emulation — budget accordingly, or run them on the HPC.</w:t>
       </w:r>
     </w:p>
     <w:p>
@@ -5286,6 +4619,448 @@
         </w:numPr>
       </w:pPr>
       <w:r>
+        <w:rPr>
+          <w:b/>
+          <w:bCs/>
+        </w:rPr>
+        <w:t xml:space="preserve">Dorado (Stage 00) runs as a native arm64 host binary, not in a container</w:t>
+      </w:r>
+      <w:r>
+        <w:t xml:space="preserve">, so basecalling</w:t>
+      </w:r>
+      <w:r>
+        <w:t xml:space="preserve"> </w:t>
+      </w:r>
+      <w:r>
+        <w:t xml:space="preserve">stays fast on the Mac. The light conda envs that have no</w:t>
+      </w:r>
+      <w:r>
+        <w:t xml:space="preserve"> </w:t>
+      </w:r>
+      <w:r>
+        <w:rPr>
+          <w:rStyle w:val="VerbatimChar"/>
+        </w:rPr>
+        <w:t xml:space="preserve">osx-arm64</w:t>
+      </w:r>
+      <w:r>
+        <w:t xml:space="preserve"> </w:t>
+      </w:r>
+      <w:r>
+        <w:t xml:space="preserve">build can be created with</w:t>
+      </w:r>
+      <w:r>
+        <w:t xml:space="preserve"> </w:t>
+      </w:r>
+      <w:r>
+        <w:rPr>
+          <w:rStyle w:val="VerbatimChar"/>
+        </w:rPr>
+        <w:t xml:space="preserve">CONDA_SUBDIR=osx-64 mamba env create -f env/&lt;name&gt;.yml</w:t>
+      </w:r>
+      <w:r>
+        <w:t xml:space="preserve"> </w:t>
+      </w:r>
+      <w:r>
+        <w:t xml:space="preserve">(noted in</w:t>
+      </w:r>
+      <w:r>
+        <w:t xml:space="preserve"> </w:t>
+      </w:r>
+      <w:r>
+        <w:rPr>
+          <w:rStyle w:val="VerbatimChar"/>
+        </w:rPr>
+        <w:t xml:space="preserve">env/readqc.yml</w:t>
+      </w:r>
+      <w:r>
+        <w:t xml:space="preserve">).</w:t>
+      </w:r>
+    </w:p>
+    <w:p>
+      <w:pPr>
+        <w:pStyle w:val="FirstParagraph"/>
+      </w:pPr>
+      <w:r>
+        <w:rPr>
+          <w:b/>
+          <w:bCs/>
+        </w:rPr>
+        <w:t xml:space="preserve">The container image.</w:t>
+      </w:r>
+      <w:r>
+        <w:t xml:space="preserve"> </w:t>
+      </w:r>
+      <w:r>
+        <w:t xml:space="preserve">The light stages use</w:t>
+      </w:r>
+      <w:r>
+        <w:t xml:space="preserve"> </w:t>
+      </w:r>
+      <w:r>
+        <w:rPr>
+          <w:rStyle w:val="VerbatimChar"/>
+        </w:rPr>
+        <w:t xml:space="preserve">aduton1000/fungiforge:0.1.0</w:t>
+      </w:r>
+      <w:r>
+        <w:t xml:space="preserve">; build it once</w:t>
+      </w:r>
+      <w:r>
+        <w:t xml:space="preserve"> </w:t>
+      </w:r>
+      <w:r>
+        <w:t xml:space="preserve">(native, no emulation) from the repo:</w:t>
+      </w:r>
+    </w:p>
+    <w:p>
+      <w:pPr>
+        <w:pStyle w:val="SourceCode"/>
+      </w:pPr>
+      <w:r>
+        <w:rPr>
+          <w:rStyle w:val="ExtensionTok"/>
+        </w:rPr>
+        <w:t xml:space="preserve">docker</w:t>
+      </w:r>
+      <w:r>
+        <w:rPr>
+          <w:rStyle w:val="NormalTok"/>
+        </w:rPr>
+        <w:t xml:space="preserve"> build </w:t>
+      </w:r>
+      <w:r>
+        <w:rPr>
+          <w:rStyle w:val="AttributeTok"/>
+        </w:rPr>
+        <w:t xml:space="preserve">-f</w:t>
+      </w:r>
+      <w:r>
+        <w:rPr>
+          <w:rStyle w:val="NormalTok"/>
+        </w:rPr>
+        <w:t xml:space="preserve"> env/Dockerfile </w:t>
+      </w:r>
+      <w:r>
+        <w:rPr>
+          <w:rStyle w:val="AttributeTok"/>
+        </w:rPr>
+        <w:t xml:space="preserve">-t</w:t>
+      </w:r>
+      <w:r>
+        <w:rPr>
+          <w:rStyle w:val="NormalTok"/>
+        </w:rPr>
+        <w:t xml:space="preserve"> aduton1000/fungiforge:0.1.0 .</w:t>
+      </w:r>
+    </w:p>
+    <w:bookmarkEnd w:id="18"/>
+    <w:bookmarkStart w:id="19" w:name="Xc1b2cbe6fdc23b5712e29e7d0d71d3d91bf15c8"/>
+    <w:p>
+      <w:pPr>
+        <w:pStyle w:val="Heading2"/>
+      </w:pPr>
+      <w:r>
+        <w:t xml:space="preserve">4.2 Shared HPC install (SLURM + Apptainer/Singularity)</w:t>
+      </w:r>
+    </w:p>
+    <w:p>
+      <w:pPr>
+        <w:pStyle w:val="FirstParagraph"/>
+      </w:pPr>
+      <w:r>
+        <w:t xml:space="preserve">The production route is the cluster (native linux-64, no emulation).</w:t>
+      </w:r>
+      <w:r>
+        <w:t xml:space="preserve"> </w:t>
+      </w:r>
+      <w:r>
+        <w:rPr>
+          <w:rStyle w:val="VerbatimChar"/>
+        </w:rPr>
+        <w:t xml:space="preserve">docs/hpc_deployment.md</w:t>
+      </w:r>
+      <w:r>
+        <w:t xml:space="preserve"> </w:t>
+      </w:r>
+      <w:r>
+        <w:t xml:space="preserve">is the authoritative procedure; in brief:</w:t>
+      </w:r>
+    </w:p>
+    <w:p>
+      <w:pPr>
+        <w:pStyle w:val="SourceCode"/>
+      </w:pPr>
+      <w:r>
+        <w:rPr>
+          <w:rStyle w:val="CommentTok"/>
+        </w:rPr>
+        <w:t xml:space="preserve"># 1. code + tools (nextflow &gt;=23.10, java 17+, apptainer or singularity)</w:t>
+      </w:r>
+      <w:r>
+        <w:br/>
+      </w:r>
+      <w:r>
+        <w:rPr>
+          <w:rStyle w:val="FunctionTok"/>
+        </w:rPr>
+        <w:t xml:space="preserve">git</w:t>
+      </w:r>
+      <w:r>
+        <w:rPr>
+          <w:rStyle w:val="NormalTok"/>
+        </w:rPr>
+        <w:t xml:space="preserve"> clone https://github.com/aduton1000/fungiforge </w:t>
+      </w:r>
+      <w:r>
+        <w:rPr>
+          <w:rStyle w:val="KeywordTok"/>
+        </w:rPr>
+        <w:t xml:space="preserve">&amp;&amp;</w:t>
+      </w:r>
+      <w:r>
+        <w:rPr>
+          <w:rStyle w:val="NormalTok"/>
+        </w:rPr>
+        <w:t xml:space="preserve"> </w:t>
+      </w:r>
+      <w:r>
+        <w:rPr>
+          <w:rStyle w:val="BuiltInTok"/>
+        </w:rPr>
+        <w:t xml:space="preserve">cd</w:t>
+      </w:r>
+      <w:r>
+        <w:rPr>
+          <w:rStyle w:val="NormalTok"/>
+        </w:rPr>
+        <w:t xml:space="preserve"> fungiforge</w:t>
+      </w:r>
+      <w:r>
+        <w:br/>
+      </w:r>
+      <w:r>
+        <w:br/>
+      </w:r>
+      <w:r>
+        <w:rPr>
+          <w:rStyle w:val="CommentTok"/>
+        </w:rPr>
+        <w:t xml:space="preserve"># 2. build the base image once (heavy public images pull automatically at run time)</w:t>
+      </w:r>
+      <w:r>
+        <w:br/>
+      </w:r>
+      <w:r>
+        <w:rPr>
+          <w:rStyle w:val="ExtensionTok"/>
+        </w:rPr>
+        <w:t xml:space="preserve">apptainer</w:t>
+      </w:r>
+      <w:r>
+        <w:rPr>
+          <w:rStyle w:val="NormalTok"/>
+        </w:rPr>
+        <w:t xml:space="preserve"> build fungiforge.sif env/fungiforge.def       </w:t>
+      </w:r>
+      <w:r>
+        <w:rPr>
+          <w:rStyle w:val="CommentTok"/>
+        </w:rPr>
+        <w:t xml:space="preserve"># or: singularity build …</w:t>
+      </w:r>
+      <w:r>
+        <w:br/>
+      </w:r>
+      <w:r>
+        <w:br/>
+      </w:r>
+      <w:r>
+        <w:rPr>
+          <w:rStyle w:val="CommentTok"/>
+        </w:rPr>
+        <w:t xml:space="preserve"># 3. stage the reference databases once (hours; see §6)</w:t>
+      </w:r>
+      <w:r>
+        <w:br/>
+      </w:r>
+      <w:r>
+        <w:rPr>
+          <w:rStyle w:val="BuiltInTok"/>
+        </w:rPr>
+        <w:t xml:space="preserve">export</w:t>
+      </w:r>
+      <w:r>
+        <w:rPr>
+          <w:rStyle w:val="NormalTok"/>
+        </w:rPr>
+        <w:t xml:space="preserve"> </w:t>
+      </w:r>
+      <w:r>
+        <w:rPr>
+          <w:rStyle w:val="VariableTok"/>
+        </w:rPr>
+        <w:t xml:space="preserve">FUNGIFORGE_DB</w:t>
+      </w:r>
+      <w:r>
+        <w:rPr>
+          <w:rStyle w:val="OperatorTok"/>
+        </w:rPr>
+        <w:t xml:space="preserve">=</w:t>
+      </w:r>
+      <w:r>
+        <w:rPr>
+          <w:rStyle w:val="NormalTok"/>
+        </w:rPr>
+        <w:t xml:space="preserve">/scratch/</w:t>
+      </w:r>
+      <w:r>
+        <w:rPr>
+          <w:rStyle w:val="VariableTok"/>
+        </w:rPr>
+        <w:t xml:space="preserve">$USER</w:t>
+      </w:r>
+      <w:r>
+        <w:rPr>
+          <w:rStyle w:val="NormalTok"/>
+        </w:rPr>
+        <w:t xml:space="preserve">/fungiforge_db</w:t>
+      </w:r>
+      <w:r>
+        <w:br/>
+      </w:r>
+      <w:r>
+        <w:rPr>
+          <w:rStyle w:val="FunctionTok"/>
+        </w:rPr>
+        <w:t xml:space="preserve">bash</w:t>
+      </w:r>
+      <w:r>
+        <w:rPr>
+          <w:rStyle w:val="NormalTok"/>
+        </w:rPr>
+        <w:t xml:space="preserve"> bin/fetch_references.sh</w:t>
+      </w:r>
+      <w:r>
+        <w:br/>
+      </w:r>
+      <w:r>
+        <w:br/>
+      </w:r>
+      <w:r>
+        <w:rPr>
+          <w:rStyle w:val="CommentTok"/>
+        </w:rPr>
+        <w:t xml:space="preserve"># 4. site config + Lmod module (the share/ wrappers)</w:t>
+      </w:r>
+      <w:r>
+        <w:br/>
+      </w:r>
+      <w:r>
+        <w:rPr>
+          <w:rStyle w:val="FunctionTok"/>
+        </w:rPr>
+        <w:t xml:space="preserve">cp</w:t>
+      </w:r>
+      <w:r>
+        <w:rPr>
+          <w:rStyle w:val="NormalTok"/>
+        </w:rPr>
+        <w:t xml:space="preserve"> share/fungiforge-env.sh.example ~/.fungiforge-env.sh   </w:t>
+      </w:r>
+      <w:r>
+        <w:rPr>
+          <w:rStyle w:val="CommentTok"/>
+        </w:rPr>
+        <w:t xml:space="preserve"># edit paths / partition / account</w:t>
+      </w:r>
+      <w:r>
+        <w:br/>
+      </w:r>
+      <w:r>
+        <w:rPr>
+          <w:rStyle w:val="ExtensionTok"/>
+        </w:rPr>
+        <w:t xml:space="preserve">module</w:t>
+      </w:r>
+      <w:r>
+        <w:rPr>
+          <w:rStyle w:val="NormalTok"/>
+        </w:rPr>
+        <w:t xml:space="preserve"> use /path/to/fungiforge/share/modulefiles</w:t>
+      </w:r>
+      <w:r>
+        <w:br/>
+      </w:r>
+      <w:r>
+        <w:rPr>
+          <w:rStyle w:val="ExtensionTok"/>
+        </w:rPr>
+        <w:t xml:space="preserve">module</w:t>
+      </w:r>
+      <w:r>
+        <w:rPr>
+          <w:rStyle w:val="NormalTok"/>
+        </w:rPr>
+        <w:t xml:space="preserve"> load fungiforge</w:t>
+      </w:r>
+      <w:r>
+        <w:br/>
+      </w:r>
+      <w:r>
+        <w:br/>
+      </w:r>
+      <w:r>
+        <w:rPr>
+          <w:rStyle w:val="CommentTok"/>
+        </w:rPr>
+        <w:t xml:space="preserve"># 5. run (uses hpc_slurm,apptainer by default)</w:t>
+      </w:r>
+      <w:r>
+        <w:br/>
+      </w:r>
+      <w:r>
+        <w:rPr>
+          <w:rStyle w:val="ExtensionTok"/>
+        </w:rPr>
+        <w:t xml:space="preserve">fungiforge-run</w:t>
+      </w:r>
+      <w:r>
+        <w:rPr>
+          <w:rStyle w:val="NormalTok"/>
+        </w:rPr>
+        <w:t xml:space="preserve"> </w:t>
+      </w:r>
+      <w:r>
+        <w:rPr>
+          <w:rStyle w:val="AttributeTok"/>
+        </w:rPr>
+        <w:t xml:space="preserve">--samplesheet</w:t>
+      </w:r>
+      <w:r>
+        <w:rPr>
+          <w:rStyle w:val="NormalTok"/>
+        </w:rPr>
+        <w:t xml:space="preserve"> samples.csv </w:t>
+      </w:r>
+      <w:r>
+        <w:rPr>
+          <w:rStyle w:val="AttributeTok"/>
+        </w:rPr>
+        <w:t xml:space="preserve">--run_interproscan</w:t>
+      </w:r>
+      <w:r>
+        <w:rPr>
+          <w:rStyle w:val="NormalTok"/>
+        </w:rPr>
+        <w:t xml:space="preserve"> true</w:t>
+      </w:r>
+    </w:p>
+    <w:p>
+      <w:pPr>
+        <w:pStyle w:val="FirstParagraph"/>
+      </w:pPr>
+      <w:r>
         <w:t xml:space="preserve">The</w:t>
       </w:r>
       <w:r>
@@ -5293,240 +5068,394 @@
       </w:r>
       <w:r>
         <w:rPr>
-          <w:b/>
-          <w:bCs/>
-        </w:rPr>
-        <w:t xml:space="preserve">antiSMASH image’s entrypoint is cleared</w:t>
-      </w:r>
-      <w:r>
-        <w:t xml:space="preserve"> </w:t>
-      </w:r>
-      <w:r>
-        <w:t xml:space="preserve">(</w:t>
-      </w:r>
-      <w:r>
-        <w:rPr>
-          <w:rStyle w:val="VerbatimChar"/>
-        </w:rPr>
-        <w:t xml:space="preserve">--entrypoint=""</w:t>
-      </w:r>
-      <w:r>
-        <w:t xml:space="preserve">) because</w:t>
-      </w:r>
-      <w:r>
-        <w:t xml:space="preserve"> </w:t>
-      </w:r>
-      <w:r>
-        <w:rPr>
-          <w:rStyle w:val="VerbatimChar"/>
-        </w:rPr>
-        <w:t xml:space="preserve">antismash/standalone</w:t>
-      </w:r>
-      <w:r>
-        <w:t xml:space="preserve"> </w:t>
-      </w:r>
-      <w:r>
-        <w:t xml:space="preserve">sets</w:t>
-      </w:r>
-      <w:r>
-        <w:t xml:space="preserve"> </w:t>
-      </w:r>
-      <w:r>
-        <w:rPr>
-          <w:rStyle w:val="VerbatimChar"/>
-        </w:rPr>
-        <w:t xml:space="preserve">ENTRYPOINT ["antismash"]</w:t>
-      </w:r>
-      <w:r>
-        <w:t xml:space="preserve">, which would hijack Nextflow’s bash</w:t>
-      </w:r>
-      <w:r>
-        <w:t xml:space="preserve"> </w:t>
-      </w:r>
-      <w:r>
-        <w:t xml:space="preserve">launch; and the Docker profile passes</w:t>
-      </w:r>
-      <w:r>
-        <w:t xml:space="preserve"> </w:t>
-      </w:r>
-      <w:r>
-        <w:rPr>
-          <w:rStyle w:val="VerbatimChar"/>
-        </w:rPr>
-        <w:t xml:space="preserve">-e HOME=/tmp -e USER=fungiforge</w:t>
-      </w:r>
-      <w:r>
-        <w:t xml:space="preserve"> </w:t>
-      </w:r>
-      <w:r>
-        <w:t xml:space="preserve">so tools that call</w:t>
-      </w:r>
-      <w:r>
-        <w:t xml:space="preserve"> </w:t>
-      </w:r>
-      <w:r>
-        <w:rPr>
-          <w:rStyle w:val="VerbatimChar"/>
-        </w:rPr>
-        <w:t xml:space="preserve">getpass.getuser()</w:t>
+          <w:rStyle w:val="VerbatimChar"/>
+        </w:rPr>
+        <w:t xml:space="preserve">hpc_slurm</w:t>
+      </w:r>
+      <w:r>
+        <w:t xml:space="preserve"> </w:t>
+      </w:r>
+      <w:r>
+        <w:t xml:space="preserve">profile (</w:t>
+      </w:r>
+      <w:r>
+        <w:rPr>
+          <w:rStyle w:val="VerbatimChar"/>
+        </w:rPr>
+        <w:t xml:space="preserve">conf/hpc_slurm.config</w:t>
+      </w:r>
+      <w:r>
+        <w:t xml:space="preserve">) sets the SLURM executor with time-based</w:t>
+      </w:r>
+      <w:r>
+        <w:t xml:space="preserve"> </w:t>
+      </w:r>
+      <w:r>
+        <w:t xml:space="preserve">partition routing (</w:t>
+      </w:r>
+      <w:r>
+        <w:rPr>
+          <w:rStyle w:val="VerbatimChar"/>
+        </w:rPr>
+        <w:t xml:space="preserve">short</w:t>
+      </w:r>
+      <w:r>
+        <w:t xml:space="preserve"> </w:t>
+      </w:r>
+      <w:r>
+        <w:t xml:space="preserve">for ≤4 h tasks,</w:t>
+      </w:r>
+      <w:r>
+        <w:t xml:space="preserve"> </w:t>
+      </w:r>
+      <w:r>
+        <w:rPr>
+          <w:rStyle w:val="VerbatimChar"/>
+        </w:rPr>
+        <w:t xml:space="preserve">long</w:t>
+      </w:r>
+      <w:r>
+        <w:t xml:space="preserve"> </w:t>
+      </w:r>
+      <w:r>
+        <w:t xml:space="preserve">otherwise) unless you override</w:t>
+      </w:r>
+      <w:r>
+        <w:t xml:space="preserve"> </w:t>
+      </w:r>
+      <w:r>
+        <w:rPr>
+          <w:rStyle w:val="VerbatimChar"/>
+        </w:rPr>
+        <w:t xml:space="preserve">--slurm_partition</w:t>
+      </w:r>
+      <w:r>
+        <w:t xml:space="preserve"> </w:t>
       </w:r>
       <w:r>
         <w:t xml:space="preserve">/</w:t>
       </w:r>
       <w:r>
-        <w:rPr>
-          <w:rStyle w:val="VerbatimChar"/>
-        </w:rPr>
-        <w:t xml:space="preserve">expanduser()</w:t>
-      </w:r>
-      <w:r>
-        <w:t xml:space="preserve"> </w:t>
-      </w:r>
-      <w:r>
-        <w:t xml:space="preserve">(Medaka/torch, Funannotate) do not crash on a host UID</w:t>
-      </w:r>
-      <w:r>
-        <w:t xml:space="preserve"> </w:t>
-      </w:r>
-      <w:r>
-        <w:t xml:space="preserve">absent from the container’s</w:t>
-      </w:r>
-      <w:r>
-        <w:t xml:space="preserve"> </w:t>
-      </w:r>
-      <w:r>
-        <w:rPr>
-          <w:rStyle w:val="VerbatimChar"/>
-        </w:rPr>
-        <w:t xml:space="preserve">/etc/passwd</w:t>
+        <w:t xml:space="preserve"> </w:t>
+      </w:r>
+      <w:r>
+        <w:rPr>
+          <w:rStyle w:val="VerbatimChar"/>
+        </w:rPr>
+        <w:t xml:space="preserve">--slurm_account</w:t>
+      </w:r>
+      <w:r>
+        <w:t xml:space="preserve">; it caps concurrency at 100 queued jobs and rate-limits</w:t>
+      </w:r>
+      <w:r>
+        <w:t xml:space="preserve"> </w:t>
+      </w:r>
+      <w:r>
+        <w:t xml:space="preserve">submission. The</w:t>
+      </w:r>
+      <w:r>
+        <w:t xml:space="preserve"> </w:t>
+      </w:r>
+      <w:r>
+        <w:rPr>
+          <w:rStyle w:val="VerbatimChar"/>
+          <w:b/>
+          <w:bCs/>
+        </w:rPr>
+        <w:t xml:space="preserve">share/</w:t>
+      </w:r>
+      <w:r>
+        <w:rPr>
+          <w:b/>
+          <w:bCs/>
+        </w:rPr>
+        <w:t xml:space="preserve"> </w:t>
+      </w:r>
+      <w:r>
+        <w:rPr>
+          <w:b/>
+          <w:bCs/>
+        </w:rPr>
+        <w:t xml:space="preserve">Lmod wrappers</w:t>
+      </w:r>
+      <w:r>
+        <w:t xml:space="preserve"> </w:t>
+      </w:r>
+      <w:r>
+        <w:t xml:space="preserve">—</w:t>
+      </w:r>
+      <w:r>
+        <w:t xml:space="preserve"> </w:t>
+      </w:r>
+      <w:r>
+        <w:rPr>
+          <w:rStyle w:val="VerbatimChar"/>
+        </w:rPr>
+        <w:t xml:space="preserve">fungiforge-run</w:t>
+      </w:r>
+      <w:r>
+        <w:t xml:space="preserve">,</w:t>
+      </w:r>
+      <w:r>
+        <w:t xml:space="preserve"> </w:t>
+      </w:r>
+      <w:r>
+        <w:rPr>
+          <w:rStyle w:val="VerbatimChar"/>
+        </w:rPr>
+        <w:t xml:space="preserve">fungiforge-env.sh.example</w:t>
+      </w:r>
+      <w:r>
+        <w:t xml:space="preserve">,</w:t>
+      </w:r>
+      <w:r>
+        <w:t xml:space="preserve"> </w:t>
+      </w:r>
+      <w:r>
+        <w:t xml:space="preserve">and</w:t>
+      </w:r>
+      <w:r>
+        <w:t xml:space="preserve"> </w:t>
+      </w:r>
+      <w:r>
+        <w:rPr>
+          <w:rStyle w:val="VerbatimChar"/>
+        </w:rPr>
+        <w:t xml:space="preserve">modulefiles/fungiforge/0.1.0.lua</w:t>
+      </w:r>
+      <w:r>
+        <w:t xml:space="preserve"> </w:t>
+      </w:r>
+      <w:r>
+        <w:t xml:space="preserve">— put</w:t>
+      </w:r>
+      <w:r>
+        <w:t xml:space="preserve"> </w:t>
+      </w:r>
+      <w:r>
+        <w:rPr>
+          <w:rStyle w:val="VerbatimChar"/>
+        </w:rPr>
+        <w:t xml:space="preserve">FUNGIFORGE_HOME</w:t>
+      </w:r>
+      <w:r>
+        <w:t xml:space="preserve">,</w:t>
+      </w:r>
+      <w:r>
+        <w:t xml:space="preserve"> </w:t>
+      </w:r>
+      <w:r>
+        <w:rPr>
+          <w:rStyle w:val="VerbatimChar"/>
+        </w:rPr>
+        <w:t xml:space="preserve">FUNGIFORGE_DB</w:t>
+      </w:r>
+      <w:r>
+        <w:t xml:space="preserve">, the work dir,</w:t>
+      </w:r>
+      <w:r>
+        <w:t xml:space="preserve"> </w:t>
+      </w:r>
+      <w:r>
+        <w:t xml:space="preserve">the profile, and the Apptainer bind paths (</w:t>
+      </w:r>
+      <w:r>
+        <w:rPr>
+          <w:rStyle w:val="VerbatimChar"/>
+        </w:rPr>
+        <w:t xml:space="preserve">APPTAINER_BINDPATH</w:t>
+      </w:r>
+      <w:r>
+        <w:t xml:space="preserve"> </w:t>
+      </w:r>
+      <w:r>
+        <w:t xml:space="preserve">must include the DB and work</w:t>
+      </w:r>
+      <w:r>
+        <w:t xml:space="preserve"> </w:t>
+      </w:r>
+      <w:r>
+        <w:t xml:space="preserve">dirs) in one sourced site file so a run collapses to</w:t>
+      </w:r>
+      <w:r>
+        <w:t xml:space="preserve"> </w:t>
+      </w:r>
+      <w:r>
+        <w:rPr>
+          <w:rStyle w:val="VerbatimChar"/>
+        </w:rPr>
+        <w:t xml:space="preserve">fungiforge-run --samplesheet samples.csv</w:t>
       </w:r>
       <w:r>
         <w:t xml:space="preserve">.</w:t>
       </w:r>
+      <w:r>
+        <w:t xml:space="preserve"> </w:t>
+      </w:r>
+      <w:r>
+        <w:t xml:space="preserve">Launch from a</w:t>
+      </w:r>
+      <w:r>
+        <w:t xml:space="preserve"> </w:t>
+      </w:r>
+      <w:r>
+        <w:rPr>
+          <w:b/>
+          <w:bCs/>
+        </w:rPr>
+        <w:t xml:space="preserve">writable</w:t>
+      </w:r>
+      <w:r>
+        <w:t xml:space="preserve"> </w:t>
+      </w:r>
+      <w:r>
+        <w:t xml:space="preserve">directory (Nextflow writes</w:t>
+      </w:r>
+      <w:r>
+        <w:t xml:space="preserve"> </w:t>
+      </w:r>
+      <w:r>
+        <w:rPr>
+          <w:rStyle w:val="VerbatimChar"/>
+        </w:rPr>
+        <w:t xml:space="preserve">.nextflow/</w:t>
+      </w:r>
+      <w:r>
+        <w:t xml:space="preserve"> </w:t>
+      </w:r>
+      <w:r>
+        <w:t xml:space="preserve">and</w:t>
+      </w:r>
+      <w:r>
+        <w:t xml:space="preserve"> </w:t>
+      </w:r>
+      <w:r>
+        <w:rPr>
+          <w:rStyle w:val="VerbatimChar"/>
+        </w:rPr>
+        <w:t xml:space="preserve">work/</w:t>
+      </w:r>
+      <w:r>
+        <w:t xml:space="preserve">) and put</w:t>
+      </w:r>
+      <w:r>
+        <w:t xml:space="preserve"> </w:t>
+      </w:r>
+      <w:r>
+        <w:rPr>
+          <w:rStyle w:val="VerbatimChar"/>
+        </w:rPr>
+        <w:t xml:space="preserve">work/</w:t>
+      </w:r>
+      <w:r>
+        <w:t xml:space="preserve"> </w:t>
+      </w:r>
+      <w:r>
+        <w:t xml:space="preserve">on scratch.</w:t>
+      </w:r>
+    </w:p>
+    <w:bookmarkEnd w:id="19"/>
+    <w:bookmarkStart w:id="20" w:name="X2cfb66d28a2b9658e700cc99c5d83b4f9fff0a8"/>
+    <w:p>
+      <w:pPr>
+        <w:pStyle w:val="Heading2"/>
+      </w:pPr>
+      <w:r>
+        <w:t xml:space="preserve">4.3 How FungiForge uses containers and conda envs</w:t>
+      </w:r>
     </w:p>
     <w:p>
       <w:pPr>
         <w:pStyle w:val="FirstParagraph"/>
       </w:pPr>
       <w:r>
-        <w:t xml:space="preserve">You never activate any of these by hand — Nextflow provisions the right env/container per</w:t>
-      </w:r>
-      <w:r>
-        <w:t xml:space="preserve"> </w:t>
-      </w:r>
-      <w:r>
-        <w:t xml:space="preserve">process automatically.</w:t>
-      </w:r>
-    </w:p>
-    <w:bookmarkEnd w:id="20"/>
-    <w:bookmarkEnd w:id="21"/>
-    <w:bookmarkStart w:id="25" w:name="the-fungiforge-cli-and-how-to-run"/>
-    <w:p>
-      <w:pPr>
-        <w:pStyle w:val="Heading1"/>
-      </w:pPr>
-      <w:r>
-        <w:rPr>
-          <w:rStyle w:val="SectionNumber"/>
-        </w:rPr>
-        <w:t xml:space="preserve">5</w:t>
-      </w:r>
-      <w:r>
-        <w:tab/>
-      </w:r>
-      <w:r>
-        <w:t xml:space="preserve">5. The</w:t>
-      </w:r>
-      <w:r>
-        <w:t xml:space="preserve"> </w:t>
-      </w:r>
-      <w:r>
-        <w:rPr>
-          <w:rStyle w:val="VerbatimChar"/>
-        </w:rPr>
-        <w:t xml:space="preserve">fungiforge</w:t>
-      </w:r>
-      <w:r>
-        <w:t xml:space="preserve"> </w:t>
-      </w:r>
-      <w:r>
-        <w:t xml:space="preserve">CLI and how to run</w:t>
-      </w:r>
-    </w:p>
-    <w:bookmarkStart w:id="22" w:name="the-console-command"/>
-    <w:p>
-      <w:pPr>
-        <w:pStyle w:val="Heading2"/>
-      </w:pPr>
-      <w:r>
-        <w:rPr>
-          <w:rStyle w:val="SectionNumber"/>
-        </w:rPr>
-        <w:t xml:space="preserve">5.1</w:t>
-      </w:r>
-      <w:r>
-        <w:tab/>
-      </w:r>
-      <w:r>
-        <w:t xml:space="preserve">5.1 The console command</w:t>
-      </w:r>
-    </w:p>
-    <w:p>
-      <w:pPr>
-        <w:pStyle w:val="FirstParagraph"/>
-      </w:pPr>
-      <w:r>
-        <w:rPr>
-          <w:rStyle w:val="VerbatimChar"/>
-        </w:rPr>
-        <w:t xml:space="preserve">pip install -e .</w:t>
-      </w:r>
-      <w:r>
-        <w:t xml:space="preserve"> </w:t>
-      </w:r>
-      <w:r>
-        <w:t xml:space="preserve">registers a small stdlib-only console command,</w:t>
-      </w:r>
-      <w:r>
-        <w:t xml:space="preserve"> </w:t>
-      </w:r>
-      <w:r>
-        <w:rPr>
-          <w:rStyle w:val="VerbatimChar"/>
-          <w:b/>
-          <w:bCs/>
-        </w:rPr>
-        <w:t xml:space="preserve">fungiforge</w:t>
-      </w:r>
-      <w:r>
-        <w:t xml:space="preserve"> </w:t>
-      </w:r>
-      <w:r>
-        <w:t xml:space="preserve">(defined in</w:t>
-      </w:r>
-      <w:r>
-        <w:t xml:space="preserve"> </w:t>
-      </w:r>
-      <w:r>
-        <w:rPr>
-          <w:rStyle w:val="VerbatimChar"/>
-        </w:rPr>
-        <w:t xml:space="preserve">fungiforge/cli.py</w:t>
-      </w:r>
-      <w:r>
-        <w:t xml:space="preserve">, entry point</w:t>
-      </w:r>
-      <w:r>
-        <w:t xml:space="preserve"> </w:t>
-      </w:r>
-      <w:r>
-        <w:rPr>
-          <w:rStyle w:val="VerbatimChar"/>
-        </w:rPr>
-        <w:t xml:space="preserve">fungiforge.cli:main</w:t>
-      </w:r>
-      <w:r>
-        <w:t xml:space="preserve">), with four subcommands:</w:t>
+        <w:t xml:space="preserve">FungiForge deliberately uses</w:t>
+      </w:r>
+      <w:r>
+        <w:t xml:space="preserve"> </w:t>
+      </w:r>
+      <w:r>
+        <w:rPr>
+          <w:b/>
+          <w:bCs/>
+        </w:rPr>
+        <w:t xml:space="preserve">many small, isolated per-stage environments</w:t>
+      </w:r>
+      <w:r>
+        <w:t xml:space="preserve"> </w:t>
+      </w:r>
+      <w:r>
+        <w:t xml:space="preserve">rather than one</w:t>
+      </w:r>
+      <w:r>
+        <w:t xml:space="preserve"> </w:t>
+      </w:r>
+      <w:r>
+        <w:t xml:space="preserve">monolith, because the stage toolchains conflict (a Flye/Medaka assembly stack, a Perl-heavy</w:t>
+      </w:r>
+      <w:r>
+        <w:t xml:space="preserve"> </w:t>
+      </w:r>
+      <w:r>
+        <w:t xml:space="preserve">Funannotate stack, an antiSMASH stack, RepeatModeler’s dfam/tetools stack). Each stage’s</w:t>
+      </w:r>
+      <w:r>
+        <w:t xml:space="preserve"> </w:t>
+      </w:r>
+      <w:r>
+        <w:rPr>
+          <w:rStyle w:val="VerbatimChar"/>
+        </w:rPr>
+        <w:t xml:space="preserve">conf/base.config</w:t>
+      </w:r>
+      <w:r>
+        <w:t xml:space="preserve"> </w:t>
+      </w:r>
+      <w:r>
+        <w:t xml:space="preserve">label points at</w:t>
+      </w:r>
+      <w:r>
+        <w:t xml:space="preserve"> </w:t>
+      </w:r>
+      <w:r>
+        <w:rPr>
+          <w:b/>
+          <w:bCs/>
+        </w:rPr>
+        <w:t xml:space="preserve">both</w:t>
+      </w:r>
+      <w:r>
+        <w:t xml:space="preserve"> </w:t>
+      </w:r>
+      <w:r>
+        <w:t xml:space="preserve">a conda</w:t>
+      </w:r>
+      <w:r>
+        <w:t xml:space="preserve"> </w:t>
+      </w:r>
+      <w:r>
+        <w:rPr>
+          <w:rStyle w:val="VerbatimChar"/>
+        </w:rPr>
+        <w:t xml:space="preserve">env/*.yml</w:t>
+      </w:r>
+      <w:r>
+        <w:t xml:space="preserve"> </w:t>
+      </w:r>
+      <w:r>
+        <w:t xml:space="preserve">and a container image; the</w:t>
+      </w:r>
+      <w:r>
+        <w:t xml:space="preserve"> </w:t>
+      </w:r>
+      <w:r>
+        <w:t xml:space="preserve">active packaging profile selects which. Two container details are load-bearing and documented</w:t>
+      </w:r>
+      <w:r>
+        <w:t xml:space="preserve"> </w:t>
+      </w:r>
+      <w:r>
+        <w:t xml:space="preserve">in the config:</w:t>
       </w:r>
     </w:p>
     <w:p>
@@ -5538,91 +5467,99 @@
         </w:numPr>
       </w:pPr>
       <w:r>
-        <w:rPr>
-          <w:rStyle w:val="VerbatimChar"/>
-        </w:rPr>
-        <w:t xml:space="preserve">fungiforge run …</w:t>
-      </w:r>
-      <w:r>
-        <w:t xml:space="preserve"> </w:t>
-      </w:r>
-      <w:r>
-        <w:t xml:space="preserve">— thin wrapper over</w:t>
-      </w:r>
-      <w:r>
-        <w:t xml:space="preserve"> </w:t>
-      </w:r>
-      <w:r>
-        <w:rPr>
-          <w:rStyle w:val="VerbatimChar"/>
-        </w:rPr>
-        <w:t xml:space="preserve">nextflow run main.nf</w:t>
-      </w:r>
-      <w:r>
-        <w:t xml:space="preserve"> </w:t>
-      </w:r>
-      <w:r>
-        <w:t xml:space="preserve">(adds</w:t>
-      </w:r>
-      <w:r>
-        <w:t xml:space="preserve"> </w:t>
-      </w:r>
-      <w:r>
-        <w:rPr>
-          <w:rStyle w:val="VerbatimChar"/>
-        </w:rPr>
-        <w:t xml:space="preserve">--samplesheet</w:t>
-      </w:r>
-      <w:r>
-        <w:t xml:space="preserve">,</w:t>
-      </w:r>
-      <w:r>
-        <w:t xml:space="preserve"> </w:t>
-      </w:r>
-      <w:r>
-        <w:rPr>
-          <w:rStyle w:val="VerbatimChar"/>
+        <w:t xml:space="preserve">The</w:t>
+      </w:r>
+      <w:r>
+        <w:t xml:space="preserve"> </w:t>
+      </w:r>
+      <w:r>
+        <w:rPr>
+          <w:rStyle w:val="VerbatimChar"/>
+          <w:b/>
+          <w:bCs/>
         </w:rPr>
         <w:t xml:space="preserve">--data_dir</w:t>
       </w:r>
       <w:r>
-        <w:t xml:space="preserve">,</w:t>
-      </w:r>
-      <w:r>
-        <w:t xml:space="preserve"> </w:t>
-      </w:r>
-      <w:r>
-        <w:rPr>
-          <w:rStyle w:val="VerbatimChar"/>
-        </w:rPr>
-        <w:t xml:space="preserve">--outdir</w:t>
-      </w:r>
-      <w:r>
-        <w:t xml:space="preserve">,</w:t>
-      </w:r>
-      <w:r>
-        <w:t xml:space="preserve"> </w:t>
-      </w:r>
-      <w:r>
-        <w:rPr>
-          <w:rStyle w:val="VerbatimChar"/>
-        </w:rPr>
-        <w:t xml:space="preserve">-profile</w:t>
-      </w:r>
-      <w:r>
-        <w:t xml:space="preserve">,</w:t>
-      </w:r>
-      <w:r>
-        <w:t xml:space="preserve"> </w:t>
-      </w:r>
-      <w:r>
-        <w:rPr>
-          <w:rStyle w:val="VerbatimChar"/>
-        </w:rPr>
-        <w:t xml:space="preserve">-resume</w:t>
-      </w:r>
-      <w:r>
-        <w:t xml:space="preserve">; extra args pass through).</w:t>
+        <w:rPr>
+          <w:b/>
+          <w:bCs/>
+        </w:rPr>
+        <w:t xml:space="preserve"> </w:t>
+      </w:r>
+      <w:r>
+        <w:rPr>
+          <w:b/>
+          <w:bCs/>
+        </w:rPr>
+        <w:t xml:space="preserve">bind is explicit.</w:t>
+      </w:r>
+      <w:r>
+        <w:t xml:space="preserve"> </w:t>
+      </w:r>
+      <w:r>
+        <w:t xml:space="preserve">Nextflow auto-mounts the project and work dirs but</w:t>
+      </w:r>
+      <w:r>
+        <w:t xml:space="preserve"> </w:t>
+      </w:r>
+      <w:r>
+        <w:rPr>
+          <w:b/>
+          <w:bCs/>
+        </w:rPr>
+        <w:t xml:space="preserve">not</w:t>
+      </w:r>
+      <w:r>
+        <w:t xml:space="preserve"> </w:t>
+      </w:r>
+      <w:r>
+        <w:rPr>
+          <w:rStyle w:val="VerbatimChar"/>
+        </w:rPr>
+        <w:t xml:space="preserve">--data_dir</w:t>
+      </w:r>
+      <w:r>
+        <w:t xml:space="preserve">, so under Docker the profile injects</w:t>
+      </w:r>
+      <w:r>
+        <w:t xml:space="preserve"> </w:t>
+      </w:r>
+      <w:r>
+        <w:rPr>
+          <w:rStyle w:val="VerbatimChar"/>
+        </w:rPr>
+        <w:t xml:space="preserve">-v "$data_dir":"$data_dir"</w:t>
+      </w:r>
+      <w:r>
+        <w:t xml:space="preserve"> </w:t>
+      </w:r>
+      <w:r>
+        <w:t xml:space="preserve">(and</w:t>
+      </w:r>
+      <w:r>
+        <w:t xml:space="preserve"> </w:t>
+      </w:r>
+      <w:r>
+        <w:t xml:space="preserve">under Apptainer/Singularity</w:t>
+      </w:r>
+      <w:r>
+        <w:t xml:space="preserve"> </w:t>
+      </w:r>
+      <w:r>
+        <w:rPr>
+          <w:rStyle w:val="VerbatimChar"/>
+        </w:rPr>
+        <w:t xml:space="preserve">-B "$data_dir"</w:t>
+      </w:r>
+      <w:r>
+        <w:t xml:space="preserve">) — otherwise the reference DBs are invisible to</w:t>
+      </w:r>
+      <w:r>
+        <w:t xml:space="preserve"> </w:t>
+      </w:r>
+      <w:r>
+        <w:t xml:space="preserve">the containers. The path is quoted to survive spaces (e.g. a path containing spaces).</w:t>
       </w:r>
     </w:p>
     <w:p>
@@ -5634,58 +5571,119 @@
         </w:numPr>
       </w:pPr>
       <w:r>
-        <w:rPr>
-          <w:rStyle w:val="VerbatimChar"/>
-        </w:rPr>
-        <w:t xml:space="preserve">fungiforge samplesheet …</w:t>
-      </w:r>
-      <w:r>
-        <w:t xml:space="preserve"> </w:t>
-      </w:r>
-      <w:r>
-        <w:t xml:space="preserve">— build a sample sheet by pairing ONT (and optional Illumina)</w:t>
-      </w:r>
-      <w:r>
-        <w:t xml:space="preserve"> </w:t>
-      </w:r>
-      <w:r>
-        <w:t xml:space="preserve">read globs by sample id (§7).</w:t>
-      </w:r>
-    </w:p>
-    <w:p>
-      <w:pPr>
-        <w:pStyle w:val="Compact"/>
-        <w:numPr>
-          <w:ilvl w:val="0"/>
-          <w:numId w:val="1004"/>
-        </w:numPr>
-      </w:pPr>
-      <w:r>
-        <w:rPr>
-          <w:rStyle w:val="VerbatimChar"/>
-        </w:rPr>
-        <w:t xml:space="preserve">fungiforge fetch-refs --data_dir DIR</w:t>
-      </w:r>
-      <w:r>
-        <w:t xml:space="preserve"> </w:t>
-      </w:r>
-      <w:r>
-        <w:t xml:space="preserve">— print the reference-DB fetch command (§6).</w:t>
-      </w:r>
-    </w:p>
-    <w:p>
-      <w:pPr>
-        <w:pStyle w:val="Compact"/>
-        <w:numPr>
-          <w:ilvl w:val="0"/>
-          <w:numId w:val="1004"/>
-        </w:numPr>
-      </w:pPr>
-      <w:r>
-        <w:rPr>
-          <w:rStyle w:val="VerbatimChar"/>
-        </w:rPr>
-        <w:t xml:space="preserve">fungiforge version</w:t>
+        <w:t xml:space="preserve">The</w:t>
+      </w:r>
+      <w:r>
+        <w:t xml:space="preserve"> </w:t>
+      </w:r>
+      <w:r>
+        <w:rPr>
+          <w:b/>
+          <w:bCs/>
+        </w:rPr>
+        <w:t xml:space="preserve">antiSMASH image’s entrypoint is cleared</w:t>
+      </w:r>
+      <w:r>
+        <w:t xml:space="preserve"> </w:t>
+      </w:r>
+      <w:r>
+        <w:t xml:space="preserve">(</w:t>
+      </w:r>
+      <w:r>
+        <w:rPr>
+          <w:rStyle w:val="VerbatimChar"/>
+        </w:rPr>
+        <w:t xml:space="preserve">--entrypoint=""</w:t>
+      </w:r>
+      <w:r>
+        <w:t xml:space="preserve">) because</w:t>
+      </w:r>
+      <w:r>
+        <w:t xml:space="preserve"> </w:t>
+      </w:r>
+      <w:r>
+        <w:rPr>
+          <w:rStyle w:val="VerbatimChar"/>
+        </w:rPr>
+        <w:t xml:space="preserve">antismash/standalone</w:t>
+      </w:r>
+      <w:r>
+        <w:t xml:space="preserve"> </w:t>
+      </w:r>
+      <w:r>
+        <w:t xml:space="preserve">sets</w:t>
+      </w:r>
+      <w:r>
+        <w:t xml:space="preserve"> </w:t>
+      </w:r>
+      <w:r>
+        <w:rPr>
+          <w:rStyle w:val="VerbatimChar"/>
+        </w:rPr>
+        <w:t xml:space="preserve">ENTRYPOINT ["antismash"]</w:t>
+      </w:r>
+      <w:r>
+        <w:t xml:space="preserve">, which would hijack Nextflow’s bash</w:t>
+      </w:r>
+      <w:r>
+        <w:t xml:space="preserve"> </w:t>
+      </w:r>
+      <w:r>
+        <w:t xml:space="preserve">launch; and the Docker profile passes</w:t>
+      </w:r>
+      <w:r>
+        <w:t xml:space="preserve"> </w:t>
+      </w:r>
+      <w:r>
+        <w:rPr>
+          <w:rStyle w:val="VerbatimChar"/>
+        </w:rPr>
+        <w:t xml:space="preserve">-e HOME=/tmp -e USER=fungiforge</w:t>
+      </w:r>
+      <w:r>
+        <w:t xml:space="preserve"> </w:t>
+      </w:r>
+      <w:r>
+        <w:t xml:space="preserve">so tools that call</w:t>
+      </w:r>
+      <w:r>
+        <w:t xml:space="preserve"> </w:t>
+      </w:r>
+      <w:r>
+        <w:rPr>
+          <w:rStyle w:val="VerbatimChar"/>
+        </w:rPr>
+        <w:t xml:space="preserve">getpass.getuser()</w:t>
+      </w:r>
+      <w:r>
+        <w:t xml:space="preserve">/</w:t>
+      </w:r>
+      <w:r>
+        <w:rPr>
+          <w:rStyle w:val="VerbatimChar"/>
+        </w:rPr>
+        <w:t xml:space="preserve">expanduser()</w:t>
+      </w:r>
+      <w:r>
+        <w:t xml:space="preserve"> </w:t>
+      </w:r>
+      <w:r>
+        <w:t xml:space="preserve">(Medaka/torch, Funannotate) do not crash on a host UID</w:t>
+      </w:r>
+      <w:r>
+        <w:t xml:space="preserve"> </w:t>
+      </w:r>
+      <w:r>
+        <w:t xml:space="preserve">absent from the container’s</w:t>
+      </w:r>
+      <w:r>
+        <w:t xml:space="preserve"> </w:t>
+      </w:r>
+      <w:r>
+        <w:rPr>
+          <w:rStyle w:val="VerbatimChar"/>
+        </w:rPr>
+        <w:t xml:space="preserve">/etc/passwd</w:t>
       </w:r>
       <w:r>
         <w:t xml:space="preserve">.</w:t>
@@ -5696,50 +5694,48 @@
         <w:pStyle w:val="FirstParagraph"/>
       </w:pPr>
       <w:r>
-        <w:t xml:space="preserve">The raw forms always work unchanged (</w:t>
-      </w:r>
-      <w:r>
-        <w:rPr>
-          <w:rStyle w:val="VerbatimChar"/>
-        </w:rPr>
-        <w:t xml:space="preserve">nextflow run main.nf …</w:t>
-      </w:r>
-      <w:r>
-        <w:t xml:space="preserve">).</w:t>
-      </w:r>
-    </w:p>
-    <w:bookmarkEnd w:id="22"/>
-    <w:bookmarkStart w:id="23" w:name="X715b8dcad4d748097701aff55b88c1f964668a1"/>
+        <w:t xml:space="preserve">You never activate any of these by hand — Nextflow provisions the right env/container per</w:t>
+      </w:r>
+      <w:r>
+        <w:t xml:space="preserve"> </w:t>
+      </w:r>
+      <w:r>
+        <w:t xml:space="preserve">process automatically.</w:t>
+      </w:r>
+    </w:p>
+    <w:bookmarkEnd w:id="20"/>
+    <w:bookmarkEnd w:id="21"/>
+    <w:bookmarkStart w:id="25" w:name="the-fungiforge-cli-and-how-to-run"/>
+    <w:p>
+      <w:pPr>
+        <w:pStyle w:val="Heading1"/>
+      </w:pPr>
+      <w:r>
+        <w:t xml:space="preserve">5. The</w:t>
+      </w:r>
+      <w:r>
+        <w:t xml:space="preserve"> </w:t>
+      </w:r>
+      <w:r>
+        <w:rPr>
+          <w:rStyle w:val="VerbatimChar"/>
+        </w:rPr>
+        <w:t xml:space="preserve">fungiforge</w:t>
+      </w:r>
+      <w:r>
+        <w:t xml:space="preserve"> </w:t>
+      </w:r>
+      <w:r>
+        <w:t xml:space="preserve">CLI and how to run</w:t>
+      </w:r>
+    </w:p>
+    <w:bookmarkStart w:id="22" w:name="the-console-command"/>
     <w:p>
       <w:pPr>
         <w:pStyle w:val="Heading2"/>
       </w:pPr>
       <w:r>
-        <w:rPr>
-          <w:rStyle w:val="SectionNumber"/>
-        </w:rPr>
-        <w:t xml:space="preserve">5.2</w:t>
-      </w:r>
-      <w:r>
-        <w:tab/>
-      </w:r>
-      <w:r>
-        <w:t xml:space="preserve">5.2 The</w:t>
-      </w:r>
-      <w:r>
-        <w:t xml:space="preserve"> </w:t>
-      </w:r>
-      <w:r>
-        <w:rPr>
-          <w:rStyle w:val="VerbatimChar"/>
-        </w:rPr>
-        <w:t xml:space="preserve">nextflow run</w:t>
-      </w:r>
-      <w:r>
-        <w:t xml:space="preserve"> </w:t>
-      </w:r>
-      <w:r>
-        <w:t xml:space="preserve">invocation and composable profiles</w:t>
+        <w:t xml:space="preserve">5.1 The console command</w:t>
       </w:r>
     </w:p>
     <w:p>
@@ -5747,269 +5743,57 @@
         <w:pStyle w:val="FirstParagraph"/>
       </w:pPr>
       <w:r>
-        <w:t xml:space="preserve">A run composes</w:t>
-      </w:r>
-      <w:r>
-        <w:t xml:space="preserve"> </w:t>
-      </w:r>
-      <w:r>
-        <w:rPr>
-          <w:b/>
-          <w:bCs/>
-        </w:rPr>
-        <w:t xml:space="preserve">one execution profile</w:t>
-      </w:r>
-      <w:r>
-        <w:t xml:space="preserve"> </w:t>
-      </w:r>
-      <w:r>
-        <w:t xml:space="preserve">and</w:t>
-      </w:r>
-      <w:r>
-        <w:t xml:space="preserve"> </w:t>
-      </w:r>
-      <w:r>
-        <w:rPr>
-          <w:b/>
-          <w:bCs/>
-        </w:rPr>
-        <w:t xml:space="preserve">one packaging profile</w:t>
-      </w:r>
-      <w:r>
-        <w:t xml:space="preserve">:</w:t>
-      </w:r>
-    </w:p>
-    <w:p>
-      <w:pPr>
-        <w:pStyle w:val="SourceCode"/>
-      </w:pPr>
-      <w:r>
-        <w:rPr>
-          <w:rStyle w:val="CommentTok"/>
-        </w:rPr>
-        <w:t xml:space="preserve"># this machine, Docker (Apple-Silicon: linux/amd64 emulated)</w:t>
-      </w:r>
-      <w:r>
-        <w:br/>
-      </w:r>
-      <w:r>
-        <w:rPr>
-          <w:rStyle w:val="ExtensionTok"/>
-        </w:rPr>
-        <w:t xml:space="preserve">nextflow</w:t>
-      </w:r>
-      <w:r>
-        <w:rPr>
-          <w:rStyle w:val="NormalTok"/>
-        </w:rPr>
-        <w:t xml:space="preserve"> run main.nf </w:t>
-      </w:r>
-      <w:r>
-        <w:rPr>
-          <w:rStyle w:val="AttributeTok"/>
-        </w:rPr>
-        <w:t xml:space="preserve">-profile</w:t>
-      </w:r>
-      <w:r>
-        <w:rPr>
-          <w:rStyle w:val="NormalTok"/>
-        </w:rPr>
-        <w:t xml:space="preserve"> local,docker </w:t>
-      </w:r>
-      <w:r>
-        <w:rPr>
-          <w:rStyle w:val="DataTypeTok"/>
-        </w:rPr>
-        <w:t xml:space="preserve">\</w:t>
-      </w:r>
-      <w:r>
-        <w:br/>
-      </w:r>
-      <w:r>
-        <w:rPr>
-          <w:rStyle w:val="NormalTok"/>
-        </w:rPr>
-        <w:t xml:space="preserve">    </w:t>
-      </w:r>
-      <w:r>
-        <w:rPr>
-          <w:rStyle w:val="AttributeTok"/>
-        </w:rPr>
-        <w:t xml:space="preserve">--samplesheet</w:t>
-      </w:r>
-      <w:r>
-        <w:rPr>
-          <w:rStyle w:val="NormalTok"/>
-        </w:rPr>
-        <w:t xml:space="preserve"> samples.csv </w:t>
-      </w:r>
-      <w:r>
-        <w:rPr>
-          <w:rStyle w:val="AttributeTok"/>
-        </w:rPr>
-        <w:t xml:space="preserve">--data_dir</w:t>
-      </w:r>
-      <w:r>
-        <w:rPr>
-          <w:rStyle w:val="NormalTok"/>
-        </w:rPr>
-        <w:t xml:space="preserve"> /path/to/fungiforge_db</w:t>
-      </w:r>
-      <w:r>
-        <w:br/>
-      </w:r>
-      <w:r>
-        <w:br/>
-      </w:r>
-      <w:r>
-        <w:rPr>
-          <w:rStyle w:val="CommentTok"/>
-        </w:rPr>
-        <w:t xml:space="preserve"># lab Linux HPC, native (no emulation)</w:t>
-      </w:r>
-      <w:r>
-        <w:br/>
-      </w:r>
-      <w:r>
-        <w:rPr>
-          <w:rStyle w:val="ExtensionTok"/>
-        </w:rPr>
-        <w:t xml:space="preserve">nextflow</w:t>
-      </w:r>
-      <w:r>
-        <w:rPr>
-          <w:rStyle w:val="NormalTok"/>
-        </w:rPr>
-        <w:t xml:space="preserve"> run main.nf </w:t>
-      </w:r>
-      <w:r>
-        <w:rPr>
-          <w:rStyle w:val="AttributeTok"/>
-        </w:rPr>
-        <w:t xml:space="preserve">-profile</w:t>
-      </w:r>
-      <w:r>
-        <w:rPr>
-          <w:rStyle w:val="NormalTok"/>
-        </w:rPr>
-        <w:t xml:space="preserve"> hpc_slurm,singularity </w:t>
-      </w:r>
-      <w:r>
-        <w:rPr>
-          <w:rStyle w:val="DataTypeTok"/>
-        </w:rPr>
-        <w:t xml:space="preserve">\</w:t>
-      </w:r>
-      <w:r>
-        <w:br/>
-      </w:r>
-      <w:r>
-        <w:rPr>
-          <w:rStyle w:val="NormalTok"/>
-        </w:rPr>
-        <w:t xml:space="preserve">    </w:t>
-      </w:r>
-      <w:r>
-        <w:rPr>
-          <w:rStyle w:val="AttributeTok"/>
-        </w:rPr>
-        <w:t xml:space="preserve">--samplesheet</w:t>
-      </w:r>
-      <w:r>
-        <w:rPr>
-          <w:rStyle w:val="NormalTok"/>
-        </w:rPr>
-        <w:t xml:space="preserve"> samples.csv </w:t>
-      </w:r>
-      <w:r>
-        <w:rPr>
-          <w:rStyle w:val="AttributeTok"/>
-        </w:rPr>
-        <w:t xml:space="preserve">--data_dir</w:t>
-      </w:r>
-      <w:r>
-        <w:rPr>
-          <w:rStyle w:val="NormalTok"/>
-        </w:rPr>
-        <w:t xml:space="preserve"> /path/to/fungiforge_db</w:t>
-      </w:r>
-      <w:r>
-        <w:br/>
-      </w:r>
-      <w:r>
-        <w:br/>
-      </w:r>
-      <w:r>
-        <w:rPr>
-          <w:rStyle w:val="CommentTok"/>
-        </w:rPr>
-        <w:t xml:space="preserve"># equivalently, via the CLI front door</w:t>
-      </w:r>
-      <w:r>
-        <w:br/>
-      </w:r>
-      <w:r>
-        <w:rPr>
-          <w:rStyle w:val="ExtensionTok"/>
+        <w:rPr>
+          <w:rStyle w:val="VerbatimChar"/>
+        </w:rPr>
+        <w:t xml:space="preserve">pip install -e .</w:t>
+      </w:r>
+      <w:r>
+        <w:t xml:space="preserve"> </w:t>
+      </w:r>
+      <w:r>
+        <w:t xml:space="preserve">registers a small stdlib-only console command,</w:t>
+      </w:r>
+      <w:r>
+        <w:t xml:space="preserve"> </w:t>
+      </w:r>
+      <w:r>
+        <w:rPr>
+          <w:rStyle w:val="VerbatimChar"/>
+          <w:b/>
+          <w:bCs/>
         </w:rPr>
         <w:t xml:space="preserve">fungiforge</w:t>
       </w:r>
       <w:r>
-        <w:rPr>
-          <w:rStyle w:val="NormalTok"/>
-        </w:rPr>
-        <w:t xml:space="preserve"> run </w:t>
-      </w:r>
-      <w:r>
-        <w:rPr>
-          <w:rStyle w:val="AttributeTok"/>
-        </w:rPr>
-        <w:t xml:space="preserve">-profile</w:t>
-      </w:r>
-      <w:r>
-        <w:rPr>
-          <w:rStyle w:val="NormalTok"/>
-        </w:rPr>
-        <w:t xml:space="preserve"> local,docker </w:t>
-      </w:r>
-      <w:r>
-        <w:rPr>
-          <w:rStyle w:val="DataTypeTok"/>
-        </w:rPr>
-        <w:t xml:space="preserve">\</w:t>
-      </w:r>
-      <w:r>
-        <w:br/>
-      </w:r>
-      <w:r>
-        <w:rPr>
-          <w:rStyle w:val="NormalTok"/>
-        </w:rPr>
-        <w:t xml:space="preserve">    </w:t>
-      </w:r>
-      <w:r>
-        <w:rPr>
-          <w:rStyle w:val="AttributeTok"/>
-        </w:rPr>
-        <w:t xml:space="preserve">--samplesheet</w:t>
-      </w:r>
-      <w:r>
-        <w:rPr>
-          <w:rStyle w:val="NormalTok"/>
-        </w:rPr>
-        <w:t xml:space="preserve"> samples.csv </w:t>
-      </w:r>
-      <w:r>
-        <w:rPr>
-          <w:rStyle w:val="AttributeTok"/>
-        </w:rPr>
-        <w:t xml:space="preserve">--data_dir</w:t>
-      </w:r>
-      <w:r>
-        <w:rPr>
-          <w:rStyle w:val="NormalTok"/>
-        </w:rPr>
-        <w:t xml:space="preserve"> /path/to/fungiforge_db</w:t>
+        <w:t xml:space="preserve"> </w:t>
+      </w:r>
+      <w:r>
+        <w:t xml:space="preserve">(defined in</w:t>
+      </w:r>
+      <w:r>
+        <w:t xml:space="preserve"> </w:t>
+      </w:r>
+      <w:r>
+        <w:rPr>
+          <w:rStyle w:val="VerbatimChar"/>
+        </w:rPr>
+        <w:t xml:space="preserve">fungiforge/cli.py</w:t>
+      </w:r>
+      <w:r>
+        <w:t xml:space="preserve">, entry point</w:t>
+      </w:r>
+      <w:r>
+        <w:t xml:space="preserve"> </w:t>
+      </w:r>
+      <w:r>
+        <w:rPr>
+          <w:rStyle w:val="VerbatimChar"/>
+        </w:rPr>
+        <w:t xml:space="preserve">fungiforge.cli:main</w:t>
+      </w:r>
+      <w:r>
+        <w:t xml:space="preserve">), with four subcommands:</w:t>
       </w:r>
     </w:p>
     <w:p>
@@ -6022,40 +5806,90 @@
       </w:pPr>
       <w:r>
         <w:rPr>
-          <w:b/>
-          <w:bCs/>
-        </w:rPr>
-        <w:t xml:space="preserve">Execution:</w:t>
-      </w:r>
-      <w:r>
-        <w:t xml:space="preserve"> </w:t>
-      </w:r>
-      <w:r>
-        <w:rPr>
-          <w:rStyle w:val="VerbatimChar"/>
-        </w:rPr>
-        <w:t xml:space="preserve">local</w:t>
-      </w:r>
-      <w:r>
-        <w:t xml:space="preserve"> </w:t>
-      </w:r>
-      <w:r>
-        <w:t xml:space="preserve">(this single machine) or</w:t>
-      </w:r>
-      <w:r>
-        <w:t xml:space="preserve"> </w:t>
-      </w:r>
-      <w:r>
-        <w:rPr>
-          <w:rStyle w:val="VerbatimChar"/>
-        </w:rPr>
-        <w:t xml:space="preserve">hpc_slurm</w:t>
-      </w:r>
-      <w:r>
-        <w:t xml:space="preserve"> </w:t>
-      </w:r>
-      <w:r>
-        <w:t xml:space="preserve">(SLURM cluster).</w:t>
+          <w:rStyle w:val="VerbatimChar"/>
+        </w:rPr>
+        <w:t xml:space="preserve">fungiforge run …</w:t>
+      </w:r>
+      <w:r>
+        <w:t xml:space="preserve"> </w:t>
+      </w:r>
+      <w:r>
+        <w:t xml:space="preserve">— thin wrapper over</w:t>
+      </w:r>
+      <w:r>
+        <w:t xml:space="preserve"> </w:t>
+      </w:r>
+      <w:r>
+        <w:rPr>
+          <w:rStyle w:val="VerbatimChar"/>
+        </w:rPr>
+        <w:t xml:space="preserve">nextflow run main.nf</w:t>
+      </w:r>
+      <w:r>
+        <w:t xml:space="preserve"> </w:t>
+      </w:r>
+      <w:r>
+        <w:t xml:space="preserve">(adds</w:t>
+      </w:r>
+      <w:r>
+        <w:t xml:space="preserve"> </w:t>
+      </w:r>
+      <w:r>
+        <w:rPr>
+          <w:rStyle w:val="VerbatimChar"/>
+        </w:rPr>
+        <w:t xml:space="preserve">--samplesheet</w:t>
+      </w:r>
+      <w:r>
+        <w:t xml:space="preserve">,</w:t>
+      </w:r>
+      <w:r>
+        <w:t xml:space="preserve"> </w:t>
+      </w:r>
+      <w:r>
+        <w:rPr>
+          <w:rStyle w:val="VerbatimChar"/>
+        </w:rPr>
+        <w:t xml:space="preserve">--data_dir</w:t>
+      </w:r>
+      <w:r>
+        <w:t xml:space="preserve">,</w:t>
+      </w:r>
+      <w:r>
+        <w:t xml:space="preserve"> </w:t>
+      </w:r>
+      <w:r>
+        <w:rPr>
+          <w:rStyle w:val="VerbatimChar"/>
+        </w:rPr>
+        <w:t xml:space="preserve">--outdir</w:t>
+      </w:r>
+      <w:r>
+        <w:t xml:space="preserve">,</w:t>
+      </w:r>
+      <w:r>
+        <w:t xml:space="preserve"> </w:t>
+      </w:r>
+      <w:r>
+        <w:rPr>
+          <w:rStyle w:val="VerbatimChar"/>
+        </w:rPr>
+        <w:t xml:space="preserve">-profile</w:t>
+      </w:r>
+      <w:r>
+        <w:t xml:space="preserve">,</w:t>
+      </w:r>
+      <w:r>
+        <w:t xml:space="preserve"> </w:t>
+      </w:r>
+      <w:r>
+        <w:rPr>
+          <w:rStyle w:val="VerbatimChar"/>
+        </w:rPr>
+        <w:t xml:space="preserve">-resume</w:t>
+      </w:r>
+      <w:r>
+        <w:t xml:space="preserve">; extra args pass through).</w:t>
       </w:r>
     </w:p>
     <w:p>
@@ -6068,82 +5902,21 @@
       </w:pPr>
       <w:r>
         <w:rPr>
-          <w:b/>
-          <w:bCs/>
-        </w:rPr>
-        <w:t xml:space="preserve">Packaging:</w:t>
-      </w:r>
-      <w:r>
-        <w:t xml:space="preserve"> </w:t>
-      </w:r>
-      <w:r>
-        <w:rPr>
-          <w:rStyle w:val="VerbatimChar"/>
-        </w:rPr>
-        <w:t xml:space="preserve">conda</w:t>
-      </w:r>
-      <w:r>
-        <w:t xml:space="preserve"> </w:t>
-      </w:r>
-      <w:r>
-        <w:t xml:space="preserve">|</w:t>
-      </w:r>
-      <w:r>
-        <w:t xml:space="preserve"> </w:t>
-      </w:r>
-      <w:r>
-        <w:rPr>
-          <w:rStyle w:val="VerbatimChar"/>
-        </w:rPr>
-        <w:t xml:space="preserve">mamba</w:t>
-      </w:r>
-      <w:r>
-        <w:t xml:space="preserve"> </w:t>
-      </w:r>
-      <w:r>
-        <w:t xml:space="preserve">|</w:t>
-      </w:r>
-      <w:r>
-        <w:t xml:space="preserve"> </w:t>
-      </w:r>
-      <w:r>
-        <w:rPr>
-          <w:rStyle w:val="VerbatimChar"/>
-        </w:rPr>
-        <w:t xml:space="preserve">docker</w:t>
-      </w:r>
-      <w:r>
-        <w:t xml:space="preserve"> </w:t>
-      </w:r>
-      <w:r>
-        <w:t xml:space="preserve">|</w:t>
-      </w:r>
-      <w:r>
-        <w:t xml:space="preserve"> </w:t>
-      </w:r>
-      <w:r>
-        <w:rPr>
-          <w:rStyle w:val="VerbatimChar"/>
-        </w:rPr>
-        <w:t xml:space="preserve">singularity</w:t>
-      </w:r>
-      <w:r>
-        <w:t xml:space="preserve"> </w:t>
-      </w:r>
-      <w:r>
-        <w:t xml:space="preserve">|</w:t>
-      </w:r>
-      <w:r>
-        <w:t xml:space="preserve"> </w:t>
-      </w:r>
-      <w:r>
-        <w:rPr>
-          <w:rStyle w:val="VerbatimChar"/>
-        </w:rPr>
-        <w:t xml:space="preserve">apptainer</w:t>
-      </w:r>
-      <w:r>
-        <w:t xml:space="preserve">.</w:t>
+          <w:rStyle w:val="VerbatimChar"/>
+        </w:rPr>
+        <w:t xml:space="preserve">fungiforge samplesheet …</w:t>
+      </w:r>
+      <w:r>
+        <w:t xml:space="preserve"> </w:t>
+      </w:r>
+      <w:r>
+        <w:t xml:space="preserve">— build a sample sheet by pairing ONT and/or Illumina</w:t>
+      </w:r>
+      <w:r>
+        <w:t xml:space="preserve"> </w:t>
+      </w:r>
+      <w:r>
+        <w:t xml:space="preserve">read globs by sample id (§7).</w:t>
       </w:r>
     </w:p>
     <w:p>
@@ -6157,6 +5930,491 @@
       <w:r>
         <w:rPr>
           <w:rStyle w:val="VerbatimChar"/>
+        </w:rPr>
+        <w:t xml:space="preserve">fungiforge fetch-refs --data_dir DIR</w:t>
+      </w:r>
+      <w:r>
+        <w:t xml:space="preserve"> </w:t>
+      </w:r>
+      <w:r>
+        <w:t xml:space="preserve">— print the reference-DB fetch command (§6).</w:t>
+      </w:r>
+    </w:p>
+    <w:p>
+      <w:pPr>
+        <w:pStyle w:val="Compact"/>
+        <w:numPr>
+          <w:ilvl w:val="0"/>
+          <w:numId w:val="1005"/>
+        </w:numPr>
+      </w:pPr>
+      <w:r>
+        <w:rPr>
+          <w:rStyle w:val="VerbatimChar"/>
+        </w:rPr>
+        <w:t xml:space="preserve">fungiforge version</w:t>
+      </w:r>
+      <w:r>
+        <w:t xml:space="preserve">.</w:t>
+      </w:r>
+    </w:p>
+    <w:p>
+      <w:pPr>
+        <w:pStyle w:val="FirstParagraph"/>
+      </w:pPr>
+      <w:r>
+        <w:t xml:space="preserve">The raw forms always work unchanged (</w:t>
+      </w:r>
+      <w:r>
+        <w:rPr>
+          <w:rStyle w:val="VerbatimChar"/>
+        </w:rPr>
+        <w:t xml:space="preserve">nextflow run main.nf …</w:t>
+      </w:r>
+      <w:r>
+        <w:t xml:space="preserve">).</w:t>
+      </w:r>
+    </w:p>
+    <w:bookmarkEnd w:id="22"/>
+    <w:bookmarkStart w:id="23" w:name="X715b8dcad4d748097701aff55b88c1f964668a1"/>
+    <w:p>
+      <w:pPr>
+        <w:pStyle w:val="Heading2"/>
+      </w:pPr>
+      <w:r>
+        <w:t xml:space="preserve">5.2 The</w:t>
+      </w:r>
+      <w:r>
+        <w:t xml:space="preserve"> </w:t>
+      </w:r>
+      <w:r>
+        <w:rPr>
+          <w:rStyle w:val="VerbatimChar"/>
+        </w:rPr>
+        <w:t xml:space="preserve">nextflow run</w:t>
+      </w:r>
+      <w:r>
+        <w:t xml:space="preserve"> </w:t>
+      </w:r>
+      <w:r>
+        <w:t xml:space="preserve">invocation and composable profiles</w:t>
+      </w:r>
+    </w:p>
+    <w:p>
+      <w:pPr>
+        <w:pStyle w:val="FirstParagraph"/>
+      </w:pPr>
+      <w:r>
+        <w:t xml:space="preserve">A run composes</w:t>
+      </w:r>
+      <w:r>
+        <w:t xml:space="preserve"> </w:t>
+      </w:r>
+      <w:r>
+        <w:rPr>
+          <w:b/>
+          <w:bCs/>
+        </w:rPr>
+        <w:t xml:space="preserve">one execution profile</w:t>
+      </w:r>
+      <w:r>
+        <w:t xml:space="preserve"> </w:t>
+      </w:r>
+      <w:r>
+        <w:t xml:space="preserve">and</w:t>
+      </w:r>
+      <w:r>
+        <w:t xml:space="preserve"> </w:t>
+      </w:r>
+      <w:r>
+        <w:rPr>
+          <w:b/>
+          <w:bCs/>
+        </w:rPr>
+        <w:t xml:space="preserve">one packaging profile</w:t>
+      </w:r>
+      <w:r>
+        <w:t xml:space="preserve">:</w:t>
+      </w:r>
+    </w:p>
+    <w:p>
+      <w:pPr>
+        <w:pStyle w:val="SourceCode"/>
+      </w:pPr>
+      <w:r>
+        <w:rPr>
+          <w:rStyle w:val="CommentTok"/>
+        </w:rPr>
+        <w:t xml:space="preserve"># this machine, Docker (Apple-Silicon: linux/amd64 emulated)</w:t>
+      </w:r>
+      <w:r>
+        <w:br/>
+      </w:r>
+      <w:r>
+        <w:rPr>
+          <w:rStyle w:val="ExtensionTok"/>
+        </w:rPr>
+        <w:t xml:space="preserve">nextflow</w:t>
+      </w:r>
+      <w:r>
+        <w:rPr>
+          <w:rStyle w:val="NormalTok"/>
+        </w:rPr>
+        <w:t xml:space="preserve"> run main.nf </w:t>
+      </w:r>
+      <w:r>
+        <w:rPr>
+          <w:rStyle w:val="AttributeTok"/>
+        </w:rPr>
+        <w:t xml:space="preserve">-profile</w:t>
+      </w:r>
+      <w:r>
+        <w:rPr>
+          <w:rStyle w:val="NormalTok"/>
+        </w:rPr>
+        <w:t xml:space="preserve"> local,docker </w:t>
+      </w:r>
+      <w:r>
+        <w:rPr>
+          <w:rStyle w:val="DataTypeTok"/>
+        </w:rPr>
+        <w:t xml:space="preserve">\</w:t>
+      </w:r>
+      <w:r>
+        <w:br/>
+      </w:r>
+      <w:r>
+        <w:rPr>
+          <w:rStyle w:val="NormalTok"/>
+        </w:rPr>
+        <w:t xml:space="preserve">    </w:t>
+      </w:r>
+      <w:r>
+        <w:rPr>
+          <w:rStyle w:val="AttributeTok"/>
+        </w:rPr>
+        <w:t xml:space="preserve">--samplesheet</w:t>
+      </w:r>
+      <w:r>
+        <w:rPr>
+          <w:rStyle w:val="NormalTok"/>
+        </w:rPr>
+        <w:t xml:space="preserve"> samples.csv </w:t>
+      </w:r>
+      <w:r>
+        <w:rPr>
+          <w:rStyle w:val="AttributeTok"/>
+        </w:rPr>
+        <w:t xml:space="preserve">--data_dir</w:t>
+      </w:r>
+      <w:r>
+        <w:rPr>
+          <w:rStyle w:val="NormalTok"/>
+        </w:rPr>
+        <w:t xml:space="preserve"> /path/to/fungiforge_db</w:t>
+      </w:r>
+      <w:r>
+        <w:br/>
+      </w:r>
+      <w:r>
+        <w:br/>
+      </w:r>
+      <w:r>
+        <w:rPr>
+          <w:rStyle w:val="CommentTok"/>
+        </w:rPr>
+        <w:t xml:space="preserve"># lab Linux HPC, native (no emulation)</w:t>
+      </w:r>
+      <w:r>
+        <w:br/>
+      </w:r>
+      <w:r>
+        <w:rPr>
+          <w:rStyle w:val="ExtensionTok"/>
+        </w:rPr>
+        <w:t xml:space="preserve">nextflow</w:t>
+      </w:r>
+      <w:r>
+        <w:rPr>
+          <w:rStyle w:val="NormalTok"/>
+        </w:rPr>
+        <w:t xml:space="preserve"> run main.nf </w:t>
+      </w:r>
+      <w:r>
+        <w:rPr>
+          <w:rStyle w:val="AttributeTok"/>
+        </w:rPr>
+        <w:t xml:space="preserve">-profile</w:t>
+      </w:r>
+      <w:r>
+        <w:rPr>
+          <w:rStyle w:val="NormalTok"/>
+        </w:rPr>
+        <w:t xml:space="preserve"> hpc_slurm,singularity </w:t>
+      </w:r>
+      <w:r>
+        <w:rPr>
+          <w:rStyle w:val="DataTypeTok"/>
+        </w:rPr>
+        <w:t xml:space="preserve">\</w:t>
+      </w:r>
+      <w:r>
+        <w:br/>
+      </w:r>
+      <w:r>
+        <w:rPr>
+          <w:rStyle w:val="NormalTok"/>
+        </w:rPr>
+        <w:t xml:space="preserve">    </w:t>
+      </w:r>
+      <w:r>
+        <w:rPr>
+          <w:rStyle w:val="AttributeTok"/>
+        </w:rPr>
+        <w:t xml:space="preserve">--samplesheet</w:t>
+      </w:r>
+      <w:r>
+        <w:rPr>
+          <w:rStyle w:val="NormalTok"/>
+        </w:rPr>
+        <w:t xml:space="preserve"> samples.csv </w:t>
+      </w:r>
+      <w:r>
+        <w:rPr>
+          <w:rStyle w:val="AttributeTok"/>
+        </w:rPr>
+        <w:t xml:space="preserve">--data_dir</w:t>
+      </w:r>
+      <w:r>
+        <w:rPr>
+          <w:rStyle w:val="NormalTok"/>
+        </w:rPr>
+        <w:t xml:space="preserve"> /path/to/fungiforge_db</w:t>
+      </w:r>
+      <w:r>
+        <w:br/>
+      </w:r>
+      <w:r>
+        <w:br/>
+      </w:r>
+      <w:r>
+        <w:rPr>
+          <w:rStyle w:val="CommentTok"/>
+        </w:rPr>
+        <w:t xml:space="preserve"># equivalently, via the CLI front door</w:t>
+      </w:r>
+      <w:r>
+        <w:br/>
+      </w:r>
+      <w:r>
+        <w:rPr>
+          <w:rStyle w:val="ExtensionTok"/>
+        </w:rPr>
+        <w:t xml:space="preserve">fungiforge</w:t>
+      </w:r>
+      <w:r>
+        <w:rPr>
+          <w:rStyle w:val="NormalTok"/>
+        </w:rPr>
+        <w:t xml:space="preserve"> run </w:t>
+      </w:r>
+      <w:r>
+        <w:rPr>
+          <w:rStyle w:val="AttributeTok"/>
+        </w:rPr>
+        <w:t xml:space="preserve">-profile</w:t>
+      </w:r>
+      <w:r>
+        <w:rPr>
+          <w:rStyle w:val="NormalTok"/>
+        </w:rPr>
+        <w:t xml:space="preserve"> local,docker </w:t>
+      </w:r>
+      <w:r>
+        <w:rPr>
+          <w:rStyle w:val="DataTypeTok"/>
+        </w:rPr>
+        <w:t xml:space="preserve">\</w:t>
+      </w:r>
+      <w:r>
+        <w:br/>
+      </w:r>
+      <w:r>
+        <w:rPr>
+          <w:rStyle w:val="NormalTok"/>
+        </w:rPr>
+        <w:t xml:space="preserve">    </w:t>
+      </w:r>
+      <w:r>
+        <w:rPr>
+          <w:rStyle w:val="AttributeTok"/>
+        </w:rPr>
+        <w:t xml:space="preserve">--samplesheet</w:t>
+      </w:r>
+      <w:r>
+        <w:rPr>
+          <w:rStyle w:val="NormalTok"/>
+        </w:rPr>
+        <w:t xml:space="preserve"> samples.csv </w:t>
+      </w:r>
+      <w:r>
+        <w:rPr>
+          <w:rStyle w:val="AttributeTok"/>
+        </w:rPr>
+        <w:t xml:space="preserve">--data_dir</w:t>
+      </w:r>
+      <w:r>
+        <w:rPr>
+          <w:rStyle w:val="NormalTok"/>
+        </w:rPr>
+        <w:t xml:space="preserve"> /path/to/fungiforge_db</w:t>
+      </w:r>
+    </w:p>
+    <w:p>
+      <w:pPr>
+        <w:pStyle w:val="Compact"/>
+        <w:numPr>
+          <w:ilvl w:val="0"/>
+          <w:numId w:val="1006"/>
+        </w:numPr>
+      </w:pPr>
+      <w:r>
+        <w:rPr>
+          <w:b/>
+          <w:bCs/>
+        </w:rPr>
+        <w:t xml:space="preserve">Execution:</w:t>
+      </w:r>
+      <w:r>
+        <w:t xml:space="preserve"> </w:t>
+      </w:r>
+      <w:r>
+        <w:rPr>
+          <w:rStyle w:val="VerbatimChar"/>
+        </w:rPr>
+        <w:t xml:space="preserve">local</w:t>
+      </w:r>
+      <w:r>
+        <w:t xml:space="preserve"> </w:t>
+      </w:r>
+      <w:r>
+        <w:t xml:space="preserve">(this single machine) or</w:t>
+      </w:r>
+      <w:r>
+        <w:t xml:space="preserve"> </w:t>
+      </w:r>
+      <w:r>
+        <w:rPr>
+          <w:rStyle w:val="VerbatimChar"/>
+        </w:rPr>
+        <w:t xml:space="preserve">hpc_slurm</w:t>
+      </w:r>
+      <w:r>
+        <w:t xml:space="preserve"> </w:t>
+      </w:r>
+      <w:r>
+        <w:t xml:space="preserve">(SLURM cluster).</w:t>
+      </w:r>
+    </w:p>
+    <w:p>
+      <w:pPr>
+        <w:pStyle w:val="Compact"/>
+        <w:numPr>
+          <w:ilvl w:val="0"/>
+          <w:numId w:val="1006"/>
+        </w:numPr>
+      </w:pPr>
+      <w:r>
+        <w:rPr>
+          <w:b/>
+          <w:bCs/>
+        </w:rPr>
+        <w:t xml:space="preserve">Packaging:</w:t>
+      </w:r>
+      <w:r>
+        <w:t xml:space="preserve"> </w:t>
+      </w:r>
+      <w:r>
+        <w:rPr>
+          <w:rStyle w:val="VerbatimChar"/>
+        </w:rPr>
+        <w:t xml:space="preserve">conda</w:t>
+      </w:r>
+      <w:r>
+        <w:t xml:space="preserve"> </w:t>
+      </w:r>
+      <w:r>
+        <w:t xml:space="preserve">|</w:t>
+      </w:r>
+      <w:r>
+        <w:t xml:space="preserve"> </w:t>
+      </w:r>
+      <w:r>
+        <w:rPr>
+          <w:rStyle w:val="VerbatimChar"/>
+        </w:rPr>
+        <w:t xml:space="preserve">mamba</w:t>
+      </w:r>
+      <w:r>
+        <w:t xml:space="preserve"> </w:t>
+      </w:r>
+      <w:r>
+        <w:t xml:space="preserve">|</w:t>
+      </w:r>
+      <w:r>
+        <w:t xml:space="preserve"> </w:t>
+      </w:r>
+      <w:r>
+        <w:rPr>
+          <w:rStyle w:val="VerbatimChar"/>
+        </w:rPr>
+        <w:t xml:space="preserve">docker</w:t>
+      </w:r>
+      <w:r>
+        <w:t xml:space="preserve"> </w:t>
+      </w:r>
+      <w:r>
+        <w:t xml:space="preserve">|</w:t>
+      </w:r>
+      <w:r>
+        <w:t xml:space="preserve"> </w:t>
+      </w:r>
+      <w:r>
+        <w:rPr>
+          <w:rStyle w:val="VerbatimChar"/>
+        </w:rPr>
+        <w:t xml:space="preserve">singularity</w:t>
+      </w:r>
+      <w:r>
+        <w:t xml:space="preserve"> </w:t>
+      </w:r>
+      <w:r>
+        <w:t xml:space="preserve">|</w:t>
+      </w:r>
+      <w:r>
+        <w:t xml:space="preserve"> </w:t>
+      </w:r>
+      <w:r>
+        <w:rPr>
+          <w:rStyle w:val="VerbatimChar"/>
+        </w:rPr>
+        <w:t xml:space="preserve">apptainer</w:t>
+      </w:r>
+      <w:r>
+        <w:t xml:space="preserve">.</w:t>
+      </w:r>
+    </w:p>
+    <w:p>
+      <w:pPr>
+        <w:pStyle w:val="Compact"/>
+        <w:numPr>
+          <w:ilvl w:val="0"/>
+          <w:numId w:val="1006"/>
+        </w:numPr>
+      </w:pPr>
+      <w:r>
+        <w:rPr>
+          <w:rStyle w:val="VerbatimChar"/>
           <w:b/>
           <w:bCs/>
         </w:rPr>
@@ -6310,15 +6568,6 @@
       <w:pPr>
         <w:pStyle w:val="Heading2"/>
       </w:pPr>
-      <w:r>
-        <w:rPr>
-          <w:rStyle w:val="SectionNumber"/>
-        </w:rPr>
-        <w:t xml:space="preserve">5.3</w:t>
-      </w:r>
-      <w:r>
-        <w:tab/>
-      </w:r>
       <w:r>
         <w:t xml:space="preserve">5.3 Quickstart (test fixture)</w:t>
       </w:r>
@@ -6443,15 +6692,6 @@
         <w:pStyle w:val="Heading1"/>
       </w:pPr>
       <w:r>
-        <w:rPr>
-          <w:rStyle w:val="SectionNumber"/>
-        </w:rPr>
-        <w:t xml:space="preserve">6</w:t>
-      </w:r>
-      <w:r>
-        <w:tab/>
-      </w:r>
-      <w:r>
         <w:t xml:space="preserve">6. Reference databases</w:t>
       </w:r>
     </w:p>
@@ -6645,15 +6885,6 @@
       <w:pPr>
         <w:pStyle w:val="Heading2"/>
       </w:pPr>
-      <w:r>
-        <w:rPr>
-          <w:rStyle w:val="SectionNumber"/>
-        </w:rPr>
-        <w:t xml:space="preserve">6.1</w:t>
-      </w:r>
-      <w:r>
-        <w:tab/>
-      </w:r>
       <w:r>
         <w:t xml:space="preserve">6.1 The databases</w:t>
       </w:r>
@@ -7428,15 +7659,6 @@
         <w:pStyle w:val="Heading2"/>
       </w:pPr>
       <w:r>
-        <w:rPr>
-          <w:rStyle w:val="SectionNumber"/>
-        </w:rPr>
-        <w:t xml:space="preserve">6.2</w:t>
-      </w:r>
-      <w:r>
-        <w:tab/>
-      </w:r>
-      <w:r>
         <w:t xml:space="preserve">6.2 Staging them</w:t>
       </w:r>
     </w:p>
@@ -7707,15 +7929,6 @@
         <w:pStyle w:val="Heading1"/>
       </w:pPr>
       <w:r>
-        <w:rPr>
-          <w:rStyle w:val="SectionNumber"/>
-        </w:rPr>
-        <w:t xml:space="preserve">7</w:t>
-      </w:r>
-      <w:r>
-        <w:tab/>
-      </w:r>
-      <w:r>
         <w:t xml:space="preserve">7. Inputs — the sample sheet</w:t>
       </w:r>
     </w:p>
@@ -7786,7 +7999,7 @@
         <w:pStyle w:val="Compact"/>
         <w:numPr>
           <w:ilvl w:val="0"/>
-          <w:numId w:val="1006"/>
+          <w:numId w:val="1007"/>
         </w:numPr>
       </w:pPr>
       <w:r>
@@ -7809,7 +8022,7 @@
         <w:pStyle w:val="Compact"/>
         <w:numPr>
           <w:ilvl w:val="0"/>
-          <w:numId w:val="1006"/>
+          <w:numId w:val="1007"/>
         </w:numPr>
       </w:pPr>
       <w:r>
@@ -7824,7 +8037,29 @@
         <w:t xml:space="preserve"> </w:t>
       </w:r>
       <w:r>
-        <w:t xml:space="preserve">— the ONT FASTQ (required). When</w:t>
+        <w:t xml:space="preserve">— the ONT FASTQ.</w:t>
+      </w:r>
+      <w:r>
+        <w:t xml:space="preserve"> </w:t>
+      </w:r>
+      <w:r>
+        <w:rPr>
+          <w:b/>
+          <w:bCs/>
+        </w:rPr>
+        <w:t xml:space="preserve">Optional</w:t>
+      </w:r>
+      <w:r>
+        <w:t xml:space="preserve"> </w:t>
+      </w:r>
+      <w:r>
+        <w:t xml:space="preserve">— required only when the isolate has no Illumina</w:t>
+      </w:r>
+      <w:r>
+        <w:t xml:space="preserve"> </w:t>
+      </w:r>
+      <w:r>
+        <w:t xml:space="preserve">reads. When</w:t>
       </w:r>
       <w:r>
         <w:t xml:space="preserve"> </w:t>
@@ -7839,13 +8074,7 @@
         <w:t xml:space="preserve"> </w:t>
       </w:r>
       <w:r>
-        <w:t xml:space="preserve">is set this column is instead</w:t>
-      </w:r>
-      <w:r>
-        <w:t xml:space="preserve"> </w:t>
-      </w:r>
-      <w:r>
-        <w:t xml:space="preserve">the</w:t>
+        <w:t xml:space="preserve">is set this column is instead the</w:t>
       </w:r>
       <w:r>
         <w:t xml:space="preserve"> </w:t>
@@ -7869,7 +8098,7 @@
         <w:pStyle w:val="Compact"/>
         <w:numPr>
           <w:ilvl w:val="0"/>
-          <w:numId w:val="1006"/>
+          <w:numId w:val="1007"/>
         </w:numPr>
       </w:pPr>
       <w:r>
@@ -7906,13 +8135,35 @@
         <w:t xml:space="preserve"> </w:t>
       </w:r>
       <w:r>
-        <w:t xml:space="preserve">— optional short reads; present → the Stage 03b hybrid</w:t>
-      </w:r>
-      <w:r>
-        <w:t xml:space="preserve"> </w:t>
-      </w:r>
-      <w:r>
-        <w:t xml:space="preserve">polish runs (under</w:t>
+        <w:t xml:space="preserve">— paired short reads.</w:t>
+      </w:r>
+      <w:r>
+        <w:t xml:space="preserve"> </w:t>
+      </w:r>
+      <w:r>
+        <w:rPr>
+          <w:b/>
+          <w:bCs/>
+        </w:rPr>
+        <w:t xml:space="preserve">Optional</w:t>
+      </w:r>
+      <w:r>
+        <w:t xml:space="preserve"> </w:t>
+      </w:r>
+      <w:r>
+        <w:t xml:space="preserve">individually, but they come</w:t>
+      </w:r>
+      <w:r>
+        <w:t xml:space="preserve"> </w:t>
+      </w:r>
+      <w:r>
+        <w:t xml:space="preserve">as a pair (one without the other is an error). With ONT present → the Stage 03b hybrid polish</w:t>
+      </w:r>
+      <w:r>
+        <w:t xml:space="preserve"> </w:t>
+      </w:r>
+      <w:r>
+        <w:t xml:space="preserve">runs (under</w:t>
       </w:r>
       <w:r>
         <w:t xml:space="preserve"> </w:t>
@@ -7924,22 +8175,53 @@
         <w:t xml:space="preserve">--hybrid auto</w:t>
       </w:r>
       <w:r>
-        <w:t xml:space="preserve">). Left blank, the isolate is ONT-only and resistance calls</w:t>
-      </w:r>
-      <w:r>
-        <w:t xml:space="preserve"> </w:t>
-      </w:r>
-      <w:r>
-        <w:t xml:space="preserve">are flagged provisional. Missing reads are substituted with the</w:t>
-      </w:r>
-      <w:r>
-        <w:t xml:space="preserve"> </w:t>
-      </w:r>
-      <w:r>
-        <w:rPr>
-          <w:rStyle w:val="VerbatimChar"/>
-        </w:rPr>
-        <w:t xml:space="preserve">assets/NO_R1</w:t>
+        <w:t xml:space="preserve">). Without ONT → the isolate is</w:t>
+      </w:r>
+      <w:r>
+        <w:t xml:space="preserve"> </w:t>
+      </w:r>
+      <w:r>
+        <w:rPr>
+          <w:b/>
+          <w:bCs/>
+        </w:rPr>
+        <w:t xml:space="preserve">Illumina-only</w:t>
+      </w:r>
+      <w:r>
+        <w:t xml:space="preserve"> </w:t>
+      </w:r>
+      <w:r>
+        <w:t xml:space="preserve">and is assembled by</w:t>
+      </w:r>
+      <w:r>
+        <w:t xml:space="preserve"> </w:t>
+      </w:r>
+      <w:r>
+        <w:t xml:space="preserve">SPAdes (Stage 02b). Missing reads are substituted with the</w:t>
+      </w:r>
+      <w:r>
+        <w:t xml:space="preserve"> </w:t>
+      </w:r>
+      <w:r>
+        <w:rPr>
+          <w:rStyle w:val="VerbatimChar"/>
+        </w:rPr>
+        <w:t xml:space="preserve">assets/NO_ONT</w:t>
+      </w:r>
+      <w:r>
+        <w:t xml:space="preserve"> </w:t>
+      </w:r>
+      <w:r>
+        <w:t xml:space="preserve">/</w:t>
+      </w:r>
+      <w:r>
+        <w:t xml:space="preserve"> </w:t>
+      </w:r>
+      <w:r>
+        <w:rPr>
+          <w:rStyle w:val="VerbatimChar"/>
+        </w:rPr>
+        <w:t xml:space="preserve">NO_R1</w:t>
       </w:r>
       <w:r>
         <w:t xml:space="preserve"> </w:t>
@@ -7968,7 +8250,7 @@
         <w:pStyle w:val="Compact"/>
         <w:numPr>
           <w:ilvl w:val="0"/>
-          <w:numId w:val="1006"/>
+          <w:numId w:val="1007"/>
         </w:numPr>
       </w:pPr>
       <w:r>
@@ -8101,7 +8383,137 @@
         <w:pStyle w:val="FirstParagraph"/>
       </w:pPr>
       <w:r>
-        <w:t xml:space="preserve">A generic example:</w:t>
+        <w:rPr>
+          <w:b/>
+          <w:bCs/>
+        </w:rPr>
+        <w:t xml:space="preserve">Each row must provide either</w:t>
+      </w:r>
+      <w:r>
+        <w:rPr>
+          <w:b/>
+          <w:bCs/>
+        </w:rPr>
+        <w:t xml:space="preserve"> </w:t>
+      </w:r>
+      <w:r>
+        <w:rPr>
+          <w:rStyle w:val="VerbatimChar"/>
+          <w:b/>
+          <w:bCs/>
+        </w:rPr>
+        <w:t xml:space="preserve">ont_fastq</w:t>
+      </w:r>
+      <w:r>
+        <w:rPr>
+          <w:b/>
+          <w:bCs/>
+        </w:rPr>
+        <w:t xml:space="preserve"> </w:t>
+      </w:r>
+      <w:r>
+        <w:rPr>
+          <w:b/>
+          <w:bCs/>
+        </w:rPr>
+        <w:t xml:space="preserve">or the</w:t>
+      </w:r>
+      <w:r>
+        <w:rPr>
+          <w:b/>
+          <w:bCs/>
+        </w:rPr>
+        <w:t xml:space="preserve"> </w:t>
+      </w:r>
+      <w:r>
+        <w:rPr>
+          <w:rStyle w:val="VerbatimChar"/>
+          <w:b/>
+          <w:bCs/>
+        </w:rPr>
+        <w:t xml:space="preserve">illumina_r1</w:t>
+      </w:r>
+      <w:r>
+        <w:rPr>
+          <w:b/>
+          <w:bCs/>
+        </w:rPr>
+        <w:t xml:space="preserve">+</w:t>
+      </w:r>
+      <w:r>
+        <w:rPr>
+          <w:rStyle w:val="VerbatimChar"/>
+          <w:b/>
+          <w:bCs/>
+        </w:rPr>
+        <w:t xml:space="preserve">illumina_r2</w:t>
+      </w:r>
+      <w:r>
+        <w:rPr>
+          <w:b/>
+          <w:bCs/>
+        </w:rPr>
+        <w:t xml:space="preserve"> </w:t>
+      </w:r>
+      <w:r>
+        <w:rPr>
+          <w:b/>
+          <w:bCs/>
+        </w:rPr>
+        <w:t xml:space="preserve">pair (or all three).</w:t>
+      </w:r>
+      <w:r>
+        <w:t xml:space="preserve"> </w:t>
+      </w:r>
+      <w:r>
+        <w:t xml:space="preserve">The mode is auto-detected per row (</w:t>
+      </w:r>
+      <w:r>
+        <w:rPr>
+          <w:rStyle w:val="VerbatimChar"/>
+        </w:rPr>
+        <w:t xml:space="preserve">meta.assembly_mode</w:t>
+      </w:r>
+      <w:r>
+        <w:t xml:space="preserve">): ONT present →</w:t>
+      </w:r>
+      <w:r>
+        <w:t xml:space="preserve"> </w:t>
+      </w:r>
+      <w:r>
+        <w:rPr>
+          <w:rStyle w:val="VerbatimChar"/>
+        </w:rPr>
+        <w:t xml:space="preserve">longread</w:t>
+      </w:r>
+      <w:r>
+        <w:t xml:space="preserve"> </w:t>
+      </w:r>
+      <w:r>
+        <w:t xml:space="preserve">(ONT-only or hybrid); ONT absent →</w:t>
+      </w:r>
+      <w:r>
+        <w:t xml:space="preserve"> </w:t>
+      </w:r>
+      <w:r>
+        <w:rPr>
+          <w:rStyle w:val="VerbatimChar"/>
+        </w:rPr>
+        <w:t xml:space="preserve">shortread</w:t>
+      </w:r>
+      <w:r>
+        <w:t xml:space="preserve"> </w:t>
+      </w:r>
+      <w:r>
+        <w:t xml:space="preserve">(Illumina-only).</w:t>
+      </w:r>
+    </w:p>
+    <w:p>
+      <w:pPr>
+        <w:pStyle w:val="BodyText"/>
+      </w:pPr>
+      <w:r>
+        <w:t xml:space="preserve">A generic example mixing all three modes:</w:t>
       </w:r>
     </w:p>
     <w:p>
@@ -8139,7 +8551,7 @@
         <w:rPr>
           <w:rStyle w:val="VerbatimChar"/>
         </w:rPr>
-        <w:t xml:space="preserve">AF_SUR_room,reads/AF_SUR_room.ont.fastq.gz,,,SURFACE,Abattoir_1,Dry</w:t>
+        <w:t xml:space="preserve">CA_SUR_009,,reads/CA_SUR_009_R1.fastq.gz,reads/CA_SUR_009_R2.fastq.gz,SURFACE,Clinic_2,Wet</w:t>
       </w:r>
     </w:p>
     <w:p>
@@ -8162,13 +8574,85 @@
         <w:t xml:space="preserve"> </w:t>
       </w:r>
       <w:r>
-        <w:t xml:space="preserve">has Illumina reads (it will be hybrid-polished, high-confidence resistance),</w:t>
-      </w:r>
-      <w:r>
-        <w:t xml:space="preserve"> </w:t>
-      </w:r>
-      <w:r>
-        <w:t xml:space="preserve">while the other two are ONT-only (provisional resistance).</w:t>
+        <w:t xml:space="preserve">is</w:t>
+      </w:r>
+      <w:r>
+        <w:t xml:space="preserve"> </w:t>
+      </w:r>
+      <w:r>
+        <w:rPr>
+          <w:b/>
+          <w:bCs/>
+        </w:rPr>
+        <w:t xml:space="preserve">hybrid</w:t>
+      </w:r>
+      <w:r>
+        <w:t xml:space="preserve"> </w:t>
+      </w:r>
+      <w:r>
+        <w:t xml:space="preserve">(ONT + Illumina → hybrid-polished, high-confidence resistance),</w:t>
+      </w:r>
+      <w:r>
+        <w:t xml:space="preserve"> </w:t>
+      </w:r>
+      <w:r>
+        <w:rPr>
+          <w:rStyle w:val="VerbatimChar"/>
+        </w:rPr>
+        <w:t xml:space="preserve">CA_HUM_014</w:t>
+      </w:r>
+      <w:r>
+        <w:t xml:space="preserve"> </w:t>
+      </w:r>
+      <w:r>
+        <w:t xml:space="preserve">is</w:t>
+      </w:r>
+      <w:r>
+        <w:t xml:space="preserve"> </w:t>
+      </w:r>
+      <w:r>
+        <w:rPr>
+          <w:b/>
+          <w:bCs/>
+        </w:rPr>
+        <w:t xml:space="preserve">ONT-only</w:t>
+      </w:r>
+      <w:r>
+        <w:t xml:space="preserve"> </w:t>
+      </w:r>
+      <w:r>
+        <w:t xml:space="preserve">(provisional resistance), and</w:t>
+      </w:r>
+      <w:r>
+        <w:t xml:space="preserve"> </w:t>
+      </w:r>
+      <w:r>
+        <w:rPr>
+          <w:rStyle w:val="VerbatimChar"/>
+        </w:rPr>
+        <w:t xml:space="preserve">CA_SUR_009</w:t>
+      </w:r>
+      <w:r>
+        <w:t xml:space="preserve"> </w:t>
+      </w:r>
+      <w:r>
+        <w:t xml:space="preserve">is</w:t>
+      </w:r>
+      <w:r>
+        <w:t xml:space="preserve"> </w:t>
+      </w:r>
+      <w:r>
+        <w:rPr>
+          <w:b/>
+          <w:bCs/>
+        </w:rPr>
+        <w:t xml:space="preserve">Illumina-only</w:t>
+      </w:r>
+      <w:r>
+        <w:t xml:space="preserve"> </w:t>
+      </w:r>
+      <w:r>
+        <w:t xml:space="preserve">(SPAdes assembly, high-confidence resistance).</w:t>
       </w:r>
     </w:p>
     <w:p>
@@ -8195,13 +8679,28 @@
         <w:t xml:space="preserve"> </w:t>
       </w:r>
       <w:r>
-        <w:t xml:space="preserve">pairs ONT and optional Illumina globs</w:t>
-      </w:r>
-      <w:r>
-        <w:t xml:space="preserve"> </w:t>
-      </w:r>
-      <w:r>
-        <w:t xml:space="preserve">by sample id and stamps the metadata:</w:t>
+        <w:t xml:space="preserve">pairs ONT and/or Illumina globs</w:t>
+      </w:r>
+      <w:r>
+        <w:t xml:space="preserve"> </w:t>
+      </w:r>
+      <w:r>
+        <w:t xml:space="preserve">by sample id and stamps the metadata (omit</w:t>
+      </w:r>
+      <w:r>
+        <w:t xml:space="preserve"> </w:t>
+      </w:r>
+      <w:r>
+        <w:rPr>
+          <w:rStyle w:val="VerbatimChar"/>
+        </w:rPr>
+        <w:t xml:space="preserve">--ont</w:t>
+      </w:r>
+      <w:r>
+        <w:t xml:space="preserve"> </w:t>
+      </w:r>
+      <w:r>
+        <w:t xml:space="preserve">entirely for an Illumina-only cohort):</w:t>
       </w:r>
     </w:p>
     <w:p>
@@ -8445,15 +8944,6 @@
       <w:pPr>
         <w:pStyle w:val="Heading1"/>
       </w:pPr>
-      <w:r>
-        <w:rPr>
-          <w:rStyle w:val="SectionNumber"/>
-        </w:rPr>
-        <w:t xml:space="preserve">8</w:t>
-      </w:r>
-      <w:r>
-        <w:tab/>
-      </w:r>
       <w:r>
         <w:t xml:space="preserve">8. Configuration &amp; parameters</w:t>
       </w:r>
@@ -8761,6 +9251,12 @@
               <w:pStyle w:val="Compact"/>
             </w:pPr>
             <w:r>
+              <w:t xml:space="preserve">ONT isolates only:</w:t>
+            </w:r>
+            <w:r>
+              <w:t xml:space="preserve"> </w:t>
+            </w:r>
+            <w:r>
               <w:rPr>
                 <w:rStyle w:val="VerbatimChar"/>
               </w:rPr>
@@ -8835,6 +9331,12 @@
               <w:pStyle w:val="Compact"/>
             </w:pPr>
             <w:r>
+              <w:t xml:space="preserve">long-read assembler (ONT/hybrid):</w:t>
+            </w:r>
+            <w:r>
+              <w:t xml:space="preserve"> </w:t>
+            </w:r>
+            <w:r>
               <w:rPr>
                 <w:rStyle w:val="VerbatimChar"/>
               </w:rPr>
@@ -8884,7 +9386,7 @@
               <w:rPr>
                 <w:rStyle w:val="VerbatimChar"/>
               </w:rPr>
-              <w:t xml:space="preserve">--purge_dups</w:t>
+              <w:t xml:space="preserve">--sr_assembler</w:t>
             </w:r>
           </w:p>
         </w:tc>
@@ -8898,18 +9400,42 @@
               <w:rPr>
                 <w:rStyle w:val="VerbatimChar"/>
               </w:rPr>
-              <w:t xml:space="preserve">true</w:t>
-            </w:r>
-          </w:p>
-        </w:tc>
-        <w:tc>
-          <w:tcPr/>
-          <w:p>
-            <w:pPr>
-              <w:pStyle w:val="Compact"/>
-            </w:pPr>
-            <w:r>
-              <w:t xml:space="preserve">collapse heterozygous haplotigs after assembly</w:t>
+              <w:t xml:space="preserve">spades</w:t>
+            </w:r>
+          </w:p>
+        </w:tc>
+        <w:tc>
+          <w:tcPr/>
+          <w:p>
+            <w:pPr>
+              <w:pStyle w:val="Compact"/>
+            </w:pPr>
+            <w:r>
+              <w:t xml:space="preserve">short-read assembler (Illumina-only):</w:t>
+            </w:r>
+            <w:r>
+              <w:t xml:space="preserve"> </w:t>
+            </w:r>
+            <w:r>
+              <w:rPr>
+                <w:rStyle w:val="VerbatimChar"/>
+              </w:rPr>
+              <w:t xml:space="preserve">spades</w:t>
+            </w:r>
+            <w:r>
+              <w:t xml:space="preserve"> </w:t>
+            </w:r>
+            <w:r>
+              <w:t xml:space="preserve">|</w:t>
+            </w:r>
+            <w:r>
+              <w:t xml:space="preserve"> </w:t>
+            </w:r>
+            <w:r>
+              <w:rPr>
+                <w:rStyle w:val="VerbatimChar"/>
+              </w:rPr>
+              <w:t xml:space="preserve">megahit</w:t>
             </w:r>
           </w:p>
         </w:tc>
@@ -8925,7 +9451,7 @@
               <w:rPr>
                 <w:rStyle w:val="VerbatimChar"/>
               </w:rPr>
-              <w:t xml:space="preserve">--ont_min_qual</w:t>
+              <w:t xml:space="preserve">--purge_dups</w:t>
             </w:r>
           </w:p>
         </w:tc>
@@ -8939,18 +9465,18 @@
               <w:rPr>
                 <w:rStyle w:val="VerbatimChar"/>
               </w:rPr>
-              <w:t xml:space="preserve">10</w:t>
-            </w:r>
-          </w:p>
-        </w:tc>
-        <w:tc>
-          <w:tcPr/>
-          <w:p>
-            <w:pPr>
-              <w:pStyle w:val="Compact"/>
-            </w:pPr>
-            <w:r>
-              <w:t xml:space="preserve">chopper Q filter (Stage 01)</w:t>
+              <w:t xml:space="preserve">true</w:t>
+            </w:r>
+          </w:p>
+        </w:tc>
+        <w:tc>
+          <w:tcPr/>
+          <w:p>
+            <w:pPr>
+              <w:pStyle w:val="Compact"/>
+            </w:pPr>
+            <w:r>
+              <w:t xml:space="preserve">collapse heterozygous haplotigs after long-read assembly (skipped for short-read)</w:t>
             </w:r>
           </w:p>
         </w:tc>
@@ -8966,7 +9492,7 @@
               <w:rPr>
                 <w:rStyle w:val="VerbatimChar"/>
               </w:rPr>
-              <w:t xml:space="preserve">--ont_min_len</w:t>
+              <w:t xml:space="preserve">--ont_min_qual</w:t>
             </w:r>
           </w:p>
         </w:tc>
@@ -8980,18 +9506,18 @@
               <w:rPr>
                 <w:rStyle w:val="VerbatimChar"/>
               </w:rPr>
-              <w:t xml:space="preserve">1000</w:t>
-            </w:r>
-          </w:p>
-        </w:tc>
-        <w:tc>
-          <w:tcPr/>
-          <w:p>
-            <w:pPr>
-              <w:pStyle w:val="Compact"/>
-            </w:pPr>
-            <w:r>
-              <w:t xml:space="preserve">chopper length filter (Stage 01)</w:t>
+              <w:t xml:space="preserve">10</w:t>
+            </w:r>
+          </w:p>
+        </w:tc>
+        <w:tc>
+          <w:tcPr/>
+          <w:p>
+            <w:pPr>
+              <w:pStyle w:val="Compact"/>
+            </w:pPr>
+            <w:r>
+              <w:t xml:space="preserve">chopper Q filter (Stage 01)</w:t>
             </w:r>
           </w:p>
         </w:tc>
@@ -9007,7 +9533,7 @@
               <w:rPr>
                 <w:rStyle w:val="VerbatimChar"/>
               </w:rPr>
-              <w:t xml:space="preserve">--basecall</w:t>
+              <w:t xml:space="preserve">--ont_min_len</w:t>
             </w:r>
           </w:p>
         </w:tc>
@@ -9021,18 +9547,18 @@
               <w:rPr>
                 <w:rStyle w:val="VerbatimChar"/>
               </w:rPr>
-              <w:t xml:space="preserve">false</w:t>
-            </w:r>
-          </w:p>
-        </w:tc>
-        <w:tc>
-          <w:tcPr/>
-          <w:p>
-            <w:pPr>
-              <w:pStyle w:val="Compact"/>
-            </w:pPr>
-            <w:r>
-              <w:t xml:space="preserve">run Dorado on a pod5 dir (ont_fastq column = pod5 dir)</w:t>
+              <w:t xml:space="preserve">1000</w:t>
+            </w:r>
+          </w:p>
+        </w:tc>
+        <w:tc>
+          <w:tcPr/>
+          <w:p>
+            <w:pPr>
+              <w:pStyle w:val="Compact"/>
+            </w:pPr>
+            <w:r>
+              <w:t xml:space="preserve">chopper length filter (Stage 01)</w:t>
             </w:r>
           </w:p>
         </w:tc>
@@ -9048,7 +9574,7 @@
               <w:rPr>
                 <w:rStyle w:val="VerbatimChar"/>
               </w:rPr>
-              <w:t xml:space="preserve">--dorado_model</w:t>
+              <w:t xml:space="preserve">--basecall</w:t>
             </w:r>
           </w:p>
         </w:tc>
@@ -9062,18 +9588,18 @@
               <w:rPr>
                 <w:rStyle w:val="VerbatimChar"/>
               </w:rPr>
-              <w:t xml:space="preserve">r1041_e82_400bps_sup_v5.2.0</w:t>
-            </w:r>
-          </w:p>
-        </w:tc>
-        <w:tc>
-          <w:tcPr/>
-          <w:p>
-            <w:pPr>
-              <w:pStyle w:val="Compact"/>
-            </w:pPr>
-            <w:r>
-              <w:t xml:space="preserve">Dorado model; also Medaka’s model</w:t>
+              <w:t xml:space="preserve">false</w:t>
+            </w:r>
+          </w:p>
+        </w:tc>
+        <w:tc>
+          <w:tcPr/>
+          <w:p>
+            <w:pPr>
+              <w:pStyle w:val="Compact"/>
+            </w:pPr>
+            <w:r>
+              <w:t xml:space="preserve">run Dorado on a pod5 dir (ont_fastq column = pod5 dir)</w:t>
             </w:r>
           </w:p>
         </w:tc>
@@ -9089,7 +9615,7 @@
               <w:rPr>
                 <w:rStyle w:val="VerbatimChar"/>
               </w:rPr>
-              <w:t xml:space="preserve">--dorado_duplex</w:t>
+              <w:t xml:space="preserve">--dorado_model</w:t>
             </w:r>
           </w:p>
         </w:tc>
@@ -9103,18 +9629,18 @@
               <w:rPr>
                 <w:rStyle w:val="VerbatimChar"/>
               </w:rPr>
-              <w:t xml:space="preserve">false</w:t>
-            </w:r>
-          </w:p>
-        </w:tc>
-        <w:tc>
-          <w:tcPr/>
-          <w:p>
-            <w:pPr>
-              <w:pStyle w:val="Compact"/>
-            </w:pPr>
-            <w:r>
-              <w:t xml:space="preserve">Dorado duplex basecalling</w:t>
+              <w:t xml:space="preserve">r1041_e82_400bps_sup_v5.2.0</w:t>
+            </w:r>
+          </w:p>
+        </w:tc>
+        <w:tc>
+          <w:tcPr/>
+          <w:p>
+            <w:pPr>
+              <w:pStyle w:val="Compact"/>
+            </w:pPr>
+            <w:r>
+              <w:t xml:space="preserve">Dorado model; also Medaka’s model</w:t>
             </w:r>
           </w:p>
         </w:tc>
@@ -9130,7 +9656,7 @@
               <w:rPr>
                 <w:rStyle w:val="VerbatimChar"/>
               </w:rPr>
-              <w:t xml:space="preserve">--busco_lineage</w:t>
+              <w:t xml:space="preserve">--dorado_duplex</w:t>
             </w:r>
           </w:p>
         </w:tc>
@@ -9144,51 +9670,18 @@
               <w:rPr>
                 <w:rStyle w:val="VerbatimChar"/>
               </w:rPr>
-              <w:t xml:space="preserve">auto</w:t>
-            </w:r>
-          </w:p>
-        </w:tc>
-        <w:tc>
-          <w:tcPr/>
-          <w:p>
-            <w:pPr>
-              <w:pStyle w:val="Compact"/>
-            </w:pPr>
-            <w:r>
-              <w:rPr>
-                <w:rStyle w:val="VerbatimChar"/>
-              </w:rPr>
-              <w:t xml:space="preserve">auto</w:t>
-            </w:r>
-            <w:r>
-              <w:t xml:space="preserve"> </w:t>
-            </w:r>
-            <w:r>
-              <w:t xml:space="preserve">(order-specific after ID) |</w:t>
-            </w:r>
-            <w:r>
-              <w:t xml:space="preserve"> </w:t>
-            </w:r>
-            <w:r>
-              <w:rPr>
-                <w:rStyle w:val="VerbatimChar"/>
-              </w:rPr>
-              <w:t xml:space="preserve">fungi_odb10</w:t>
-            </w:r>
-            <w:r>
-              <w:t xml:space="preserve"> </w:t>
-            </w:r>
-            <w:r>
-              <w:t xml:space="preserve">|</w:t>
-            </w:r>
-            <w:r>
-              <w:t xml:space="preserve"> </w:t>
-            </w:r>
-            <w:r>
-              <w:rPr>
-                <w:rStyle w:val="VerbatimChar"/>
-              </w:rPr>
-              <w:t xml:space="preserve">&lt;lineage&gt;</w:t>
+              <w:t xml:space="preserve">false</w:t>
+            </w:r>
+          </w:p>
+        </w:tc>
+        <w:tc>
+          <w:tcPr/>
+          <w:p>
+            <w:pPr>
+              <w:pStyle w:val="Compact"/>
+            </w:pPr>
+            <w:r>
+              <w:t xml:space="preserve">Dorado duplex basecalling</w:t>
             </w:r>
           </w:p>
         </w:tc>
@@ -9204,7 +9697,7 @@
               <w:rPr>
                 <w:rStyle w:val="VerbatimChar"/>
               </w:rPr>
-              <w:t xml:space="preserve">--genome_id</w:t>
+              <w:t xml:space="preserve">--busco_lineage</w:t>
             </w:r>
           </w:p>
         </w:tc>
@@ -9218,18 +9711,51 @@
               <w:rPr>
                 <w:rStyle w:val="VerbatimChar"/>
               </w:rPr>
-              <w:t xml:space="preserve">false</w:t>
-            </w:r>
-          </w:p>
-        </w:tc>
-        <w:tc>
-          <w:tcPr/>
-          <w:p>
-            <w:pPr>
-              <w:pStyle w:val="Compact"/>
-            </w:pPr>
-            <w:r>
-              <w:t xml:space="preserve">Stage 08 genome-level sourmash gather (slow emulated; ITS is primary)</w:t>
+              <w:t xml:space="preserve">auto</w:t>
+            </w:r>
+          </w:p>
+        </w:tc>
+        <w:tc>
+          <w:tcPr/>
+          <w:p>
+            <w:pPr>
+              <w:pStyle w:val="Compact"/>
+            </w:pPr>
+            <w:r>
+              <w:rPr>
+                <w:rStyle w:val="VerbatimChar"/>
+              </w:rPr>
+              <w:t xml:space="preserve">auto</w:t>
+            </w:r>
+            <w:r>
+              <w:t xml:space="preserve"> </w:t>
+            </w:r>
+            <w:r>
+              <w:t xml:space="preserve">(order-specific after ID) |</w:t>
+            </w:r>
+            <w:r>
+              <w:t xml:space="preserve"> </w:t>
+            </w:r>
+            <w:r>
+              <w:rPr>
+                <w:rStyle w:val="VerbatimChar"/>
+              </w:rPr>
+              <w:t xml:space="preserve">fungi_odb10</w:t>
+            </w:r>
+            <w:r>
+              <w:t xml:space="preserve"> </w:t>
+            </w:r>
+            <w:r>
+              <w:t xml:space="preserve">|</w:t>
+            </w:r>
+            <w:r>
+              <w:t xml:space="preserve"> </w:t>
+            </w:r>
+            <w:r>
+              <w:rPr>
+                <w:rStyle w:val="VerbatimChar"/>
+              </w:rPr>
+              <w:t xml:space="preserve">&lt;lineage&gt;</w:t>
             </w:r>
           </w:p>
         </w:tc>
@@ -9245,7 +9771,7 @@
               <w:rPr>
                 <w:rStyle w:val="VerbatimChar"/>
               </w:rPr>
-              <w:t xml:space="preserve">--run_interproscan</w:t>
+              <w:t xml:space="preserve">--genome_id</w:t>
             </w:r>
           </w:p>
         </w:tc>
@@ -9270,7 +9796,7 @@
               <w:pStyle w:val="Compact"/>
             </w:pPr>
             <w:r>
-              <w:t xml:space="preserve">Stage 07 InterProScan (heavy; default off on Mac, on for HPC)</w:t>
+              <w:t xml:space="preserve">Stage 08 genome-level sourmash gather (slow emulated; ITS is primary)</w:t>
             </w:r>
           </w:p>
         </w:tc>
@@ -9286,7 +9812,7 @@
               <w:rPr>
                 <w:rStyle w:val="VerbatimChar"/>
               </w:rPr>
-              <w:t xml:space="preserve">--ploidy</w:t>
+              <w:t xml:space="preserve">--run_interproscan</w:t>
             </w:r>
           </w:p>
         </w:tc>
@@ -9300,18 +9826,18 @@
               <w:rPr>
                 <w:rStyle w:val="VerbatimChar"/>
               </w:rPr>
-              <w:t xml:space="preserve">auto</w:t>
-            </w:r>
-          </w:p>
-        </w:tc>
-        <w:tc>
-          <w:tcPr/>
-          <w:p>
-            <w:pPr>
-              <w:pStyle w:val="Compact"/>
-            </w:pPr>
-            <w:r>
-              <w:t xml:space="preserve">ploidy handling</w:t>
+              <w:t xml:space="preserve">false</w:t>
+            </w:r>
+          </w:p>
+        </w:tc>
+        <w:tc>
+          <w:tcPr/>
+          <w:p>
+            <w:pPr>
+              <w:pStyle w:val="Compact"/>
+            </w:pPr>
+            <w:r>
+              <w:t xml:space="preserve">Stage 07 InterProScan (heavy; default off on Mac, on for HPC)</w:t>
             </w:r>
           </w:p>
         </w:tc>
@@ -9327,7 +9853,7 @@
               <w:rPr>
                 <w:rStyle w:val="VerbatimChar"/>
               </w:rPr>
-              <w:t xml:space="preserve">--genemark_key</w:t>
+              <w:t xml:space="preserve">--ploidy</w:t>
             </w:r>
           </w:p>
         </w:tc>
@@ -9341,27 +9867,18 @@
               <w:rPr>
                 <w:rStyle w:val="VerbatimChar"/>
               </w:rPr>
-              <w:t xml:space="preserve">null</w:t>
-            </w:r>
-          </w:p>
-        </w:tc>
-        <w:tc>
-          <w:tcPr/>
-          <w:p>
-            <w:pPr>
-              <w:pStyle w:val="Compact"/>
-            </w:pPr>
-            <w:r>
-              <w:t xml:space="preserve">path to a free-academic GeneMark license</w:t>
-            </w:r>
-            <w:r>
-              <w:t xml:space="preserve"> </w:t>
-            </w:r>
-            <w:r>
-              <w:rPr>
-                <w:rStyle w:val="VerbatimChar"/>
-              </w:rPr>
-              <w:t xml:space="preserve">.gm_key</w:t>
+              <w:t xml:space="preserve">auto</w:t>
+            </w:r>
+          </w:p>
+        </w:tc>
+        <w:tc>
+          <w:tcPr/>
+          <w:p>
+            <w:pPr>
+              <w:pStyle w:val="Compact"/>
+            </w:pPr>
+            <w:r>
+              <w:t xml:space="preserve">ploidy handling</w:t>
             </w:r>
           </w:p>
         </w:tc>
@@ -9377,18 +9894,32 @@
               <w:rPr>
                 <w:rStyle w:val="VerbatimChar"/>
               </w:rPr>
-              <w:t xml:space="preserve">--af_panel</w:t>
-            </w:r>
-          </w:p>
-        </w:tc>
-        <w:tc>
-          <w:tcPr/>
-          <w:p>
-            <w:pPr>
-              <w:pStyle w:val="Compact"/>
-            </w:pPr>
-            <w:r>
-              <w:t xml:space="preserve">bundled</w:t>
+              <w:t xml:space="preserve">--genemark_key</w:t>
+            </w:r>
+          </w:p>
+        </w:tc>
+        <w:tc>
+          <w:tcPr/>
+          <w:p>
+            <w:pPr>
+              <w:pStyle w:val="Compact"/>
+            </w:pPr>
+            <w:r>
+              <w:rPr>
+                <w:rStyle w:val="VerbatimChar"/>
+              </w:rPr>
+              <w:t xml:space="preserve">null</w:t>
+            </w:r>
+          </w:p>
+        </w:tc>
+        <w:tc>
+          <w:tcPr/>
+          <w:p>
+            <w:pPr>
+              <w:pStyle w:val="Compact"/>
+            </w:pPr>
+            <w:r>
+              <w:t xml:space="preserve">path to a free-academic GeneMark license</w:t>
             </w:r>
             <w:r>
               <w:t xml:space="preserve"> </w:t>
@@ -9397,18 +9928,7 @@
               <w:rPr>
                 <w:rStyle w:val="VerbatimChar"/>
               </w:rPr>
-              <w:t xml:space="preserve">af_resistance_panel.tsv</w:t>
-            </w:r>
-          </w:p>
-        </w:tc>
-        <w:tc>
-          <w:tcPr/>
-          <w:p>
-            <w:pPr>
-              <w:pStyle w:val="Compact"/>
-            </w:pPr>
-            <w:r>
-              <w:t xml:space="preserve">curated resistance panel (Stage 09)</w:t>
+              <w:t xml:space="preserve">.gm_key</w:t>
             </w:r>
           </w:p>
         </w:tc>
@@ -9424,32 +9944,38 @@
               <w:rPr>
                 <w:rStyle w:val="VerbatimChar"/>
               </w:rPr>
-              <w:t xml:space="preserve">--skip_decontam</w:t>
-            </w:r>
-          </w:p>
-        </w:tc>
-        <w:tc>
-          <w:tcPr/>
-          <w:p>
-            <w:pPr>
-              <w:pStyle w:val="Compact"/>
-            </w:pPr>
+              <w:t xml:space="preserve">--af_panel</w:t>
+            </w:r>
+          </w:p>
+        </w:tc>
+        <w:tc>
+          <w:tcPr/>
+          <w:p>
+            <w:pPr>
+              <w:pStyle w:val="Compact"/>
+            </w:pPr>
+            <w:r>
+              <w:t xml:space="preserve">bundled</w:t>
+            </w:r>
+            <w:r>
+              <w:t xml:space="preserve"> </w:t>
+            </w:r>
             <w:r>
               <w:rPr>
                 <w:rStyle w:val="VerbatimChar"/>
               </w:rPr>
-              <w:t xml:space="preserve">false</w:t>
-            </w:r>
-          </w:p>
-        </w:tc>
-        <w:tc>
-          <w:tcPr/>
-          <w:p>
-            <w:pPr>
-              <w:pStyle w:val="Compact"/>
-            </w:pPr>
-            <w:r>
-              <w:t xml:space="preserve">skip Stage 04 decontamination</w:t>
+              <w:t xml:space="preserve">af_resistance_panel.tsv</w:t>
+            </w:r>
+          </w:p>
+        </w:tc>
+        <w:tc>
+          <w:tcPr/>
+          <w:p>
+            <w:pPr>
+              <w:pStyle w:val="Compact"/>
+            </w:pPr>
+            <w:r>
+              <w:t xml:space="preserve">curated resistance panel (Stage 09)</w:t>
             </w:r>
           </w:p>
         </w:tc>
@@ -9465,7 +9991,7 @@
               <w:rPr>
                 <w:rStyle w:val="VerbatimChar"/>
               </w:rPr>
-              <w:t xml:space="preserve">--skip_mge</w:t>
+              <w:t xml:space="preserve">--skip_decontam</w:t>
             </w:r>
           </w:p>
         </w:tc>
@@ -9490,7 +10016,7 @@
               <w:pStyle w:val="Compact"/>
             </w:pPr>
             <w:r>
-              <w:t xml:space="preserve">skip Stage 10 mobile elements</w:t>
+              <w:t xml:space="preserve">skip Stage 04 decontamination</w:t>
             </w:r>
           </w:p>
         </w:tc>
@@ -9506,7 +10032,7 @@
               <w:rPr>
                 <w:rStyle w:val="VerbatimChar"/>
               </w:rPr>
-              <w:t xml:space="preserve">--skip_bgc</w:t>
+              <w:t xml:space="preserve">--skip_mge</w:t>
             </w:r>
           </w:p>
         </w:tc>
@@ -9531,7 +10057,7 @@
               <w:pStyle w:val="Compact"/>
             </w:pPr>
             <w:r>
-              <w:t xml:space="preserve">skip Stage 11 BGCs</w:t>
+              <w:t xml:space="preserve">skip Stage 10 mobile elements</w:t>
             </w:r>
           </w:p>
         </w:tc>
@@ -9547,7 +10073,7 @@
               <w:rPr>
                 <w:rStyle w:val="VerbatimChar"/>
               </w:rPr>
-              <w:t xml:space="preserve">--skip_novelty</w:t>
+              <w:t xml:space="preserve">--skip_bgc</w:t>
             </w:r>
           </w:p>
         </w:tc>
@@ -9572,7 +10098,7 @@
               <w:pStyle w:val="Compact"/>
             </w:pPr>
             <w:r>
-              <w:t xml:space="preserve">skip Stage 12 novelty</w:t>
+              <w:t xml:space="preserve">skip Stage 11 BGCs</w:t>
             </w:r>
           </w:p>
         </w:tc>
@@ -9588,7 +10114,7 @@
               <w:rPr>
                 <w:rStyle w:val="VerbatimChar"/>
               </w:rPr>
-              <w:t xml:space="preserve">--skip_extras</w:t>
+              <w:t xml:space="preserve">--skip_novelty</w:t>
             </w:r>
           </w:p>
         </w:tc>
@@ -9613,7 +10139,7 @@
               <w:pStyle w:val="Compact"/>
             </w:pPr>
             <w:r>
-              <w:t xml:space="preserve">skip Stage 13 extras</w:t>
+              <w:t xml:space="preserve">skip Stage 12 novelty</w:t>
             </w:r>
           </w:p>
         </w:tc>
@@ -9629,7 +10155,7 @@
               <w:rPr>
                 <w:rStyle w:val="VerbatimChar"/>
               </w:rPr>
-              <w:t xml:space="preserve">--max_cpus</w:t>
+              <w:t xml:space="preserve">--skip_extras</w:t>
             </w:r>
           </w:p>
         </w:tc>
@@ -9643,18 +10169,18 @@
               <w:rPr>
                 <w:rStyle w:val="VerbatimChar"/>
               </w:rPr>
-              <w:t xml:space="preserve">16</w:t>
-            </w:r>
-          </w:p>
-        </w:tc>
-        <w:tc>
-          <w:tcPr/>
-          <w:p>
-            <w:pPr>
-              <w:pStyle w:val="Compact"/>
-            </w:pPr>
-            <w:r>
-              <w:t xml:space="preserve">max cores per task on this machine</w:t>
+              <w:t xml:space="preserve">false</w:t>
+            </w:r>
+          </w:p>
+        </w:tc>
+        <w:tc>
+          <w:tcPr/>
+          <w:p>
+            <w:pPr>
+              <w:pStyle w:val="Compact"/>
+            </w:pPr>
+            <w:r>
+              <w:t xml:space="preserve">skip Stage 13 extras</w:t>
             </w:r>
           </w:p>
         </w:tc>
@@ -9670,7 +10196,7 @@
               <w:rPr>
                 <w:rStyle w:val="VerbatimChar"/>
               </w:rPr>
-              <w:t xml:space="preserve">--max_memory</w:t>
+              <w:t xml:space="preserve">--max_cpus</w:t>
             </w:r>
           </w:p>
         </w:tc>
@@ -9684,18 +10210,18 @@
               <w:rPr>
                 <w:rStyle w:val="VerbatimChar"/>
               </w:rPr>
-              <w:t xml:space="preserve">120.GB</w:t>
-            </w:r>
-          </w:p>
-        </w:tc>
-        <w:tc>
-          <w:tcPr/>
-          <w:p>
-            <w:pPr>
-              <w:pStyle w:val="Compact"/>
-            </w:pPr>
-            <w:r>
-              <w:t xml:space="preserve">memory ceiling</w:t>
+              <w:t xml:space="preserve">16</w:t>
+            </w:r>
+          </w:p>
+        </w:tc>
+        <w:tc>
+          <w:tcPr/>
+          <w:p>
+            <w:pPr>
+              <w:pStyle w:val="Compact"/>
+            </w:pPr>
+            <w:r>
+              <w:t xml:space="preserve">max cores per task on this machine</w:t>
             </w:r>
           </w:p>
         </w:tc>
@@ -9711,7 +10237,7 @@
               <w:rPr>
                 <w:rStyle w:val="VerbatimChar"/>
               </w:rPr>
-              <w:t xml:space="preserve">--max_time</w:t>
+              <w:t xml:space="preserve">--max_memory</w:t>
             </w:r>
           </w:p>
         </w:tc>
@@ -9725,18 +10251,18 @@
               <w:rPr>
                 <w:rStyle w:val="VerbatimChar"/>
               </w:rPr>
-              <w:t xml:space="preserve">96.h</w:t>
-            </w:r>
-          </w:p>
-        </w:tc>
-        <w:tc>
-          <w:tcPr/>
-          <w:p>
-            <w:pPr>
-              <w:pStyle w:val="Compact"/>
-            </w:pPr>
-            <w:r>
-              <w:t xml:space="preserve">time ceiling (fungal annotation is slow, esp. emulated)</w:t>
+              <w:t xml:space="preserve">120.GB</w:t>
+            </w:r>
+          </w:p>
+        </w:tc>
+        <w:tc>
+          <w:tcPr/>
+          <w:p>
+            <w:pPr>
+              <w:pStyle w:val="Compact"/>
+            </w:pPr>
+            <w:r>
+              <w:t xml:space="preserve">memory ceiling</w:t>
             </w:r>
           </w:p>
         </w:tc>
@@ -9752,6 +10278,47 @@
               <w:rPr>
                 <w:rStyle w:val="VerbatimChar"/>
               </w:rPr>
+              <w:t xml:space="preserve">--max_time</w:t>
+            </w:r>
+          </w:p>
+        </w:tc>
+        <w:tc>
+          <w:tcPr/>
+          <w:p>
+            <w:pPr>
+              <w:pStyle w:val="Compact"/>
+            </w:pPr>
+            <w:r>
+              <w:rPr>
+                <w:rStyle w:val="VerbatimChar"/>
+              </w:rPr>
+              <w:t xml:space="preserve">96.h</w:t>
+            </w:r>
+          </w:p>
+        </w:tc>
+        <w:tc>
+          <w:tcPr/>
+          <w:p>
+            <w:pPr>
+              <w:pStyle w:val="Compact"/>
+            </w:pPr>
+            <w:r>
+              <w:t xml:space="preserve">time ceiling (fungal annotation is slow, esp. emulated)</w:t>
+            </w:r>
+          </w:p>
+        </w:tc>
+      </w:tr>
+      <w:tr>
+        <w:tc>
+          <w:tcPr/>
+          <w:p>
+            <w:pPr>
+              <w:pStyle w:val="Compact"/>
+            </w:pPr>
+            <w:r>
+              <w:rPr>
+                <w:rStyle w:val="VerbatimChar"/>
+              </w:rPr>
               <w:t xml:space="preserve">--slurm_partition</w:t>
             </w:r>
             <w:r>
@@ -10018,15 +10585,6 @@
         <w:pStyle w:val="Heading1"/>
       </w:pPr>
       <w:r>
-        <w:rPr>
-          <w:rStyle w:val="SectionNumber"/>
-        </w:rPr>
-        <w:t xml:space="preserve">9</w:t>
-      </w:r>
-      <w:r>
-        <w:tab/>
-      </w:r>
-      <w:r>
         <w:t xml:space="preserve">9. The stages in detail</w:t>
       </w:r>
     </w:p>
@@ -10083,15 +10641,6 @@
         <w:pStyle w:val="Heading2"/>
       </w:pPr>
       <w:r>
-        <w:rPr>
-          <w:rStyle w:val="SectionNumber"/>
-        </w:rPr>
-        <w:t xml:space="preserve">9.1</w:t>
-      </w:r>
-      <w:r>
-        <w:tab/>
-      </w:r>
-      <w:r>
         <w:t xml:space="preserve">9.1 Stage 00 — Basecall (optional)</w:t>
       </w:r>
     </w:p>
@@ -10305,22 +10854,13 @@
       </w:r>
     </w:p>
     <w:bookmarkEnd w:id="31"/>
-    <w:bookmarkStart w:id="32" w:name="stage-01-read-qc-filter"/>
+    <w:bookmarkStart w:id="32" w:name="stage-01-read-qc-filter-mode-aware"/>
     <w:p>
       <w:pPr>
         <w:pStyle w:val="Heading2"/>
       </w:pPr>
       <w:r>
-        <w:rPr>
-          <w:rStyle w:val="SectionNumber"/>
-        </w:rPr>
-        <w:t xml:space="preserve">9.2</w:t>
-      </w:r>
-      <w:r>
-        <w:tab/>
-      </w:r>
-      <w:r>
-        <w:t xml:space="preserve">9.2 Stage 01 — Read QC &amp; filter</w:t>
+        <w:t xml:space="preserve">9.2 Stage 01 — Read QC &amp; filter (mode-aware)</w:t>
       </w:r>
     </w:p>
     <w:p>
@@ -10328,17 +10868,39 @@
         <w:pStyle w:val="FirstParagraph"/>
       </w:pPr>
       <w:r>
-        <w:rPr>
-          <w:b/>
-          <w:bCs/>
-        </w:rPr>
-        <w:t xml:space="preserve">ONT:</w:t>
-      </w:r>
-      <w:r>
-        <w:t xml:space="preserve"> </w:t>
-      </w:r>
-      <w:r>
-        <w:t xml:space="preserve">NanoPlot on raw and filtered reads;</w:t>
+        <w:t xml:space="preserve">For</w:t>
+      </w:r>
+      <w:r>
+        <w:t xml:space="preserve"> </w:t>
+      </w:r>
+      <w:r>
+        <w:rPr>
+          <w:b/>
+          <w:bCs/>
+        </w:rPr>
+        <w:t xml:space="preserve">long-read isolates</w:t>
+      </w:r>
+      <w:r>
+        <w:t xml:space="preserve"> </w:t>
+      </w:r>
+      <w:r>
+        <w:t xml:space="preserve">(ONT present):</w:t>
+      </w:r>
+      <w:r>
+        <w:t xml:space="preserve"> </w:t>
+      </w:r>
+      <w:r>
+        <w:rPr>
+          <w:b/>
+          <w:bCs/>
+        </w:rPr>
+        <w:t xml:space="preserve">NanoPlot</w:t>
+      </w:r>
+      <w:r>
+        <w:t xml:space="preserve"> </w:t>
+      </w:r>
+      <w:r>
+        <w:t xml:space="preserve">on raw and filtered reads;</w:t>
       </w:r>
       <w:r>
         <w:t xml:space="preserve"> </w:t>
@@ -10363,13 +10925,7 @@
         <w:t xml:space="preserve">--ont_min_qual</w:t>
       </w:r>
       <w:r>
-        <w:t xml:space="preserve">,</w:t>
-      </w:r>
-      <w:r>
-        <w:t xml:space="preserve"> </w:t>
-      </w:r>
-      <w:r>
-        <w:t xml:space="preserve">default Q10) and length (</w:t>
+        <w:t xml:space="preserve">, default Q10) and length (</w:t>
       </w:r>
       <w:r>
         <w:rPr>
@@ -10378,7 +10934,7 @@
         <w:t xml:space="preserve">--ont_min_len</w:t>
       </w:r>
       <w:r>
-        <w:t xml:space="preserve">, default 1000 bp).</w:t>
+        <w:t xml:space="preserve">, default 1000 bp);</w:t>
       </w:r>
       <w:r>
         <w:t xml:space="preserve"> </w:t>
@@ -10394,13 +10950,42 @@
         <w:t xml:space="preserve"> </w:t>
       </w:r>
       <w:r>
-        <w:t xml:space="preserve">fastp.</w:t>
-      </w:r>
-      <w:r>
-        <w:t xml:space="preserve"> </w:t>
-      </w:r>
-      <w:r>
-        <w:t xml:space="preserve">Emits the filtered ONT FASTQ (carried forward) and</w:t>
+        <w:t xml:space="preserve">fastp. For</w:t>
+      </w:r>
+      <w:r>
+        <w:t xml:space="preserve"> </w:t>
+      </w:r>
+      <w:r>
+        <w:rPr>
+          <w:b/>
+          <w:bCs/>
+        </w:rPr>
+        <w:t xml:space="preserve">Illumina-only isolates</w:t>
+      </w:r>
+      <w:r>
+        <w:t xml:space="preserve">:</w:t>
+      </w:r>
+      <w:r>
+        <w:t xml:space="preserve"> </w:t>
+      </w:r>
+      <w:r>
+        <w:rPr>
+          <w:b/>
+          <w:bCs/>
+        </w:rPr>
+        <w:t xml:space="preserve">fastp</w:t>
+      </w:r>
+      <w:r>
+        <w:t xml:space="preserve"> </w:t>
+      </w:r>
+      <w:r>
+        <w:t xml:space="preserve">only, and an empty ONT</w:t>
+      </w:r>
+      <w:r>
+        <w:t xml:space="preserve"> </w:t>
+      </w:r>
+      <w:r>
+        <w:t xml:space="preserve">placeholder is emitted to keep the tuple contract.</w:t>
       </w:r>
       <w:r>
         <w:t xml:space="preserve"> </w:t>
@@ -10412,26 +10997,332 @@
         <w:t xml:space="preserve">readqc.json</w:t>
       </w:r>
       <w:r>
+        <w:t xml:space="preserve"> </w:t>
+      </w:r>
+      <w:r>
+        <w:t xml:space="preserve">records the</w:t>
+      </w:r>
+      <w:r>
+        <w:t xml:space="preserve"> </w:t>
+      </w:r>
+      <w:r>
+        <w:rPr>
+          <w:rStyle w:val="VerbatimChar"/>
+        </w:rPr>
+        <w:t xml:space="preserve">platform</w:t>
+      </w:r>
+      <w:r>
+        <w:t xml:space="preserve"> </w:t>
+      </w:r>
+      <w:r>
+        <w:t xml:space="preserve">(</w:t>
+      </w:r>
+      <w:r>
+        <w:rPr>
+          <w:rStyle w:val="VerbatimChar"/>
+        </w:rPr>
+        <w:t xml:space="preserve">ont</w:t>
+      </w:r>
+      <w:r>
+        <w:t xml:space="preserve"> </w:t>
+      </w:r>
+      <w:r>
+        <w:t xml:space="preserve">|</w:t>
+      </w:r>
+      <w:r>
+        <w:t xml:space="preserve"> </w:t>
+      </w:r>
+      <w:r>
+        <w:rPr>
+          <w:rStyle w:val="VerbatimChar"/>
+        </w:rPr>
+        <w:t xml:space="preserve">hybrid</w:t>
+      </w:r>
+      <w:r>
+        <w:t xml:space="preserve"> </w:t>
+      </w:r>
+      <w:r>
+        <w:t xml:space="preserve">|</w:t>
+      </w:r>
+      <w:r>
+        <w:t xml:space="preserve"> </w:t>
+      </w:r>
+      <w:r>
+        <w:rPr>
+          <w:rStyle w:val="VerbatimChar"/>
+        </w:rPr>
+        <w:t xml:space="preserve">illumina</w:t>
+      </w:r>
+      <w:r>
+        <w:t xml:space="preserve">) and the filtered ONT FASTQ (long-read) is carried forward.</w:t>
+      </w:r>
+    </w:p>
+    <w:bookmarkEnd w:id="32"/>
+    <w:bookmarkStart w:id="33" w:name="Xaa55b706c6865407c5fe17a41b124fd5db7a2a9"/>
+    <w:p>
+      <w:pPr>
+        <w:pStyle w:val="Heading2"/>
+      </w:pPr>
+      <w:r>
+        <w:t xml:space="preserve">9.3 Stage 02 — Assembly (long-read) / Stage 02b — Assembly (short-read)</w:t>
+      </w:r>
+    </w:p>
+    <w:p>
+      <w:pPr>
+        <w:pStyle w:val="FirstParagraph"/>
+      </w:pPr>
+      <w:r>
+        <w:rPr>
+          <w:b/>
+          <w:bCs/>
+        </w:rPr>
+        <w:t xml:space="preserve">Long-read isolates (</w:t>
+      </w:r>
+      <w:r>
+        <w:rPr>
+          <w:rStyle w:val="VerbatimChar"/>
+          <w:b/>
+          <w:bCs/>
+        </w:rPr>
+        <w:t xml:space="preserve">assembly_mode == longread</w:t>
+      </w:r>
+      <w:r>
+        <w:rPr>
+          <w:b/>
+          <w:bCs/>
+        </w:rPr>
+        <w:t xml:space="preserve">)</w:t>
+      </w:r>
+      <w:r>
+        <w:t xml:space="preserve"> </w:t>
+      </w:r>
+      <w:r>
+        <w:t xml:space="preserve">are assembled with the chosen</w:t>
+      </w:r>
+      <w:r>
+        <w:t xml:space="preserve"> </w:t>
+      </w:r>
+      <w:r>
+        <w:rPr>
+          <w:rStyle w:val="VerbatimChar"/>
+        </w:rPr>
+        <w:t xml:space="preserve">--assembler</w:t>
+      </w:r>
+      <w:r>
+        <w:t xml:space="preserve">:</w:t>
+      </w:r>
+      <w:r>
+        <w:t xml:space="preserve"> </w:t>
+      </w:r>
+      <w:r>
+        <w:rPr>
+          <w:b/>
+          <w:bCs/>
+        </w:rPr>
+        <w:t xml:space="preserve">Flye</w:t>
+      </w:r>
+      <w:r>
+        <w:rPr>
+          <w:b/>
+          <w:bCs/>
+        </w:rPr>
+        <w:t xml:space="preserve"> </w:t>
+      </w:r>
+      <w:r>
+        <w:rPr>
+          <w:rStyle w:val="VerbatimChar"/>
+          <w:b/>
+          <w:bCs/>
+        </w:rPr>
+        <w:t xml:space="preserve">--nano-hq</w:t>
+      </w:r>
+      <w:r>
+        <w:t xml:space="preserve"> </w:t>
+      </w:r>
+      <w:r>
+        <w:t xml:space="preserve">(default), Raven, or Canu (</w:t>
+      </w:r>
+      <w:r>
+        <w:rPr>
+          <w:rStyle w:val="VerbatimChar"/>
+        </w:rPr>
+        <w:t xml:space="preserve">genomeSize=35m</w:t>
+      </w:r>
+      <w:r>
+        <w:t xml:space="preserve">). When</w:t>
+      </w:r>
+      <w:r>
+        <w:t xml:space="preserve"> </w:t>
+      </w:r>
+      <w:r>
+        <w:rPr>
+          <w:rStyle w:val="VerbatimChar"/>
+        </w:rPr>
+        <w:t xml:space="preserve">--purge_dups true</w:t>
+      </w:r>
+      <w:r>
+        <w:t xml:space="preserve"> </w:t>
+      </w:r>
+      <w:r>
+        <w:t xml:space="preserve">(default),</w:t>
+      </w:r>
+      <w:r>
+        <w:t xml:space="preserve"> </w:t>
+      </w:r>
+      <w:r>
+        <w:rPr>
+          <w:b/>
+          <w:bCs/>
+        </w:rPr>
+        <w:t xml:space="preserve">purge_dups</w:t>
+      </w:r>
+      <w:r>
+        <w:t xml:space="preserve"> </w:t>
+      </w:r>
+      <w:r>
+        <w:t xml:space="preserve">collapses heterozygous haplotigs via a minimap2 self-alignment; if</w:t>
+      </w:r>
+      <w:r>
+        <w:t xml:space="preserve"> </w:t>
+      </w:r>
+      <w:r>
+        <w:t xml:space="preserve">purge_dups is unavailable the raw assembly is kept.</w:t>
+      </w:r>
+    </w:p>
+    <w:p>
+      <w:pPr>
+        <w:pStyle w:val="BodyText"/>
+      </w:pPr>
+      <w:r>
+        <w:rPr>
+          <w:b/>
+          <w:bCs/>
+        </w:rPr>
+        <w:t xml:space="preserve">Illumina-only isolates (</w:t>
+      </w:r>
+      <w:r>
+        <w:rPr>
+          <w:rStyle w:val="VerbatimChar"/>
+          <w:b/>
+          <w:bCs/>
+        </w:rPr>
+        <w:t xml:space="preserve">assembly_mode == shortread</w:t>
+      </w:r>
+      <w:r>
+        <w:rPr>
+          <w:b/>
+          <w:bCs/>
+        </w:rPr>
+        <w:t xml:space="preserve">)</w:t>
+      </w:r>
+      <w:r>
+        <w:t xml:space="preserve"> </w:t>
+      </w:r>
+      <w:r>
+        <w:t xml:space="preserve">are assembled by</w:t>
+      </w:r>
+      <w:r>
+        <w:t xml:space="preserve"> </w:t>
+      </w:r>
+      <w:r>
+        <w:rPr>
+          <w:b/>
+          <w:bCs/>
+        </w:rPr>
+        <w:t xml:space="preserve">Stage 02b</w:t>
+      </w:r>
+      <w:r>
+        <w:t xml:space="preserve"> </w:t>
+      </w:r>
+      <w:r>
+        <w:t xml:space="preserve">with</w:t>
+      </w:r>
+      <w:r>
+        <w:t xml:space="preserve"> </w:t>
+      </w:r>
+      <w:r>
+        <w:rPr>
+          <w:rStyle w:val="VerbatimChar"/>
+        </w:rPr>
+        <w:t xml:space="preserve">--sr_assembler</w:t>
+      </w:r>
+      <w:r>
+        <w:t xml:space="preserve">:</w:t>
+      </w:r>
+      <w:r>
+        <w:t xml:space="preserve"> </w:t>
+      </w:r>
+      <w:r>
+        <w:rPr>
+          <w:b/>
+          <w:bCs/>
+        </w:rPr>
+        <w:t xml:space="preserve">SPAdes</w:t>
+      </w:r>
+      <w:r>
+        <w:rPr>
+          <w:b/>
+          <w:bCs/>
+        </w:rPr>
+        <w:t xml:space="preserve"> </w:t>
+      </w:r>
+      <w:r>
+        <w:rPr>
+          <w:rStyle w:val="VerbatimChar"/>
+          <w:b/>
+          <w:bCs/>
+        </w:rPr>
+        <w:t xml:space="preserve">--isolate</w:t>
+      </w:r>
+      <w:r>
+        <w:t xml:space="preserve"> </w:t>
+      </w:r>
+      <w:r>
+        <w:t xml:space="preserve">(default; built-in read error-correction) or</w:t>
+      </w:r>
+      <w:r>
+        <w:t xml:space="preserve"> </w:t>
+      </w:r>
+      <w:r>
+        <w:rPr>
+          <w:b/>
+          <w:bCs/>
+        </w:rPr>
+        <w:t xml:space="preserve">MEGAHIT</w:t>
+      </w:r>
+      <w:r>
         <w:t xml:space="preserve">.</w:t>
       </w:r>
-    </w:p>
-    <w:bookmarkEnd w:id="32"/>
-    <w:bookmarkStart w:id="33" w:name="stage-02-assembly"/>
+      <w:r>
+        <w:t xml:space="preserve"> </w:t>
+      </w:r>
+      <w:r>
+        <w:t xml:space="preserve">purge_dups (a long-read haplotig step) does not apply. Both stages emit the same</w:t>
+      </w:r>
+      <w:r>
+        <w:t xml:space="preserve"> </w:t>
+      </w:r>
+      <w:r>
+        <w:rPr>
+          <w:rStyle w:val="VerbatimChar"/>
+        </w:rPr>
+        <w:t xml:space="preserve">*.assembly.fasta</w:t>
+      </w:r>
+      <w:r>
+        <w:t xml:space="preserve"> </w:t>
+      </w:r>
+      <w:r>
+        <w:t xml:space="preserve">so the two paths merge transparently downstream.</w:t>
+      </w:r>
+    </w:p>
+    <w:bookmarkEnd w:id="33"/>
+    <w:bookmarkStart w:id="34" w:name="Xa0010f0e4cc9a5ca7671bb6745fed54968d237c"/>
     <w:p>
       <w:pPr>
         <w:pStyle w:val="Heading2"/>
       </w:pPr>
       <w:r>
-        <w:rPr>
-          <w:rStyle w:val="SectionNumber"/>
-        </w:rPr>
-        <w:t xml:space="preserve">9.3</w:t>
-      </w:r>
-      <w:r>
-        <w:tab/>
-      </w:r>
-      <w:r>
-        <w:t xml:space="preserve">9.3 Stage 02 — Assembly</w:t>
+        <w:t xml:space="preserve">9.4 Stage 03a — ONT polish (Medaka), long-read isolates</w:t>
       </w:r>
     </w:p>
     <w:p>
@@ -10439,50 +11330,11 @@
         <w:pStyle w:val="FirstParagraph"/>
       </w:pPr>
       <w:r>
-        <w:t xml:space="preserve">De-novo assembly with the chosen</w:t>
-      </w:r>
-      <w:r>
-        <w:t xml:space="preserve"> </w:t>
-      </w:r>
-      <w:r>
-        <w:rPr>
-          <w:rStyle w:val="VerbatimChar"/>
-        </w:rPr>
-        <w:t xml:space="preserve">--assembler</w:t>
-      </w:r>
-      <w:r>
-        <w:t xml:space="preserve">:</w:t>
-      </w:r>
-      <w:r>
-        <w:t xml:space="preserve"> </w:t>
-      </w:r>
-      <w:r>
-        <w:rPr>
-          <w:b/>
-          <w:bCs/>
-        </w:rPr>
-        <w:t xml:space="preserve">Flye</w:t>
-      </w:r>
-      <w:r>
-        <w:rPr>
-          <w:b/>
-          <w:bCs/>
-        </w:rPr>
-        <w:t xml:space="preserve"> </w:t>
-      </w:r>
-      <w:r>
-        <w:rPr>
-          <w:rStyle w:val="VerbatimChar"/>
-          <w:b/>
-          <w:bCs/>
-        </w:rPr>
-        <w:t xml:space="preserve">--nano-hq</w:t>
-      </w:r>
-      <w:r>
-        <w:t xml:space="preserve"> </w:t>
-      </w:r>
-      <w:r>
-        <w:t xml:space="preserve">(default), Raven, or Canu</w:t>
+        <w:rPr>
+          <w:b/>
+          <w:bCs/>
+        </w:rPr>
+        <w:t xml:space="preserve">Medaka</w:t>
       </w:r>
       <w:r>
         <w:t xml:space="preserve"> </w:t>
@@ -10494,84 +11346,62 @@
         <w:rPr>
           <w:rStyle w:val="VerbatimChar"/>
         </w:rPr>
-        <w:t xml:space="preserve">genomeSize=35m</w:t>
-      </w:r>
-      <w:r>
-        <w:t xml:space="preserve">). When</w:t>
-      </w:r>
-      <w:r>
-        <w:t xml:space="preserve"> </w:t>
-      </w:r>
-      <w:r>
-        <w:rPr>
-          <w:rStyle w:val="VerbatimChar"/>
-        </w:rPr>
-        <w:t xml:space="preserve">--purge_dups true</w:t>
-      </w:r>
-      <w:r>
-        <w:t xml:space="preserve"> </w:t>
-      </w:r>
-      <w:r>
-        <w:t xml:space="preserve">(default),</w:t>
-      </w:r>
-      <w:r>
-        <w:t xml:space="preserve"> </w:t>
-      </w:r>
-      <w:r>
-        <w:rPr>
-          <w:b/>
-          <w:bCs/>
-        </w:rPr>
-        <w:t xml:space="preserve">purge_dups</w:t>
-      </w:r>
-      <w:r>
-        <w:t xml:space="preserve"> </w:t>
-      </w:r>
-      <w:r>
-        <w:t xml:space="preserve">collapses heterozygous</w:t>
-      </w:r>
-      <w:r>
-        <w:t xml:space="preserve"> </w:t>
-      </w:r>
-      <w:r>
-        <w:t xml:space="preserve">haplotigs via a minimap2 self-alignment; if purge_dups is unavailable the raw assembly is kept.</w:t>
-      </w:r>
-      <w:r>
-        <w:t xml:space="preserve"> </w:t>
-      </w:r>
-      <w:r>
-        <w:t xml:space="preserve">Emits</w:t>
-      </w:r>
-      <w:r>
-        <w:t xml:space="preserve"> </w:t>
-      </w:r>
-      <w:r>
-        <w:rPr>
-          <w:rStyle w:val="VerbatimChar"/>
-        </w:rPr>
-        <w:t xml:space="preserve">*.assembly.fasta</w:t>
-      </w:r>
-      <w:r>
-        <w:t xml:space="preserve">.</w:t>
-      </w:r>
-    </w:p>
-    <w:bookmarkEnd w:id="33"/>
-    <w:bookmarkStart w:id="34" w:name="stage-03a-ont-polish-medaka-always-run"/>
+        <w:t xml:space="preserve">staphb/medaka</w:t>
+      </w:r>
+      <w:r>
+        <w:t xml:space="preserve">) computes a neural consensus of the draft using the ONT reads and</w:t>
+      </w:r>
+      <w:r>
+        <w:t xml:space="preserve"> </w:t>
+      </w:r>
+      <w:r>
+        <w:t xml:space="preserve">the</w:t>
+      </w:r>
+      <w:r>
+        <w:t xml:space="preserve"> </w:t>
+      </w:r>
+      <w:r>
+        <w:rPr>
+          <w:rStyle w:val="VerbatimChar"/>
+        </w:rPr>
+        <w:t xml:space="preserve">--dorado_model</w:t>
+      </w:r>
+      <w:r>
+        <w:t xml:space="preserve">. If Medaka produces no consensus the draft passes through unchanged. Emits</w:t>
+      </w:r>
+      <w:r>
+        <w:t xml:space="preserve"> </w:t>
+      </w:r>
+      <w:r>
+        <w:rPr>
+          <w:rStyle w:val="VerbatimChar"/>
+        </w:rPr>
+        <w:t xml:space="preserve">*.medaka.fasta</w:t>
+      </w:r>
+      <w:r>
+        <w:t xml:space="preserve">. Runs only for long-read isolates (Illumina-only assemblies skip it — there is no</w:t>
+      </w:r>
+      <w:r>
+        <w:t xml:space="preserve"> </w:t>
+      </w:r>
+      <w:r>
+        <w:t xml:space="preserve">ONT and no homopolymer error to correct). Medaka and Polypolish live in different containers,</w:t>
+      </w:r>
+      <w:r>
+        <w:t xml:space="preserve"> </w:t>
+      </w:r>
+      <w:r>
+        <w:t xml:space="preserve">which is why the polish is split into 03a and 03b.</w:t>
+      </w:r>
+    </w:p>
+    <w:bookmarkEnd w:id="34"/>
+    <w:bookmarkStart w:id="35" w:name="X545c4cdee69824fafb63139c32ebf579088fcfc"/>
     <w:p>
       <w:pPr>
         <w:pStyle w:val="Heading2"/>
       </w:pPr>
       <w:r>
-        <w:rPr>
-          <w:rStyle w:val="SectionNumber"/>
-        </w:rPr>
-        <w:t xml:space="preserve">9.4</w:t>
-      </w:r>
-      <w:r>
-        <w:tab/>
-      </w:r>
-      <w:r>
-        <w:t xml:space="preserve">9.4 Stage 03a — ONT polish (Medaka), always run</w:t>
+        <w:t xml:space="preserve">9.5 Stage 03b — Short-read polish (Polypolish) / Illumina-only passthrough</w:t>
       </w:r>
     </w:p>
     <w:p>
@@ -10579,11 +11409,69 @@
         <w:pStyle w:val="FirstParagraph"/>
       </w:pPr>
       <w:r>
-        <w:rPr>
-          <w:b/>
-          <w:bCs/>
-        </w:rPr>
-        <w:t xml:space="preserve">Medaka</w:t>
+        <w:t xml:space="preserve">For</w:t>
+      </w:r>
+      <w:r>
+        <w:t xml:space="preserve"> </w:t>
+      </w:r>
+      <w:r>
+        <w:rPr>
+          <w:b/>
+          <w:bCs/>
+        </w:rPr>
+        <w:t xml:space="preserve">hybrid isolates</w:t>
+      </w:r>
+      <w:r>
+        <w:t xml:space="preserve"> </w:t>
+      </w:r>
+      <w:r>
+        <w:t xml:space="preserve">(ONT + Illumina,</w:t>
+      </w:r>
+      <w:r>
+        <w:t xml:space="preserve"> </w:t>
+      </w:r>
+      <w:r>
+        <w:rPr>
+          <w:rStyle w:val="VerbatimChar"/>
+        </w:rPr>
+        <w:t xml:space="preserve">--hybrid</w:t>
+      </w:r>
+      <w:r>
+        <w:t xml:space="preserve"> </w:t>
+      </w:r>
+      <w:r>
+        <w:rPr>
+          <w:rStyle w:val="VerbatimChar"/>
+        </w:rPr>
+        <w:t xml:space="preserve">auto</w:t>
+      </w:r>
+      <w:r>
+        <w:t xml:space="preserve">/</w:t>
+      </w:r>
+      <w:r>
+        <w:rPr>
+          <w:rStyle w:val="VerbatimChar"/>
+        </w:rPr>
+        <w:t xml:space="preserve">on</w:t>
+      </w:r>
+      <w:r>
+        <w:t xml:space="preserve">), this stage polishes the Medaka</w:t>
+      </w:r>
+      <w:r>
+        <w:t xml:space="preserve"> </w:t>
+      </w:r>
+      <w:r>
+        <w:t xml:space="preserve">consensus with</w:t>
+      </w:r>
+      <w:r>
+        <w:t xml:space="preserve"> </w:t>
+      </w:r>
+      <w:r>
+        <w:rPr>
+          <w:b/>
+          <w:bCs/>
+        </w:rPr>
+        <w:t xml:space="preserve">Polypolish</w:t>
       </w:r>
       <w:r>
         <w:t xml:space="preserve"> </w:t>
@@ -10595,142 +11483,6 @@
         <w:rPr>
           <w:rStyle w:val="VerbatimChar"/>
         </w:rPr>
-        <w:t xml:space="preserve">staphb/medaka</w:t>
-      </w:r>
-      <w:r>
-        <w:t xml:space="preserve">) computes a neural consensus of the draft using the ONT reads and</w:t>
-      </w:r>
-      <w:r>
-        <w:t xml:space="preserve"> </w:t>
-      </w:r>
-      <w:r>
-        <w:t xml:space="preserve">the</w:t>
-      </w:r>
-      <w:r>
-        <w:t xml:space="preserve"> </w:t>
-      </w:r>
-      <w:r>
-        <w:rPr>
-          <w:rStyle w:val="VerbatimChar"/>
-        </w:rPr>
-        <w:t xml:space="preserve">--dorado_model</w:t>
-      </w:r>
-      <w:r>
-        <w:t xml:space="preserve">. If Medaka produces no consensus the draft passes through unchanged. Emits</w:t>
-      </w:r>
-      <w:r>
-        <w:t xml:space="preserve"> </w:t>
-      </w:r>
-      <w:r>
-        <w:rPr>
-          <w:rStyle w:val="VerbatimChar"/>
-        </w:rPr>
-        <w:t xml:space="preserve">*.medaka.fasta</w:t>
-      </w:r>
-      <w:r>
-        <w:t xml:space="preserve">. Medaka and Polypolish live in different containers, which is why the polish is</w:t>
-      </w:r>
-      <w:r>
-        <w:t xml:space="preserve"> </w:t>
-      </w:r>
-      <w:r>
-        <w:t xml:space="preserve">split into 03a and 03b.</w:t>
-      </w:r>
-    </w:p>
-    <w:bookmarkEnd w:id="34"/>
-    <w:bookmarkStart w:id="35" w:name="Xec711a9a9dd8f6bef00ae52809562ca4c92c482"/>
-    <w:p>
-      <w:pPr>
-        <w:pStyle w:val="Heading2"/>
-      </w:pPr>
-      <w:r>
-        <w:rPr>
-          <w:rStyle w:val="SectionNumber"/>
-        </w:rPr>
-        <w:t xml:space="preserve">9.5</w:t>
-      </w:r>
-      <w:r>
-        <w:tab/>
-      </w:r>
-      <w:r>
-        <w:t xml:space="preserve">9.5 Stage 03b — Short-read polish (Polypolish), the hybrid branch</w:t>
-      </w:r>
-    </w:p>
-    <w:p>
-      <w:pPr>
-        <w:pStyle w:val="FirstParagraph"/>
-      </w:pPr>
-      <w:r>
-        <w:t xml:space="preserve">When Illumina reads are present and</w:t>
-      </w:r>
-      <w:r>
-        <w:t xml:space="preserve"> </w:t>
-      </w:r>
-      <w:r>
-        <w:rPr>
-          <w:rStyle w:val="VerbatimChar"/>
-        </w:rPr>
-        <w:t xml:space="preserve">--hybrid</w:t>
-      </w:r>
-      <w:r>
-        <w:t xml:space="preserve"> </w:t>
-      </w:r>
-      <w:r>
-        <w:t xml:space="preserve">is</w:t>
-      </w:r>
-      <w:r>
-        <w:t xml:space="preserve"> </w:t>
-      </w:r>
-      <w:r>
-        <w:rPr>
-          <w:rStyle w:val="VerbatimChar"/>
-        </w:rPr>
-        <w:t xml:space="preserve">auto</w:t>
-      </w:r>
-      <w:r>
-        <w:t xml:space="preserve"> </w:t>
-      </w:r>
-      <w:r>
-        <w:t xml:space="preserve">(default) or</w:t>
-      </w:r>
-      <w:r>
-        <w:t xml:space="preserve"> </w:t>
-      </w:r>
-      <w:r>
-        <w:rPr>
-          <w:rStyle w:val="VerbatimChar"/>
-        </w:rPr>
-        <w:t xml:space="preserve">on</w:t>
-      </w:r>
-      <w:r>
-        <w:t xml:space="preserve">, this stage polishes</w:t>
-      </w:r>
-      <w:r>
-        <w:t xml:space="preserve"> </w:t>
-      </w:r>
-      <w:r>
-        <w:t xml:space="preserve">the Medaka consensus with</w:t>
-      </w:r>
-      <w:r>
-        <w:t xml:space="preserve"> </w:t>
-      </w:r>
-      <w:r>
-        <w:rPr>
-          <w:b/>
-          <w:bCs/>
-        </w:rPr>
-        <w:t xml:space="preserve">Polypolish</w:t>
-      </w:r>
-      <w:r>
-        <w:t xml:space="preserve"> </w:t>
-      </w:r>
-      <w:r>
-        <w:t xml:space="preserve">(</w:t>
-      </w:r>
-      <w:r>
-        <w:rPr>
-          <w:rStyle w:val="VerbatimChar"/>
-        </w:rPr>
         <w:t xml:space="preserve">staphb/polypolish</w:t>
       </w:r>
       <w:r>
@@ -10750,7 +11502,13 @@
         <w:t xml:space="preserve"> </w:t>
       </w:r>
       <w:r>
-        <w:t xml:space="preserve">alignments per read (</w:t>
+        <w:t xml:space="preserve">alignments per</w:t>
+      </w:r>
+      <w:r>
+        <w:t xml:space="preserve"> </w:t>
+      </w:r>
+      <w:r>
+        <w:t xml:space="preserve">read (</w:t>
       </w:r>
       <w:r>
         <w:rPr>
@@ -10771,13 +11529,7 @@
         <w:t xml:space="preserve">bwa index</w:t>
       </w:r>
       <w:r>
-        <w:t xml:space="preserve">,</w:t>
-      </w:r>
-      <w:r>
-        <w:t xml:space="preserve"> </w:t>
-      </w:r>
-      <w:r>
-        <w:t xml:space="preserve">two</w:t>
+        <w:t xml:space="preserve">, two</w:t>
       </w:r>
       <w:r>
         <w:t xml:space="preserve"> </w:t>
@@ -10816,7 +11568,29 @@
         <w:t xml:space="preserve">polypolish polish</w:t>
       </w:r>
       <w:r>
-        <w:t xml:space="preserve">. The reported</w:t>
+        <w:t xml:space="preserve">. For</w:t>
+      </w:r>
+      <w:r>
+        <w:t xml:space="preserve"> </w:t>
+      </w:r>
+      <w:r>
+        <w:rPr>
+          <w:b/>
+          <w:bCs/>
+        </w:rPr>
+        <w:t xml:space="preserve">Illumina-only isolates</w:t>
+      </w:r>
+      <w:r>
+        <w:t xml:space="preserve"> </w:t>
+      </w:r>
+      <w:r>
+        <w:t xml:space="preserve">the SPAdes</w:t>
+      </w:r>
+      <w:r>
+        <w:t xml:space="preserve"> </w:t>
+      </w:r>
+      <w:r>
+        <w:t xml:space="preserve">assembly is already short-read-derived, so it passes through unchanged. The reported</w:t>
       </w:r>
       <w:r>
         <w:t xml:space="preserve"> </w:t>
@@ -10851,7 +11625,7 @@
         <w:pStyle w:val="Compact"/>
         <w:numPr>
           <w:ilvl w:val="0"/>
-          <w:numId w:val="1007"/>
+          <w:numId w:val="1008"/>
         </w:numPr>
       </w:pPr>
       <w:r>
@@ -10881,29 +11655,29 @@
         <w:pStyle w:val="Compact"/>
         <w:numPr>
           <w:ilvl w:val="0"/>
-          <w:numId w:val="1007"/>
+          <w:numId w:val="1008"/>
         </w:numPr>
       </w:pPr>
       <w:r>
         <w:rPr>
           <w:rStyle w:val="VerbatimChar"/>
         </w:rPr>
-        <w:t xml:space="preserve">ont_only</w:t>
-      </w:r>
-      <w:r>
-        <w:t xml:space="preserve"> </w:t>
-      </w:r>
-      <w:r>
-        <w:t xml:space="preserve">— no Illumina reads (</w:t>
-      </w:r>
-      <w:r>
-        <w:rPr>
-          <w:rStyle w:val="VerbatimChar"/>
-        </w:rPr>
-        <w:t xml:space="preserve">provisional_ont_only</w:t>
-      </w:r>
-      <w:r>
-        <w:t xml:space="preserve">);</w:t>
+        <w:t xml:space="preserve">illumina_only</w:t>
+      </w:r>
+      <w:r>
+        <w:t xml:space="preserve"> </w:t>
+      </w:r>
+      <w:r>
+        <w:t xml:space="preserve">— Illumina-only assembly, no ONT (</w:t>
+      </w:r>
+      <w:r>
+        <w:rPr>
+          <w:rStyle w:val="VerbatimChar"/>
+        </w:rPr>
+        <w:t xml:space="preserve">resistance_confidence: high</w:t>
+      </w:r>
+      <w:r>
+        <w:t xml:space="preserve">; no homopolymer-indel risk);</w:t>
       </w:r>
     </w:p>
     <w:p>
@@ -10911,7 +11685,37 @@
         <w:pStyle w:val="Compact"/>
         <w:numPr>
           <w:ilvl w:val="0"/>
-          <w:numId w:val="1007"/>
+          <w:numId w:val="1008"/>
+        </w:numPr>
+      </w:pPr>
+      <w:r>
+        <w:rPr>
+          <w:rStyle w:val="VerbatimChar"/>
+        </w:rPr>
+        <w:t xml:space="preserve">ont_only</w:t>
+      </w:r>
+      <w:r>
+        <w:t xml:space="preserve"> </w:t>
+      </w:r>
+      <w:r>
+        <w:t xml:space="preserve">— long-read isolate with no Illumina reads (</w:t>
+      </w:r>
+      <w:r>
+        <w:rPr>
+          <w:rStyle w:val="VerbatimChar"/>
+        </w:rPr>
+        <w:t xml:space="preserve">provisional_ont_only</w:t>
+      </w:r>
+      <w:r>
+        <w:t xml:space="preserve">);</w:t>
+      </w:r>
+    </w:p>
+    <w:p>
+      <w:pPr>
+        <w:pStyle w:val="Compact"/>
+        <w:numPr>
+          <w:ilvl w:val="0"/>
+          <w:numId w:val="1008"/>
         </w:numPr>
       </w:pPr>
       <w:r>
@@ -10987,15 +11791,6 @@
         <w:pStyle w:val="Heading2"/>
       </w:pPr>
       <w:r>
-        <w:rPr>
-          <w:rStyle w:val="SectionNumber"/>
-        </w:rPr>
-        <w:t xml:space="preserve">9.6</w:t>
-      </w:r>
-      <w:r>
-        <w:tab/>
-      </w:r>
-      <w:r>
         <w:t xml:space="preserve">9.6 Stage 04 — Decontamination + organelle split</w:t>
       </w:r>
     </w:p>
@@ -11210,15 +12005,6 @@
         <w:pStyle w:val="Heading2"/>
       </w:pPr>
       <w:r>
-        <w:rPr>
-          <w:rStyle w:val="SectionNumber"/>
-        </w:rPr>
-        <w:t xml:space="preserve">9.7</w:t>
-      </w:r>
-      <w:r>
-        <w:tab/>
-      </w:r>
-      <w:r>
         <w:t xml:space="preserve">9.7 Stage 05 — Assembly QC + completeness</w:t>
       </w:r>
     </w:p>
@@ -11379,15 +12165,6 @@
         <w:pStyle w:val="Heading2"/>
       </w:pPr>
       <w:r>
-        <w:rPr>
-          <w:rStyle w:val="SectionNumber"/>
-        </w:rPr>
-        <w:t xml:space="preserve">9.8</w:t>
-      </w:r>
-      <w:r>
-        <w:tab/>
-      </w:r>
-      <w:r>
         <w:t xml:space="preserve">9.8 Stage 06 — Repeat modelling + soft-masking</w:t>
       </w:r>
     </w:p>
@@ -11505,15 +12282,6 @@
         <w:pStyle w:val="Heading2"/>
       </w:pPr>
       <w:r>
-        <w:rPr>
-          <w:rStyle w:val="SectionNumber"/>
-        </w:rPr>
-        <w:t xml:space="preserve">9.9</w:t>
-      </w:r>
-      <w:r>
-        <w:tab/>
-      </w:r>
-      <w:r>
         <w:t xml:space="preserve">9.9 Stage 07 — Eukaryotic annotation (Funannotate)</w:t>
       </w:r>
     </w:p>
@@ -11694,15 +12462,6 @@
         <w:pStyle w:val="Heading2"/>
       </w:pPr>
       <w:r>
-        <w:rPr>
-          <w:rStyle w:val="SectionNumber"/>
-        </w:rPr>
-        <w:t xml:space="preserve">9.10</w:t>
-      </w:r>
-      <w:r>
-        <w:tab/>
-      </w:r>
-      <w:r>
         <w:t xml:space="preserve">9.10 Stage 08 — Identification (GCPSR)</w:t>
       </w:r>
     </w:p>
@@ -11920,15 +12679,6 @@
         <w:pStyle w:val="Heading2"/>
       </w:pPr>
       <w:r>
-        <w:rPr>
-          <w:rStyle w:val="SectionNumber"/>
-        </w:rPr>
-        <w:t xml:space="preserve">9.11</w:t>
-      </w:r>
-      <w:r>
-        <w:tab/>
-      </w:r>
-      <w:r>
         <w:t xml:space="preserve">9.11 Stage 09 — Antifungal resistance (the centerpiece)</w:t>
       </w:r>
     </w:p>
@@ -12032,15 +12782,6 @@
         <w:pStyle w:val="Heading2"/>
       </w:pPr>
       <w:r>
-        <w:rPr>
-          <w:rStyle w:val="SectionNumber"/>
-        </w:rPr>
-        <w:t xml:space="preserve">9.12</w:t>
-      </w:r>
-      <w:r>
-        <w:tab/>
-      </w:r>
-      <w:r>
         <w:t xml:space="preserve">9.12 Stage 10 — Mobile &amp; repeat elements</w:t>
       </w:r>
     </w:p>
@@ -12157,15 +12898,6 @@
         <w:pStyle w:val="Heading2"/>
       </w:pPr>
       <w:r>
-        <w:rPr>
-          <w:rStyle w:val="SectionNumber"/>
-        </w:rPr>
-        <w:t xml:space="preserve">9.13</w:t>
-      </w:r>
-      <w:r>
-        <w:tab/>
-      </w:r>
-      <w:r>
         <w:t xml:space="preserve">9.13 Stage 11 — Biosynthetic gene clusters</w:t>
       </w:r>
     </w:p>
@@ -12254,15 +12986,6 @@
         <w:pStyle w:val="Heading2"/>
       </w:pPr>
       <w:r>
-        <w:rPr>
-          <w:rStyle w:val="SectionNumber"/>
-        </w:rPr>
-        <w:t xml:space="preserve">9.14</w:t>
-      </w:r>
-      <w:r>
-        <w:tab/>
-      </w:r>
-      <w:r>
         <w:t xml:space="preserve">9.14 Stage 12 — Novelty</w:t>
       </w:r>
     </w:p>
@@ -12376,15 +13099,6 @@
         <w:pStyle w:val="Heading2"/>
       </w:pPr>
       <w:r>
-        <w:rPr>
-          <w:rStyle w:val="SectionNumber"/>
-        </w:rPr>
-        <w:t xml:space="preserve">9.15</w:t>
-      </w:r>
-      <w:r>
-        <w:tab/>
-      </w:r>
-      <w:r>
         <w:t xml:space="preserve">9.15 Stage 13 — Eukaryote extras</w:t>
       </w:r>
     </w:p>
@@ -12469,15 +13183,6 @@
       <w:pPr>
         <w:pStyle w:val="Heading2"/>
       </w:pPr>
-      <w:r>
-        <w:rPr>
-          <w:rStyle w:val="SectionNumber"/>
-        </w:rPr>
-        <w:t xml:space="preserve">9.16</w:t>
-      </w:r>
-      <w:r>
-        <w:tab/>
-      </w:r>
       <w:r>
         <w:t xml:space="preserve">9.16 Stage 14 — Report + master table</w:t>
       </w:r>
@@ -12630,15 +13335,6 @@
       <w:pPr>
         <w:pStyle w:val="Heading1"/>
       </w:pPr>
-      <w:r>
-        <w:rPr>
-          <w:rStyle w:val="SectionNumber"/>
-        </w:rPr>
-        <w:t xml:space="preserve">10</w:t>
-      </w:r>
-      <w:r>
-        <w:tab/>
-      </w:r>
       <w:r>
         <w:t xml:space="preserve">10. The antifungal-resistance module in depth</w:t>
       </w:r>
@@ -12827,7 +13523,7 @@
         <w:pStyle w:val="Compact"/>
         <w:numPr>
           <w:ilvl w:val="0"/>
-          <w:numId w:val="1008"/>
+          <w:numId w:val="1009"/>
         </w:numPr>
       </w:pPr>
       <w:r>
@@ -13043,395 +13739,6 @@
       </w:r>
       <w:r>
         <w:t xml:space="preserve">(over-expression).</w:t>
-      </w:r>
-    </w:p>
-    <w:p>
-      <w:pPr>
-        <w:pStyle w:val="Compact"/>
-        <w:numPr>
-          <w:ilvl w:val="0"/>
-          <w:numId w:val="1008"/>
-        </w:numPr>
-      </w:pPr>
-      <w:r>
-        <w:rPr>
-          <w:b/>
-          <w:bCs/>
-        </w:rPr>
-        <w:t xml:space="preserve">Echinocandins:</w:t>
-      </w:r>
-      <w:r>
-        <w:t xml:space="preserve"> </w:t>
-      </w:r>
-      <w:r>
-        <w:rPr>
-          <w:b/>
-          <w:bCs/>
-        </w:rPr>
-        <w:t xml:space="preserve">FKS1</w:t>
-      </w:r>
-      <w:r>
-        <w:t xml:space="preserve"> </w:t>
-      </w:r>
-      <w:r>
-        <w:t xml:space="preserve">HS1/HS2 (S645P, F641S…) and</w:t>
-      </w:r>
-      <w:r>
-        <w:t xml:space="preserve"> </w:t>
-      </w:r>
-      <w:r>
-        <w:rPr>
-          <w:b/>
-          <w:bCs/>
-        </w:rPr>
-        <w:t xml:space="preserve">FKS2</w:t>
-      </w:r>
-      <w:r>
-        <w:t xml:space="preserve"> </w:t>
-      </w:r>
-      <w:r>
-        <w:t xml:space="preserve">across</w:t>
-      </w:r>
-      <w:r>
-        <w:t xml:space="preserve"> </w:t>
-      </w:r>
-      <w:r>
-        <w:rPr>
-          <w:i/>
-          <w:iCs/>
-        </w:rPr>
-        <w:t xml:space="preserve">Candida</w:t>
-      </w:r>
-      <w:r>
-        <w:t xml:space="preserve">/</w:t>
-      </w:r>
-      <w:r>
-        <w:rPr>
-          <w:i/>
-          <w:iCs/>
-        </w:rPr>
-        <w:t xml:space="preserve">Nakaseomyces</w:t>
-      </w:r>
-      <w:r>
-        <w:t xml:space="preserve"> </w:t>
-      </w:r>
-      <w:r>
-        <w:t xml:space="preserve">and</w:t>
-      </w:r>
-      <w:r>
-        <w:t xml:space="preserve"> </w:t>
-      </w:r>
-      <w:r>
-        <w:rPr>
-          <w:i/>
-          <w:iCs/>
-        </w:rPr>
-        <w:t xml:space="preserve">A. fumigatus</w:t>
-      </w:r>
-      <w:r>
-        <w:t xml:space="preserve"> </w:t>
-      </w:r>
-      <w:r>
-        <w:t xml:space="preserve">(S678P).</w:t>
-      </w:r>
-    </w:p>
-    <w:p>
-      <w:pPr>
-        <w:pStyle w:val="Compact"/>
-        <w:numPr>
-          <w:ilvl w:val="0"/>
-          <w:numId w:val="1008"/>
-        </w:numPr>
-      </w:pPr>
-      <w:r>
-        <w:rPr>
-          <w:b/>
-          <w:bCs/>
-        </w:rPr>
-        <w:t xml:space="preserve">Pyrimidines (5-FC):</w:t>
-      </w:r>
-      <w:r>
-        <w:t xml:space="preserve"> </w:t>
-      </w:r>
-      <w:r>
-        <w:rPr>
-          <w:b/>
-          <w:bCs/>
-        </w:rPr>
-        <w:t xml:space="preserve">FUR1</w:t>
-      </w:r>
-      <w:r>
-        <w:t xml:space="preserve"> </w:t>
-      </w:r>
-      <w:r>
-        <w:t xml:space="preserve">(R101C) and loss-of-function of</w:t>
-      </w:r>
-      <w:r>
-        <w:t xml:space="preserve"> </w:t>
-      </w:r>
-      <w:r>
-        <w:rPr>
-          <w:b/>
-          <w:bCs/>
-        </w:rPr>
-        <w:t xml:space="preserve">FCY1/FCY2</w:t>
-      </w:r>
-      <w:r>
-        <w:t xml:space="preserve">.</w:t>
-      </w:r>
-    </w:p>
-    <w:p>
-      <w:pPr>
-        <w:pStyle w:val="Compact"/>
-        <w:numPr>
-          <w:ilvl w:val="0"/>
-          <w:numId w:val="1008"/>
-        </w:numPr>
-      </w:pPr>
-      <w:r>
-        <w:rPr>
-          <w:b/>
-          <w:bCs/>
-        </w:rPr>
-        <w:t xml:space="preserve">Polyenes:</w:t>
-      </w:r>
-      <w:r>
-        <w:t xml:space="preserve"> </w:t>
-      </w:r>
-      <w:r>
-        <w:t xml:space="preserve">loss-of-function of</w:t>
-      </w:r>
-      <w:r>
-        <w:t xml:space="preserve"> </w:t>
-      </w:r>
-      <w:r>
-        <w:rPr>
-          <w:b/>
-          <w:bCs/>
-        </w:rPr>
-        <w:t xml:space="preserve">ERG3/ERG6/ERG2</w:t>
-      </w:r>
-      <w:r>
-        <w:t xml:space="preserve">.</w:t>
-      </w:r>
-    </w:p>
-    <w:p>
-      <w:pPr>
-        <w:pStyle w:val="FirstParagraph"/>
-      </w:pPr>
-      <w:r>
-        <w:rPr>
-          <w:b/>
-          <w:bCs/>
-        </w:rPr>
-        <w:t xml:space="preserve">2 — Species-relevance filter.</w:t>
-      </w:r>
-      <w:r>
-        <w:t xml:space="preserve"> </w:t>
-      </w:r>
-      <w:r>
-        <w:t xml:space="preserve">Only rows whose</w:t>
-      </w:r>
-      <w:r>
-        <w:t xml:space="preserve"> </w:t>
-      </w:r>
-      <w:r>
-        <w:rPr>
-          <w:rStyle w:val="VerbatimChar"/>
-        </w:rPr>
-        <w:t xml:space="preserve">organism_regex</w:t>
-      </w:r>
-      <w:r>
-        <w:t xml:space="preserve"> </w:t>
-      </w:r>
-      <w:r>
-        <w:t xml:space="preserve">matches the isolate’s species</w:t>
-      </w:r>
-      <w:r>
-        <w:t xml:space="preserve"> </w:t>
-      </w:r>
-      <w:r>
-        <w:t xml:space="preserve">(or genus, or</w:t>
-      </w:r>
-      <w:r>
-        <w:t xml:space="preserve"> </w:t>
-      </w:r>
-      <w:r>
-        <w:rPr>
-          <w:rStyle w:val="VerbatimChar"/>
-        </w:rPr>
-        <w:t xml:space="preserve">spp.</w:t>
-      </w:r>
-      <w:r>
-        <w:t xml:space="preserve">) are searched — so</w:t>
-      </w:r>
-      <w:r>
-        <w:t xml:space="preserve"> </w:t>
-      </w:r>
-      <w:r>
-        <w:rPr>
-          <w:i/>
-          <w:iCs/>
-        </w:rPr>
-        <w:t xml:space="preserve">A. fumigatus</w:t>
-      </w:r>
-      <w:r>
-        <w:t xml:space="preserve"> </w:t>
-      </w:r>
-      <w:r>
-        <w:t xml:space="preserve">isolates are not mis-tested against</w:t>
-      </w:r>
-      <w:r>
-        <w:t xml:space="preserve"> </w:t>
-      </w:r>
-      <w:r>
-        <w:rPr>
-          <w:i/>
-          <w:iCs/>
-        </w:rPr>
-        <w:t xml:space="preserve">Candida</w:t>
-      </w:r>
-      <w:r>
-        <w:t xml:space="preserve"> </w:t>
-      </w:r>
-      <w:r>
-        <w:t xml:space="preserve">ERG11 numbering.</w:t>
-      </w:r>
-    </w:p>
-    <w:p>
-      <w:pPr>
-        <w:pStyle w:val="BodyText"/>
-      </w:pPr>
-      <w:r>
-        <w:rPr>
-          <w:b/>
-          <w:bCs/>
-        </w:rPr>
-        <w:t xml:space="preserve">3 — Ortholog detection and residue mapping.</w:t>
-      </w:r>
-      <w:r>
-        <w:t xml:space="preserve"> </w:t>
-      </w:r>
-      <w:r>
-        <w:t xml:space="preserve">For each relevant gene the caller pulls the</w:t>
-      </w:r>
-      <w:r>
-        <w:t xml:space="preserve"> </w:t>
-      </w:r>
-      <w:r>
-        <w:t xml:space="preserve">matching</w:t>
-      </w:r>
-      <w:r>
-        <w:t xml:space="preserve"> </w:t>
-      </w:r>
-      <w:r>
-        <w:rPr>
-          <w:b/>
-          <w:bCs/>
-        </w:rPr>
-        <w:t xml:space="preserve">FungAMR reference from the isolate’s own species</w:t>
-      </w:r>
-      <w:r>
-        <w:t xml:space="preserve"> </w:t>
-      </w:r>
-      <w:r>
-        <w:t xml:space="preserve">(headers are</w:t>
-      </w:r>
-      <w:r>
-        <w:t xml:space="preserve"> </w:t>
-      </w:r>
-      <w:r>
-        <w:rPr>
-          <w:rStyle w:val="VerbatimChar"/>
-        </w:rPr>
-        <w:t xml:space="preserve">GENE__ACC__Species</w:t>
-      </w:r>
-      <w:r>
-        <w:t xml:space="preserve">;</w:t>
-      </w:r>
-      <w:r>
-        <w:t xml:space="preserve"> </w:t>
-      </w:r>
-      <w:r>
-        <w:t xml:space="preserve">species-matched, else genus, else longest), because the panel’s hotspot numbering is</w:t>
-      </w:r>
-      <w:r>
-        <w:t xml:space="preserve"> </w:t>
-      </w:r>
-      <w:r>
-        <w:t xml:space="preserve">species-specific and a wrong-species reference would misnumber every residue. It finds the</w:t>
-      </w:r>
-      <w:r>
-        <w:t xml:space="preserve"> </w:t>
-      </w:r>
-      <w:r>
-        <w:t xml:space="preserve">isolate ortholog among the Funannotate proteins with a</w:t>
-      </w:r>
-      <w:r>
-        <w:t xml:space="preserve"> </w:t>
-      </w:r>
-      <w:r>
-        <w:rPr>
-          <w:b/>
-          <w:bCs/>
-        </w:rPr>
-        <w:t xml:space="preserve">k-mer prefilter → BLOSUM62 global</w:t>
-      </w:r>
-      <w:r>
-        <w:rPr>
-          <w:b/>
-          <w:bCs/>
-        </w:rPr>
-        <w:t xml:space="preserve"> </w:t>
-      </w:r>
-      <w:r>
-        <w:rPr>
-          <w:b/>
-          <w:bCs/>
-        </w:rPr>
-        <w:t xml:space="preserve">pairwise alignment</w:t>
-      </w:r>
-      <w:r>
-        <w:t xml:space="preserve"> </w:t>
-      </w:r>
-      <w:r>
-        <w:t xml:space="preserve">(≥55% identity), then reads the residue in the isolate frame aligned to each</w:t>
-      </w:r>
-      <w:r>
-        <w:t xml:space="preserve"> </w:t>
-      </w:r>
-      <w:r>
-        <w:t xml:space="preserve">1-based reference hotspot.</w:t>
-      </w:r>
-    </w:p>
-    <w:p>
-      <w:pPr>
-        <w:pStyle w:val="BodyText"/>
-      </w:pPr>
-      <w:r>
-        <w:rPr>
-          <w:b/>
-          <w:bCs/>
-        </w:rPr>
-        <w:t xml:space="preserve">4 — Mechanism-aware calling.</w:t>
-      </w:r>
-      <w:r>
-        <w:t xml:space="preserve"> </w:t>
-      </w:r>
-      <w:r>
-        <w:t xml:space="preserve">Each panel row is classified by its</w:t>
-      </w:r>
-      <w:r>
-        <w:t xml:space="preserve"> </w:t>
-      </w:r>
-      <w:r>
-        <w:rPr>
-          <w:rStyle w:val="VerbatimChar"/>
-        </w:rPr>
-        <w:t xml:space="preserve">mechanism</w:t>
-      </w:r>
-      <w:r>
-        <w:t xml:space="preserve">:</w:t>
       </w:r>
     </w:p>
     <w:p>
@@ -13447,55 +13754,81 @@
           <w:b/>
           <w:bCs/>
         </w:rPr>
-        <w:t xml:space="preserve">substitution</w:t>
-      </w:r>
-      <w:r>
-        <w:t xml:space="preserve"> </w:t>
-      </w:r>
-      <w:r>
-        <w:t xml:space="preserve">— report</w:t>
-      </w:r>
-      <w:r>
-        <w:t xml:space="preserve"> </w:t>
-      </w:r>
-      <w:r>
-        <w:rPr>
-          <w:rStyle w:val="VerbatimChar"/>
-        </w:rPr>
-        <w:t xml:space="preserve">known_resistance_mutation</w:t>
-      </w:r>
-      <w:r>
-        <w:t xml:space="preserve"> </w:t>
-      </w:r>
-      <w:r>
-        <w:t xml:space="preserve">(residue matches a known mutant),</w:t>
-      </w:r>
-      <w:r>
-        <w:t xml:space="preserve"> </w:t>
-      </w:r>
-      <w:r>
-        <w:rPr>
-          <w:rStyle w:val="VerbatimChar"/>
-        </w:rPr>
-        <w:t xml:space="preserve">novel_hotspot_variant</w:t>
-      </w:r>
-      <w:r>
-        <w:t xml:space="preserve"> </w:t>
-      </w:r>
-      <w:r>
-        <w:t xml:space="preserve">(changed but not a known mutant), or</w:t>
-      </w:r>
-      <w:r>
-        <w:t xml:space="preserve"> </w:t>
-      </w:r>
-      <w:r>
-        <w:rPr>
-          <w:rStyle w:val="VerbatimChar"/>
-        </w:rPr>
-        <w:t xml:space="preserve">wild_type</w:t>
-      </w:r>
-      <w:r>
-        <w:t xml:space="preserve">.</w:t>
+        <w:t xml:space="preserve">Echinocandins:</w:t>
+      </w:r>
+      <w:r>
+        <w:t xml:space="preserve"> </w:t>
+      </w:r>
+      <w:r>
+        <w:rPr>
+          <w:b/>
+          <w:bCs/>
+        </w:rPr>
+        <w:t xml:space="preserve">FKS1</w:t>
+      </w:r>
+      <w:r>
+        <w:t xml:space="preserve"> </w:t>
+      </w:r>
+      <w:r>
+        <w:t xml:space="preserve">HS1/HS2 (S645P, F641S…) and</w:t>
+      </w:r>
+      <w:r>
+        <w:t xml:space="preserve"> </w:t>
+      </w:r>
+      <w:r>
+        <w:rPr>
+          <w:b/>
+          <w:bCs/>
+        </w:rPr>
+        <w:t xml:space="preserve">FKS2</w:t>
+      </w:r>
+      <w:r>
+        <w:t xml:space="preserve"> </w:t>
+      </w:r>
+      <w:r>
+        <w:t xml:space="preserve">across</w:t>
+      </w:r>
+      <w:r>
+        <w:t xml:space="preserve"> </w:t>
+      </w:r>
+      <w:r>
+        <w:rPr>
+          <w:i/>
+          <w:iCs/>
+        </w:rPr>
+        <w:t xml:space="preserve">Candida</w:t>
+      </w:r>
+      <w:r>
+        <w:t xml:space="preserve">/</w:t>
+      </w:r>
+      <w:r>
+        <w:rPr>
+          <w:i/>
+          <w:iCs/>
+        </w:rPr>
+        <w:t xml:space="preserve">Nakaseomyces</w:t>
+      </w:r>
+      <w:r>
+        <w:t xml:space="preserve"> </w:t>
+      </w:r>
+      <w:r>
+        <w:t xml:space="preserve">and</w:t>
+      </w:r>
+      <w:r>
+        <w:t xml:space="preserve"> </w:t>
+      </w:r>
+      <w:r>
+        <w:rPr>
+          <w:i/>
+          <w:iCs/>
+        </w:rPr>
+        <w:t xml:space="preserve">A. fumigatus</w:t>
+      </w:r>
+      <w:r>
+        <w:t xml:space="preserve"> </w:t>
+      </w:r>
+      <w:r>
+        <w:t xml:space="preserve">(S678P).</w:t>
       </w:r>
     </w:p>
     <w:p>
@@ -13511,19 +13844,36 @@
           <w:b/>
           <w:bCs/>
         </w:rPr>
-        <w:t xml:space="preserve">loss_of_function</w:t>
-      </w:r>
-      <w:r>
-        <w:t xml:space="preserve"> </w:t>
-      </w:r>
-      <w:r>
-        <w:t xml:space="preserve">— flag a candidate LoF when the ortholog is truncated (&lt;85% of reference</w:t>
-      </w:r>
-      <w:r>
-        <w:t xml:space="preserve"> </w:t>
-      </w:r>
-      <w:r>
-        <w:t xml:space="preserve">length).</w:t>
+        <w:t xml:space="preserve">Pyrimidines (5-FC):</w:t>
+      </w:r>
+      <w:r>
+        <w:t xml:space="preserve"> </w:t>
+      </w:r>
+      <w:r>
+        <w:rPr>
+          <w:b/>
+          <w:bCs/>
+        </w:rPr>
+        <w:t xml:space="preserve">FUR1</w:t>
+      </w:r>
+      <w:r>
+        <w:t xml:space="preserve"> </w:t>
+      </w:r>
+      <w:r>
+        <w:t xml:space="preserve">(R101C) and loss-of-function of</w:t>
+      </w:r>
+      <w:r>
+        <w:t xml:space="preserve"> </w:t>
+      </w:r>
+      <w:r>
+        <w:rPr>
+          <w:b/>
+          <w:bCs/>
+        </w:rPr>
+        <w:t xml:space="preserve">FCY1/FCY2</w:t>
+      </w:r>
+      <w:r>
+        <w:t xml:space="preserve">.</w:t>
       </w:r>
     </w:p>
     <w:p>
@@ -13539,19 +13889,245 @@
           <w:b/>
           <w:bCs/>
         </w:rPr>
-        <w:t xml:space="preserve">GOF</w:t>
-      </w:r>
-      <w:r>
-        <w:t xml:space="preserve"> </w:t>
-      </w:r>
-      <w:r>
-        <w:t xml:space="preserve">(regulators) — report gene presence plus any known gain-of-function residues (confirm</w:t>
-      </w:r>
-      <w:r>
-        <w:t xml:space="preserve"> </w:t>
-      </w:r>
-      <w:r>
-        <w:t xml:space="preserve">with expression/phenotype).</w:t>
+        <w:t xml:space="preserve">Polyenes:</w:t>
+      </w:r>
+      <w:r>
+        <w:t xml:space="preserve"> </w:t>
+      </w:r>
+      <w:r>
+        <w:t xml:space="preserve">loss-of-function of</w:t>
+      </w:r>
+      <w:r>
+        <w:t xml:space="preserve"> </w:t>
+      </w:r>
+      <w:r>
+        <w:rPr>
+          <w:b/>
+          <w:bCs/>
+        </w:rPr>
+        <w:t xml:space="preserve">ERG3/ERG6/ERG2</w:t>
+      </w:r>
+      <w:r>
+        <w:t xml:space="preserve">.</w:t>
+      </w:r>
+    </w:p>
+    <w:p>
+      <w:pPr>
+        <w:pStyle w:val="FirstParagraph"/>
+      </w:pPr>
+      <w:r>
+        <w:rPr>
+          <w:b/>
+          <w:bCs/>
+        </w:rPr>
+        <w:t xml:space="preserve">2 — Species-relevance filter.</w:t>
+      </w:r>
+      <w:r>
+        <w:t xml:space="preserve"> </w:t>
+      </w:r>
+      <w:r>
+        <w:t xml:space="preserve">Only rows whose</w:t>
+      </w:r>
+      <w:r>
+        <w:t xml:space="preserve"> </w:t>
+      </w:r>
+      <w:r>
+        <w:rPr>
+          <w:rStyle w:val="VerbatimChar"/>
+        </w:rPr>
+        <w:t xml:space="preserve">organism_regex</w:t>
+      </w:r>
+      <w:r>
+        <w:t xml:space="preserve"> </w:t>
+      </w:r>
+      <w:r>
+        <w:t xml:space="preserve">matches the isolate’s species</w:t>
+      </w:r>
+      <w:r>
+        <w:t xml:space="preserve"> </w:t>
+      </w:r>
+      <w:r>
+        <w:t xml:space="preserve">(or genus, or</w:t>
+      </w:r>
+      <w:r>
+        <w:t xml:space="preserve"> </w:t>
+      </w:r>
+      <w:r>
+        <w:rPr>
+          <w:rStyle w:val="VerbatimChar"/>
+        </w:rPr>
+        <w:t xml:space="preserve">spp.</w:t>
+      </w:r>
+      <w:r>
+        <w:t xml:space="preserve">) are searched — so</w:t>
+      </w:r>
+      <w:r>
+        <w:t xml:space="preserve"> </w:t>
+      </w:r>
+      <w:r>
+        <w:rPr>
+          <w:i/>
+          <w:iCs/>
+        </w:rPr>
+        <w:t xml:space="preserve">A. fumigatus</w:t>
+      </w:r>
+      <w:r>
+        <w:t xml:space="preserve"> </w:t>
+      </w:r>
+      <w:r>
+        <w:t xml:space="preserve">isolates are not mis-tested against</w:t>
+      </w:r>
+      <w:r>
+        <w:t xml:space="preserve"> </w:t>
+      </w:r>
+      <w:r>
+        <w:rPr>
+          <w:i/>
+          <w:iCs/>
+        </w:rPr>
+        <w:t xml:space="preserve">Candida</w:t>
+      </w:r>
+      <w:r>
+        <w:t xml:space="preserve"> </w:t>
+      </w:r>
+      <w:r>
+        <w:t xml:space="preserve">ERG11 numbering.</w:t>
+      </w:r>
+    </w:p>
+    <w:p>
+      <w:pPr>
+        <w:pStyle w:val="BodyText"/>
+      </w:pPr>
+      <w:r>
+        <w:rPr>
+          <w:b/>
+          <w:bCs/>
+        </w:rPr>
+        <w:t xml:space="preserve">3 — Ortholog detection and residue mapping.</w:t>
+      </w:r>
+      <w:r>
+        <w:t xml:space="preserve"> </w:t>
+      </w:r>
+      <w:r>
+        <w:t xml:space="preserve">For each relevant gene the caller pulls the</w:t>
+      </w:r>
+      <w:r>
+        <w:t xml:space="preserve"> </w:t>
+      </w:r>
+      <w:r>
+        <w:t xml:space="preserve">matching</w:t>
+      </w:r>
+      <w:r>
+        <w:t xml:space="preserve"> </w:t>
+      </w:r>
+      <w:r>
+        <w:rPr>
+          <w:b/>
+          <w:bCs/>
+        </w:rPr>
+        <w:t xml:space="preserve">FungAMR reference from the isolate’s own species</w:t>
+      </w:r>
+      <w:r>
+        <w:t xml:space="preserve"> </w:t>
+      </w:r>
+      <w:r>
+        <w:t xml:space="preserve">(headers are</w:t>
+      </w:r>
+      <w:r>
+        <w:t xml:space="preserve"> </w:t>
+      </w:r>
+      <w:r>
+        <w:rPr>
+          <w:rStyle w:val="VerbatimChar"/>
+        </w:rPr>
+        <w:t xml:space="preserve">GENE__ACC__Species</w:t>
+      </w:r>
+      <w:r>
+        <w:t xml:space="preserve">;</w:t>
+      </w:r>
+      <w:r>
+        <w:t xml:space="preserve"> </w:t>
+      </w:r>
+      <w:r>
+        <w:t xml:space="preserve">species-matched, else genus, else longest), because the panel’s hotspot numbering is</w:t>
+      </w:r>
+      <w:r>
+        <w:t xml:space="preserve"> </w:t>
+      </w:r>
+      <w:r>
+        <w:t xml:space="preserve">species-specific and a wrong-species reference would misnumber every residue. It finds the</w:t>
+      </w:r>
+      <w:r>
+        <w:t xml:space="preserve"> </w:t>
+      </w:r>
+      <w:r>
+        <w:t xml:space="preserve">isolate ortholog among the Funannotate proteins with a</w:t>
+      </w:r>
+      <w:r>
+        <w:t xml:space="preserve"> </w:t>
+      </w:r>
+      <w:r>
+        <w:rPr>
+          <w:b/>
+          <w:bCs/>
+        </w:rPr>
+        <w:t xml:space="preserve">k-mer prefilter → BLOSUM62 global</w:t>
+      </w:r>
+      <w:r>
+        <w:rPr>
+          <w:b/>
+          <w:bCs/>
+        </w:rPr>
+        <w:t xml:space="preserve"> </w:t>
+      </w:r>
+      <w:r>
+        <w:rPr>
+          <w:b/>
+          <w:bCs/>
+        </w:rPr>
+        <w:t xml:space="preserve">pairwise alignment</w:t>
+      </w:r>
+      <w:r>
+        <w:t xml:space="preserve"> </w:t>
+      </w:r>
+      <w:r>
+        <w:t xml:space="preserve">(≥55% identity), then reads the residue in the isolate frame aligned to each</w:t>
+      </w:r>
+      <w:r>
+        <w:t xml:space="preserve"> </w:t>
+      </w:r>
+      <w:r>
+        <w:t xml:space="preserve">1-based reference hotspot.</w:t>
+      </w:r>
+    </w:p>
+    <w:p>
+      <w:pPr>
+        <w:pStyle w:val="BodyText"/>
+      </w:pPr>
+      <w:r>
+        <w:rPr>
+          <w:b/>
+          <w:bCs/>
+        </w:rPr>
+        <w:t xml:space="preserve">4 — Mechanism-aware calling.</w:t>
+      </w:r>
+      <w:r>
+        <w:t xml:space="preserve"> </w:t>
+      </w:r>
+      <w:r>
+        <w:t xml:space="preserve">Each panel row is classified by its</w:t>
+      </w:r>
+      <w:r>
+        <w:t xml:space="preserve"> </w:t>
+      </w:r>
+      <w:r>
+        <w:rPr>
+          <w:rStyle w:val="VerbatimChar"/>
+        </w:rPr>
+        <w:t xml:space="preserve">mechanism</w:t>
+      </w:r>
+      <w:r>
+        <w:t xml:space="preserve">:</w:t>
       </w:r>
     </w:p>
     <w:p>
@@ -13559,7 +14135,127 @@
         <w:pStyle w:val="Compact"/>
         <w:numPr>
           <w:ilvl w:val="0"/>
-          <w:numId w:val="1009"/>
+          <w:numId w:val="1010"/>
+        </w:numPr>
+      </w:pPr>
+      <w:r>
+        <w:rPr>
+          <w:b/>
+          <w:bCs/>
+        </w:rPr>
+        <w:t xml:space="preserve">substitution</w:t>
+      </w:r>
+      <w:r>
+        <w:t xml:space="preserve"> </w:t>
+      </w:r>
+      <w:r>
+        <w:t xml:space="preserve">— report</w:t>
+      </w:r>
+      <w:r>
+        <w:t xml:space="preserve"> </w:t>
+      </w:r>
+      <w:r>
+        <w:rPr>
+          <w:rStyle w:val="VerbatimChar"/>
+        </w:rPr>
+        <w:t xml:space="preserve">known_resistance_mutation</w:t>
+      </w:r>
+      <w:r>
+        <w:t xml:space="preserve"> </w:t>
+      </w:r>
+      <w:r>
+        <w:t xml:space="preserve">(residue matches a known mutant),</w:t>
+      </w:r>
+      <w:r>
+        <w:t xml:space="preserve"> </w:t>
+      </w:r>
+      <w:r>
+        <w:rPr>
+          <w:rStyle w:val="VerbatimChar"/>
+        </w:rPr>
+        <w:t xml:space="preserve">novel_hotspot_variant</w:t>
+      </w:r>
+      <w:r>
+        <w:t xml:space="preserve"> </w:t>
+      </w:r>
+      <w:r>
+        <w:t xml:space="preserve">(changed but not a known mutant), or</w:t>
+      </w:r>
+      <w:r>
+        <w:t xml:space="preserve"> </w:t>
+      </w:r>
+      <w:r>
+        <w:rPr>
+          <w:rStyle w:val="VerbatimChar"/>
+        </w:rPr>
+        <w:t xml:space="preserve">wild_type</w:t>
+      </w:r>
+      <w:r>
+        <w:t xml:space="preserve">.</w:t>
+      </w:r>
+    </w:p>
+    <w:p>
+      <w:pPr>
+        <w:pStyle w:val="Compact"/>
+        <w:numPr>
+          <w:ilvl w:val="0"/>
+          <w:numId w:val="1010"/>
+        </w:numPr>
+      </w:pPr>
+      <w:r>
+        <w:rPr>
+          <w:b/>
+          <w:bCs/>
+        </w:rPr>
+        <w:t xml:space="preserve">loss_of_function</w:t>
+      </w:r>
+      <w:r>
+        <w:t xml:space="preserve"> </w:t>
+      </w:r>
+      <w:r>
+        <w:t xml:space="preserve">— flag a candidate LoF when the ortholog is truncated (&lt;85% of reference</w:t>
+      </w:r>
+      <w:r>
+        <w:t xml:space="preserve"> </w:t>
+      </w:r>
+      <w:r>
+        <w:t xml:space="preserve">length).</w:t>
+      </w:r>
+    </w:p>
+    <w:p>
+      <w:pPr>
+        <w:pStyle w:val="Compact"/>
+        <w:numPr>
+          <w:ilvl w:val="0"/>
+          <w:numId w:val="1010"/>
+        </w:numPr>
+      </w:pPr>
+      <w:r>
+        <w:rPr>
+          <w:b/>
+          <w:bCs/>
+        </w:rPr>
+        <w:t xml:space="preserve">GOF</w:t>
+      </w:r>
+      <w:r>
+        <w:t xml:space="preserve"> </w:t>
+      </w:r>
+      <w:r>
+        <w:t xml:space="preserve">(regulators) — report gene presence plus any known gain-of-function residues (confirm</w:t>
+      </w:r>
+      <w:r>
+        <w:t xml:space="preserve"> </w:t>
+      </w:r>
+      <w:r>
+        <w:t xml:space="preserve">with expression/phenotype).</w:t>
+      </w:r>
+    </w:p>
+    <w:p>
+      <w:pPr>
+        <w:pStyle w:val="Compact"/>
+        <w:numPr>
+          <w:ilvl w:val="0"/>
+          <w:numId w:val="1010"/>
         </w:numPr>
       </w:pPr>
       <w:r>
@@ -13893,15 +14589,6 @@
         <w:pStyle w:val="Heading1"/>
       </w:pPr>
       <w:r>
-        <w:rPr>
-          <w:rStyle w:val="SectionNumber"/>
-        </w:rPr>
-        <w:t xml:space="preserve">11</w:t>
-      </w:r>
-      <w:r>
-        <w:tab/>
-      </w:r>
-      <w:r>
         <w:t xml:space="preserve">11. Outputs</w:t>
       </w:r>
     </w:p>
@@ -13910,15 +14597,6 @@
       <w:pPr>
         <w:pStyle w:val="Heading2"/>
       </w:pPr>
-      <w:r>
-        <w:rPr>
-          <w:rStyle w:val="SectionNumber"/>
-        </w:rPr>
-        <w:t xml:space="preserve">11.1</w:t>
-      </w:r>
-      <w:r>
-        <w:tab/>
-      </w:r>
       <w:r>
         <w:t xml:space="preserve">11.1 Per-isolate outputs</w:t>
       </w:r>
@@ -14566,15 +15244,6 @@
         <w:pStyle w:val="Heading2"/>
       </w:pPr>
       <w:r>
-        <w:rPr>
-          <w:rStyle w:val="SectionNumber"/>
-        </w:rPr>
-        <w:t xml:space="preserve">11.2</w:t>
-      </w:r>
-      <w:r>
-        <w:tab/>
-      </w:r>
-      <w:r>
         <w:t xml:space="preserve">11.2 The master table schema (the Layer-2 contract)</w:t>
       </w:r>
     </w:p>
@@ -14740,15 +15409,6 @@
       <w:pPr>
         <w:pStyle w:val="Heading2"/>
       </w:pPr>
-      <w:r>
-        <w:rPr>
-          <w:rStyle w:val="SectionNumber"/>
-        </w:rPr>
-        <w:t xml:space="preserve">11.3</w:t>
-      </w:r>
-      <w:r>
-        <w:tab/>
-      </w:r>
       <w:r>
         <w:t xml:space="preserve">11.3 Provenance</w:t>
       </w:r>
@@ -14819,15 +15479,6 @@
       <w:pPr>
         <w:pStyle w:val="Heading1"/>
       </w:pPr>
-      <w:r>
-        <w:rPr>
-          <w:rStyle w:val="SectionNumber"/>
-        </w:rPr>
-        <w:t xml:space="preserve">12</w:t>
-      </w:r>
-      <w:r>
-        <w:tab/>
-      </w:r>
       <w:r>
         <w:t xml:space="preserve">12. Layer 2 — the One Health comparative analysis</w:t>
       </w:r>
@@ -15413,15 +16064,6 @@
         <w:pStyle w:val="Heading1"/>
       </w:pPr>
       <w:r>
-        <w:rPr>
-          <w:rStyle w:val="SectionNumber"/>
-        </w:rPr>
-        <w:t xml:space="preserve">13</w:t>
-      </w:r>
-      <w:r>
-        <w:tab/>
-      </w:r>
-      <w:r>
         <w:t xml:space="preserve">13. Interpreting results</w:t>
       </w:r>
     </w:p>
@@ -15750,15 +16392,6 @@
       <w:pPr>
         <w:pStyle w:val="Heading1"/>
       </w:pPr>
-      <w:r>
-        <w:rPr>
-          <w:rStyle w:val="SectionNumber"/>
-        </w:rPr>
-        <w:t xml:space="preserve">14</w:t>
-      </w:r>
-      <w:r>
-        <w:tab/>
-      </w:r>
       <w:r>
         <w:t xml:space="preserve">14. Troubleshooting</w:t>
       </w:r>
@@ -16327,7 +16960,7 @@
               <w:t xml:space="preserve">illumina_r1/r2</w:t>
             </w:r>
             <w:r>
-              <w:t xml:space="preserve">) for a hybrid polish and</w:t>
+              <w:t xml:space="preserve">) for a hybrid polish, or run it Illumina-only, for</w:t>
             </w:r>
             <w:r>
               <w:t xml:space="preserve"> </w:t>
@@ -16343,6 +16976,81 @@
             </w:r>
             <w:r>
               <w:t xml:space="preserve">confidence</w:t>
+            </w:r>
+          </w:p>
+        </w:tc>
+      </w:tr>
+      <w:tr>
+        <w:tc>
+          <w:tcPr/>
+          <w:p>
+            <w:pPr>
+              <w:pStyle w:val="Compact"/>
+            </w:pPr>
+            <w:r>
+              <w:t xml:space="preserve">Illumina-only isolate not assembling / wrong assembler</w:t>
+            </w:r>
+          </w:p>
+        </w:tc>
+        <w:tc>
+          <w:tcPr/>
+          <w:p>
+            <w:pPr>
+              <w:pStyle w:val="Compact"/>
+            </w:pPr>
+            <w:r>
+              <w:t xml:space="preserve">check the row has both</w:t>
+            </w:r>
+            <w:r>
+              <w:t xml:space="preserve"> </w:t>
+            </w:r>
+            <w:r>
+              <w:rPr>
+                <w:rStyle w:val="VerbatimChar"/>
+              </w:rPr>
+              <w:t xml:space="preserve">illumina_r1</w:t>
+            </w:r>
+            <w:r>
+              <w:t xml:space="preserve">+</w:t>
+            </w:r>
+            <w:r>
+              <w:rPr>
+                <w:rStyle w:val="VerbatimChar"/>
+              </w:rPr>
+              <w:t xml:space="preserve">illumina_r2</w:t>
+            </w:r>
+            <w:r>
+              <w:t xml:space="preserve"> </w:t>
+            </w:r>
+            <w:r>
+              <w:t xml:space="preserve">and no</w:t>
+            </w:r>
+            <w:r>
+              <w:t xml:space="preserve"> </w:t>
+            </w:r>
+            <w:r>
+              <w:rPr>
+                <w:rStyle w:val="VerbatimChar"/>
+              </w:rPr>
+              <w:t xml:space="preserve">ont_fastq</w:t>
+            </w:r>
+            <w:r>
+              <w:t xml:space="preserve">; switch</w:t>
+            </w:r>
+            <w:r>
+              <w:t xml:space="preserve"> </w:t>
+            </w:r>
+            <w:r>
+              <w:rPr>
+                <w:rStyle w:val="VerbatimChar"/>
+              </w:rPr>
+              <w:t xml:space="preserve">--sr_assembler spades\|megahit</w:t>
+            </w:r>
+            <w:r>
+              <w:t xml:space="preserve"> </w:t>
+            </w:r>
+            <w:r>
+              <w:t xml:space="preserve">if SPAdes runs out of memory (MEGAHIT is leaner)</w:t>
             </w:r>
           </w:p>
         </w:tc>
@@ -16427,15 +17135,6 @@
         <w:pStyle w:val="Heading1"/>
       </w:pPr>
       <w:r>
-        <w:rPr>
-          <w:rStyle w:val="SectionNumber"/>
-        </w:rPr>
-        <w:t xml:space="preserve">15</w:t>
-      </w:r>
-      <w:r>
-        <w:tab/>
-      </w:r>
-      <w:r>
         <w:t xml:space="preserve">15. Reproducibility &amp; provenance</w:t>
       </w:r>
     </w:p>
@@ -16579,15 +17278,6 @@
       <w:pPr>
         <w:pStyle w:val="Heading1"/>
       </w:pPr>
-      <w:r>
-        <w:rPr>
-          <w:rStyle w:val="SectionNumber"/>
-        </w:rPr>
-        <w:t xml:space="preserve">16</w:t>
-      </w:r>
-      <w:r>
-        <w:tab/>
-      </w:r>
       <w:r>
         <w:t xml:space="preserve">16. Extending FungiForge</w:t>
       </w:r>
@@ -16597,7 +17287,7 @@
         <w:pStyle w:val="Compact"/>
         <w:numPr>
           <w:ilvl w:val="0"/>
-          <w:numId w:val="1010"/>
+          <w:numId w:val="1011"/>
         </w:numPr>
       </w:pPr>
       <w:r>
@@ -16631,7 +17321,7 @@
         <w:pStyle w:val="Compact"/>
         <w:numPr>
           <w:ilvl w:val="0"/>
-          <w:numId w:val="1010"/>
+          <w:numId w:val="1011"/>
         </w:numPr>
       </w:pPr>
       <w:r>
@@ -16674,7 +17364,7 @@
         <w:pStyle w:val="Compact"/>
         <w:numPr>
           <w:ilvl w:val="0"/>
-          <w:numId w:val="1010"/>
+          <w:numId w:val="1011"/>
         </w:numPr>
       </w:pPr>
       <w:r>
@@ -16714,7 +17404,7 @@
         <w:pStyle w:val="Compact"/>
         <w:numPr>
           <w:ilvl w:val="0"/>
-          <w:numId w:val="1010"/>
+          <w:numId w:val="1011"/>
         </w:numPr>
       </w:pPr>
       <w:r>
@@ -16750,15 +17440,6 @@
         <w:pStyle w:val="Heading1"/>
       </w:pPr>
       <w:r>
-        <w:rPr>
-          <w:rStyle w:val="SectionNumber"/>
-        </w:rPr>
-        <w:t xml:space="preserve">17</w:t>
-      </w:r>
-      <w:r>
-        <w:tab/>
-      </w:r>
-      <w:r>
         <w:t xml:space="preserve">17. Glossary</w:t>
       </w:r>
     </w:p>
@@ -17070,15 +17751,6 @@
       <w:pPr>
         <w:pStyle w:val="Heading1"/>
       </w:pPr>
-      <w:r>
-        <w:rPr>
-          <w:rStyle w:val="SectionNumber"/>
-        </w:rPr>
-        <w:t xml:space="preserve">18</w:t>
-      </w:r>
-      <w:r>
-        <w:tab/>
-      </w:r>
       <w:r>
         <w:t xml:space="preserve">18. Citation</w:t>
       </w:r>
@@ -17274,6 +17946,109 @@
       </w:pPr>
     </w:lvl>
   </w:abstractNum>
+  <w:abstractNum w:abstractNumId="991">
+    <w:nsid w:val="0000A991"/>
+    <w:multiLevelType w:val="multilevel"/>
+    <w:lvl w:ilvl="0">
+      <w:numFmt w:val="bullet"/>
+      <w:lvlText w:val=""/>
+      <w:lvlJc w:val="left"/>
+      <w:pPr>
+        <w:ind w:left="720" w:hanging="360"/>
+      </w:pPr>
+      <w:rPr>
+        <w:rFonts w:ascii="Symbol" w:hAnsi="Symbol" w:cs="Symbol" w:hint="default"/>
+      </w:rPr>
+    </w:lvl>
+    <w:lvl w:ilvl="1">
+      <w:numFmt w:val="bullet"/>
+      <w:lvlText w:val="o"/>
+      <w:lvlJc w:val="left"/>
+      <w:pPr>
+        <w:ind w:left="1440" w:hanging="360"/>
+      </w:pPr>
+      <w:rPr>
+        <w:rFonts w:ascii="Courier New" w:hAnsi="Courier New" w:cs="Courier New" w:hint="default"/>
+      </w:rPr>
+    </w:lvl>
+    <w:lvl w:ilvl="2">
+      <w:numFmt w:val="bullet"/>
+      <w:lvlText w:val=""/>
+      <w:lvlJc w:val="left"/>
+      <w:pPr>
+        <w:ind w:left="2160" w:hanging="360"/>
+      </w:pPr>
+      <w:rPr>
+        <w:rFonts w:ascii="Wingdings" w:hAnsi="Wingdings" w:cs="Wingdings" w:hint="default"/>
+      </w:rPr>
+    </w:lvl>
+    <w:lvl w:ilvl="3">
+      <w:numFmt w:val="bullet"/>
+      <w:lvlText w:val=""/>
+      <w:lvlJc w:val="left"/>
+      <w:pPr>
+        <w:ind w:left="2880" w:hanging="360"/>
+      </w:pPr>
+      <w:rPr>
+        <w:rFonts w:ascii="Symbol" w:hAnsi="Symbol" w:cs="Symbol" w:hint="default"/>
+      </w:rPr>
+    </w:lvl>
+    <w:lvl w:ilvl="4">
+      <w:numFmt w:val="bullet"/>
+      <w:lvlText w:val="o"/>
+      <w:lvlJc w:val="left"/>
+      <w:pPr>
+        <w:ind w:left="3600" w:hanging="360"/>
+      </w:pPr>
+      <w:rPr>
+        <w:rFonts w:ascii="Courier New" w:hAnsi="Courier New" w:cs="Courier New" w:hint="default"/>
+      </w:rPr>
+    </w:lvl>
+    <w:lvl w:ilvl="5">
+      <w:numFmt w:val="bullet"/>
+      <w:lvlText w:val=""/>
+      <w:lvlJc w:val="left"/>
+      <w:pPr>
+        <w:ind w:left="4320" w:hanging="360"/>
+      </w:pPr>
+      <w:rPr>
+        <w:rFonts w:ascii="Wingdings" w:hAnsi="Wingdings" w:cs="Wingdings" w:hint="default"/>
+      </w:rPr>
+    </w:lvl>
+    <w:lvl w:ilvl="6">
+      <w:numFmt w:val="bullet"/>
+      <w:lvlText w:val=""/>
+      <w:lvlJc w:val="left"/>
+      <w:pPr>
+        <w:ind w:left="5040" w:hanging="360"/>
+      </w:pPr>
+      <w:rPr>
+        <w:rFonts w:ascii="Symbol" w:hAnsi="Symbol" w:cs="Symbol" w:hint="default"/>
+      </w:rPr>
+    </w:lvl>
+    <w:lvl w:ilvl="7">
+      <w:numFmt w:val="bullet"/>
+      <w:lvlText w:val="o"/>
+      <w:lvlJc w:val="left"/>
+      <w:pPr>
+        <w:ind w:left="5760" w:hanging="360"/>
+      </w:pPr>
+      <w:rPr>
+        <w:rFonts w:ascii="Courier New" w:hAnsi="Courier New" w:cs="Courier New" w:hint="default"/>
+      </w:rPr>
+    </w:lvl>
+    <w:lvl w:ilvl="8">
+      <w:numFmt w:val="bullet"/>
+      <w:lvlText w:val=""/>
+      <w:lvlJc w:val="left"/>
+      <w:pPr>
+        <w:ind w:left="6480" w:hanging="360"/>
+      </w:pPr>
+      <w:rPr>
+        <w:rFonts w:ascii="Wingdings" w:hAnsi="Wingdings" w:cs="Wingdings" w:hint="default"/>
+      </w:rPr>
+    </w:lvl>
+  </w:abstractNum>
   <w:abstractNum w:abstractNumId="99411">
     <w:nsid w:val="00A99411"/>
     <w:multiLevelType w:val="multilevel"/>
@@ -17359,113 +18134,13 @@
       </w:pPr>
     </w:lvl>
   </w:abstractNum>
-  <w:abstractNum w:abstractNumId="991">
-    <w:nsid w:val="0000A991"/>
-    <w:multiLevelType w:val="multilevel"/>
-    <w:lvl w:ilvl="0">
-      <w:numFmt w:val="bullet"/>
-      <w:lvlText w:val=""/>
-      <w:lvlJc w:val="left"/>
-      <w:pPr>
-        <w:ind w:left="720" w:hanging="360"/>
-      </w:pPr>
-      <w:rPr>
-        <w:rFonts w:ascii="Symbol" w:hAnsi="Symbol" w:cs="Symbol" w:hint="default"/>
-      </w:rPr>
-    </w:lvl>
-    <w:lvl w:ilvl="1">
-      <w:numFmt w:val="bullet"/>
-      <w:lvlText w:val="o"/>
-      <w:lvlJc w:val="left"/>
-      <w:pPr>
-        <w:ind w:left="1440" w:hanging="360"/>
-      </w:pPr>
-      <w:rPr>
-        <w:rFonts w:ascii="Courier New" w:hAnsi="Courier New" w:cs="Courier New" w:hint="default"/>
-      </w:rPr>
-    </w:lvl>
-    <w:lvl w:ilvl="2">
-      <w:numFmt w:val="bullet"/>
-      <w:lvlText w:val=""/>
-      <w:lvlJc w:val="left"/>
-      <w:pPr>
-        <w:ind w:left="2160" w:hanging="360"/>
-      </w:pPr>
-      <w:rPr>
-        <w:rFonts w:ascii="Wingdings" w:hAnsi="Wingdings" w:cs="Wingdings" w:hint="default"/>
-      </w:rPr>
-    </w:lvl>
-    <w:lvl w:ilvl="3">
-      <w:numFmt w:val="bullet"/>
-      <w:lvlText w:val=""/>
-      <w:lvlJc w:val="left"/>
-      <w:pPr>
-        <w:ind w:left="2880" w:hanging="360"/>
-      </w:pPr>
-      <w:rPr>
-        <w:rFonts w:ascii="Symbol" w:hAnsi="Symbol" w:cs="Symbol" w:hint="default"/>
-      </w:rPr>
-    </w:lvl>
-    <w:lvl w:ilvl="4">
-      <w:numFmt w:val="bullet"/>
-      <w:lvlText w:val="o"/>
-      <w:lvlJc w:val="left"/>
-      <w:pPr>
-        <w:ind w:left="3600" w:hanging="360"/>
-      </w:pPr>
-      <w:rPr>
-        <w:rFonts w:ascii="Courier New" w:hAnsi="Courier New" w:cs="Courier New" w:hint="default"/>
-      </w:rPr>
-    </w:lvl>
-    <w:lvl w:ilvl="5">
-      <w:numFmt w:val="bullet"/>
-      <w:lvlText w:val=""/>
-      <w:lvlJc w:val="left"/>
-      <w:pPr>
-        <w:ind w:left="4320" w:hanging="360"/>
-      </w:pPr>
-      <w:rPr>
-        <w:rFonts w:ascii="Wingdings" w:hAnsi="Wingdings" w:cs="Wingdings" w:hint="default"/>
-      </w:rPr>
-    </w:lvl>
-    <w:lvl w:ilvl="6">
-      <w:numFmt w:val="bullet"/>
-      <w:lvlText w:val=""/>
-      <w:lvlJc w:val="left"/>
-      <w:pPr>
-        <w:ind w:left="5040" w:hanging="360"/>
-      </w:pPr>
-      <w:rPr>
-        <w:rFonts w:ascii="Symbol" w:hAnsi="Symbol" w:cs="Symbol" w:hint="default"/>
-      </w:rPr>
-    </w:lvl>
-    <w:lvl w:ilvl="7">
-      <w:numFmt w:val="bullet"/>
-      <w:lvlText w:val="o"/>
-      <w:lvlJc w:val="left"/>
-      <w:pPr>
-        <w:ind w:left="5760" w:hanging="360"/>
-      </w:pPr>
-      <w:rPr>
-        <w:rFonts w:ascii="Courier New" w:hAnsi="Courier New" w:cs="Courier New" w:hint="default"/>
-      </w:rPr>
-    </w:lvl>
-    <w:lvl w:ilvl="8">
-      <w:numFmt w:val="bullet"/>
-      <w:lvlText w:val=""/>
-      <w:lvlJc w:val="left"/>
-      <w:pPr>
-        <w:ind w:left="6480" w:hanging="360"/>
-      </w:pPr>
-      <w:rPr>
-        <w:rFonts w:ascii="Wingdings" w:hAnsi="Wingdings" w:cs="Wingdings" w:hint="default"/>
-      </w:rPr>
-    </w:lvl>
-  </w:abstractNum>
   <w:num w:numId="1000">
     <w:abstractNumId w:val="990"/>
   </w:num>
   <w:num w:numId="1001">
+    <w:abstractNumId w:val="991"/>
+  </w:num>
+  <w:num w:numId="1002">
     <w:abstractNumId w:val="99411"/>
     <w:lvlOverride w:ilvl="0">
       <w:startOverride w:val="1"/>
@@ -17495,9 +18170,6 @@
       <w:startOverride w:val="1"/>
     </w:lvlOverride>
   </w:num>
-  <w:num w:numId="1002">
-    <w:abstractNumId w:val="991"/>
-  </w:num>
   <w:num w:numId="1003">
     <w:abstractNumId w:val="991"/>
   </w:num>
@@ -17520,6 +18192,9 @@
     <w:abstractNumId w:val="991"/>
   </w:num>
   <w:num w:numId="1010">
+    <w:abstractNumId w:val="991"/>
+  </w:num>
+  <w:num w:numId="1011">
     <w:abstractNumId w:val="991"/>
   </w:num>
 </w:numbering>
